--- a/PDF_CAPITULO3/PLANTILLA VISUALIZACIÓN DTC.docx
+++ b/PDF_CAPITULO3/PLANTILLA VISUALIZACIÓN DTC.docx
@@ -100,7 +100,7 @@
                 <w:sz w:val="20"/>
                 <w:szCs w:val="20"/>
               </w:rPr>
-              <w:t>[[A_FORMALIZADA]]</w:t>
+              <w:t>[[FORMALIZADA]]</w:t>
             </w:r>
           </w:p>
         </w:tc>
@@ -206,6 +206,15 @@
                 <w:szCs w:val="20"/>
               </w:rPr>
             </w:pPr>
+            <w:r>
+              <w:rPr>
+                <w:rFonts w:cstheme="minorHAnsi"/>
+                <w:b/>
+                <w:sz w:val="20"/>
+                <w:szCs w:val="20"/>
+              </w:rPr>
+              <w:t>[[NOMBRE_COPROPIEDAD]]</w:t>
+            </w:r>
           </w:p>
         </w:tc>
       </w:tr>
@@ -245,6 +254,15 @@
                 <w:szCs w:val="20"/>
               </w:rPr>
             </w:pPr>
+            <w:r>
+              <w:rPr>
+                <w:rFonts w:cstheme="minorHAnsi"/>
+                <w:b/>
+                <w:sz w:val="20"/>
+                <w:szCs w:val="20"/>
+              </w:rPr>
+              <w:t>[[CODIGO_CONJUNTO]]</w:t>
+            </w:r>
           </w:p>
         </w:tc>
       </w:tr>
@@ -291,6 +309,15 @@
                 <w:szCs w:val="20"/>
               </w:rPr>
             </w:pPr>
+            <w:r>
+              <w:rPr>
+                <w:rFonts w:cstheme="minorHAnsi"/>
+                <w:b/>
+                <w:sz w:val="20"/>
+                <w:szCs w:val="20"/>
+              </w:rPr>
+              <w:t>[[NOMBRE_CONJUNTO]]</w:t>
+            </w:r>
           </w:p>
         </w:tc>
       </w:tr>
@@ -346,7 +373,17 @@
                 <w:sz w:val="20"/>
                 <w:szCs w:val="20"/>
               </w:rPr>
-              <w:t xml:space="preserve">Si – no </w:t>
+              <w:t>[[BENEFICIO]]</w:t>
+            </w:r>
+            <w:r>
+              <w:rPr>
+                <w:rFonts w:cstheme="minorHAnsi"/>
+                <w:b/>
+                <w:color w:val="000000"/>
+                <w:sz w:val="20"/>
+                <w:szCs w:val="20"/>
+              </w:rPr>
+              <w:t xml:space="preserve"> </w:t>
             </w:r>
           </w:p>
         </w:tc>
@@ -394,6 +431,15 @@
                 <w:szCs w:val="20"/>
               </w:rPr>
             </w:pPr>
+            <w:r>
+              <w:rPr>
+                <w:rFonts w:cstheme="minorHAnsi"/>
+                <w:color w:val="000000"/>
+                <w:sz w:val="20"/>
+                <w:szCs w:val="20"/>
+              </w:rPr>
+              <w:t>[[OBRAS_REALIZADAS]]</w:t>
+            </w:r>
           </w:p>
         </w:tc>
       </w:tr>

--- a/PDF_CAPITULO3/PLANTILLA VISUALIZACIÓN DTC.docx
+++ b/PDF_CAPITULO3/PLANTILLA VISUALIZACIÓN DTC.docx
@@ -487,6 +487,15 @@
                 <w:szCs w:val="20"/>
               </w:rPr>
             </w:pPr>
+            <w:r>
+              <w:rPr>
+                <w:rFonts w:cstheme="minorHAnsi"/>
+                <w:color w:val="000000"/>
+                <w:sz w:val="20"/>
+                <w:szCs w:val="20"/>
+              </w:rPr>
+              <w:t>[[DIRECCION_COPROPIEDAD]]</w:t>
+            </w:r>
           </w:p>
         </w:tc>
       </w:tr>
@@ -533,6 +542,15 @@
                 <w:szCs w:val="20"/>
               </w:rPr>
             </w:pPr>
+            <w:r>
+              <w:rPr>
+                <w:rFonts w:cstheme="minorHAnsi"/>
+                <w:b/>
+                <w:sz w:val="20"/>
+                <w:szCs w:val="20"/>
+              </w:rPr>
+              <w:t>[[COMUNA]]</w:t>
+            </w:r>
           </w:p>
         </w:tc>
       </w:tr>
@@ -695,6 +713,15 @@
                 <w:szCs w:val="20"/>
               </w:rPr>
             </w:pPr>
+            <w:r>
+              <w:rPr>
+                <w:rFonts w:cstheme="minorHAnsi"/>
+                <w:b/>
+                <w:sz w:val="20"/>
+                <w:szCs w:val="20"/>
+              </w:rPr>
+              <w:t>[[NUM_DEPTO]]</w:t>
+            </w:r>
           </w:p>
         </w:tc>
       </w:tr>
@@ -741,6 +768,15 @@
                 <w:szCs w:val="20"/>
               </w:rPr>
             </w:pPr>
+            <w:r>
+              <w:rPr>
+                <w:rFonts w:cstheme="minorHAnsi"/>
+                <w:b/>
+                <w:sz w:val="20"/>
+                <w:szCs w:val="20"/>
+              </w:rPr>
+              <w:t>[[SUPERFICIE]]</w:t>
+            </w:r>
           </w:p>
         </w:tc>
       </w:tr>
@@ -787,6 +823,15 @@
                 <w:szCs w:val="20"/>
               </w:rPr>
             </w:pPr>
+            <w:r>
+              <w:rPr>
+                <w:rFonts w:cstheme="minorHAnsi"/>
+                <w:b/>
+                <w:sz w:val="20"/>
+                <w:szCs w:val="20"/>
+              </w:rPr>
+              <w:t>[[AÑO_RECEPCION]]</w:t>
+            </w:r>
           </w:p>
         </w:tc>
       </w:tr>
@@ -883,6 +928,15 @@
                 <w:szCs w:val="20"/>
               </w:rPr>
             </w:pPr>
+            <w:r>
+              <w:rPr>
+                <w:rFonts w:cstheme="minorHAnsi"/>
+                <w:b/>
+                <w:sz w:val="20"/>
+                <w:szCs w:val="20"/>
+              </w:rPr>
+              <w:t>[[NOMBRE_ENTIDAD]]</w:t>
+            </w:r>
           </w:p>
         </w:tc>
       </w:tr>
@@ -924,6 +978,15 @@
                 <w:szCs w:val="20"/>
               </w:rPr>
             </w:pPr>
+            <w:r>
+              <w:rPr>
+                <w:rFonts w:cstheme="minorHAnsi"/>
+                <w:b/>
+                <w:sz w:val="20"/>
+                <w:szCs w:val="20"/>
+              </w:rPr>
+              <w:t>[[REPRESENTANTE]]</w:t>
+            </w:r>
           </w:p>
         </w:tc>
       </w:tr>
@@ -964,6 +1027,15 @@
                 <w:szCs w:val="20"/>
               </w:rPr>
             </w:pPr>
+            <w:r>
+              <w:rPr>
+                <w:rFonts w:cstheme="minorHAnsi"/>
+                <w:b/>
+                <w:sz w:val="20"/>
+                <w:szCs w:val="20"/>
+              </w:rPr>
+              <w:t>[[RUT_ENTIDAD]]</w:t>
+            </w:r>
           </w:p>
         </w:tc>
       </w:tr>
@@ -1004,6 +1076,15 @@
                 <w:szCs w:val="20"/>
               </w:rPr>
             </w:pPr>
+            <w:r>
+              <w:rPr>
+                <w:rFonts w:cstheme="minorHAnsi"/>
+                <w:b/>
+                <w:sz w:val="20"/>
+                <w:szCs w:val="20"/>
+              </w:rPr>
+              <w:t>[[NOMBRE_PROFESIONAL]]</w:t>
+            </w:r>
           </w:p>
         </w:tc>
       </w:tr>
@@ -1043,6 +1124,15 @@
                 <w:szCs w:val="20"/>
               </w:rPr>
             </w:pPr>
+            <w:r>
+              <w:rPr>
+                <w:rFonts w:cstheme="minorHAnsi"/>
+                <w:b/>
+                <w:sz w:val="20"/>
+                <w:szCs w:val="20"/>
+              </w:rPr>
+              <w:t>[[RUT_PROFESIONAL]]</w:t>
+            </w:r>
           </w:p>
         </w:tc>
       </w:tr>
@@ -1082,6 +1172,15 @@
                 <w:szCs w:val="20"/>
               </w:rPr>
             </w:pPr>
+            <w:r>
+              <w:rPr>
+                <w:rFonts w:cstheme="minorHAnsi"/>
+                <w:b/>
+                <w:sz w:val="20"/>
+                <w:szCs w:val="20"/>
+              </w:rPr>
+              <w:t>[[CORREO_PROFESIONAL]]</w:t>
+            </w:r>
           </w:p>
         </w:tc>
       </w:tr>
@@ -1188,6 +1287,15 @@
                 <w:szCs w:val="20"/>
               </w:rPr>
             </w:pPr>
+            <w:r>
+              <w:rPr>
+                <w:rFonts w:cstheme="minorHAnsi"/>
+                <w:b/>
+                <w:sz w:val="20"/>
+                <w:szCs w:val="20"/>
+              </w:rPr>
+              <w:t>[[NOMBRE_DIRIGENTE]]</w:t>
+            </w:r>
           </w:p>
         </w:tc>
       </w:tr>
@@ -1227,6 +1335,15 @@
                 <w:szCs w:val="20"/>
               </w:rPr>
             </w:pPr>
+            <w:r>
+              <w:rPr>
+                <w:rFonts w:cstheme="minorHAnsi"/>
+                <w:b/>
+                <w:sz w:val="20"/>
+                <w:szCs w:val="20"/>
+              </w:rPr>
+              <w:t>[[RUT_DIRIGENTE]]</w:t>
+            </w:r>
           </w:p>
         </w:tc>
       </w:tr>
@@ -1266,6 +1383,15 @@
                 <w:szCs w:val="20"/>
               </w:rPr>
             </w:pPr>
+            <w:r>
+              <w:rPr>
+                <w:rFonts w:cstheme="minorHAnsi"/>
+                <w:b/>
+                <w:sz w:val="20"/>
+                <w:szCs w:val="20"/>
+              </w:rPr>
+              <w:t>[[CORREO_DIRIGENTE]]</w:t>
+            </w:r>
           </w:p>
         </w:tc>
       </w:tr>
@@ -1292,9 +1418,9 @@
         <w:tblDescription w:val="Lista de atributos y valores"/>
       </w:tblPr>
       <w:tblGrid>
-        <w:gridCol w:w="4537"/>
-        <w:gridCol w:w="1843"/>
-        <w:gridCol w:w="3402"/>
+        <w:gridCol w:w="4462"/>
+        <w:gridCol w:w="1943"/>
+        <w:gridCol w:w="3377"/>
       </w:tblGrid>
       <w:tr>
         <w:trPr>
@@ -1468,6 +1594,14 @@
                 <w:szCs w:val="20"/>
               </w:rPr>
             </w:pPr>
+            <w:r>
+              <w:rPr>
+                <w:rFonts w:cstheme="minorHAnsi"/>
+                <w:sz w:val="16"/>
+                <w:szCs w:val="20"/>
+              </w:rPr>
+              <w:t>[[PUNTAJE_AREA_VERDE]]</w:t>
+            </w:r>
           </w:p>
         </w:tc>
         <w:tc>
@@ -1490,7 +1624,7 @@
                 <w:sz w:val="16"/>
                 <w:szCs w:val="20"/>
               </w:rPr>
-              <w:t>(EJ. MEJORAMIENTO, REPOSICIÓN O NO APLICA)</w:t>
+              <w:t>[[INTERVENCION_AREA_VERDE]]</w:t>
             </w:r>
           </w:p>
         </w:tc>

--- a/PDF_CAPITULO3/PLANTILLA VISUALIZACIÓN DTC.docx
+++ b/PDF_CAPITULO3/PLANTILLA VISUALIZACIÓN DTC.docx
@@ -2689,7 +2689,7 @@
                 <w:szCs w:val="20"/>
                 <w:lang w:eastAsia="es-CL"/>
               </w:rPr>
-              <w:t>ESTRUICTURA</w:t>
+              <w:t>ESTRUCTURA</w:t>
             </w:r>
             <w:r>
               <w:rPr>
@@ -3038,7 +3038,17 @@
                 <w:szCs w:val="20"/>
                 <w:lang w:eastAsia="es-CL"/>
               </w:rPr>
-              <w:t xml:space="preserve">                              </w:t>
+              <w:t xml:space="preserve">            </w:t>
+            </w:r>
+            <w:r>
+              <w:rPr>
+                <w:rFonts w:ascii="Calibri" w:eastAsia="Times New Roman" w:hAnsi="Calibri" w:cs="Calibri"/>
+                <w:color w:val="000000"/>
+                <w:sz w:val="20"/>
+                <w:szCs w:val="20"/>
+                <w:lang w:eastAsia="es-CL"/>
+              </w:rPr>
+              <w:t xml:space="preserve">              </w:t>
             </w:r>
             <w:proofErr w:type="gramStart"/>
             <w:r>
@@ -3049,7 +3059,17 @@
                 <w:szCs w:val="20"/>
                 <w:lang w:eastAsia="es-CL"/>
               </w:rPr>
-              <w:t xml:space="preserve">   [</w:t>
+              <w:t xml:space="preserve">   </w:t>
+            </w:r>
+            <w:r>
+              <w:rPr>
+                <w:rFonts w:ascii="Calibri" w:eastAsia="Times New Roman" w:hAnsi="Calibri" w:cs="Calibri"/>
+                <w:color w:val="000000"/>
+                <w:sz w:val="20"/>
+                <w:szCs w:val="20"/>
+                <w:lang w:eastAsia="es-CL"/>
+              </w:rPr>
+              <w:t>[</w:t>
             </w:r>
             <w:proofErr w:type="gramEnd"/>
             <w:r>
@@ -3103,7 +3123,7 @@
                 <w:szCs w:val="20"/>
                 <w:lang w:eastAsia="es-CL"/>
               </w:rPr>
-              <w:t xml:space="preserve">                 </w:t>
+              <w:t xml:space="preserve">             </w:t>
             </w:r>
             <w:proofErr w:type="gramStart"/>
             <w:r>

--- a/PDF_CAPITULO3/PLANTILLA VISUALIZACIÓN DTC.docx
+++ b/PDF_CAPITULO3/PLANTILLA VISUALIZACIÓN DTC.docx
@@ -1590,14 +1590,14 @@
               <w:spacing w:after="160" w:line="259" w:lineRule="auto"/>
               <w:rPr>
                 <w:rFonts w:cstheme="minorHAnsi"/>
-                <w:sz w:val="16"/>
-                <w:szCs w:val="20"/>
-              </w:rPr>
-            </w:pPr>
-            <w:r>
-              <w:rPr>
-                <w:rFonts w:cstheme="minorHAnsi"/>
-                <w:sz w:val="16"/>
+                <w:sz w:val="20"/>
+                <w:szCs w:val="20"/>
+              </w:rPr>
+            </w:pPr>
+            <w:r>
+              <w:rPr>
+                <w:rFonts w:cstheme="minorHAnsi"/>
+                <w:sz w:val="20"/>
                 <w:szCs w:val="20"/>
               </w:rPr>
               <w:t>[[PUNTAJE_AREA_VERDE]]</w:t>
@@ -1614,14 +1614,14 @@
               <w:spacing w:after="160" w:line="259" w:lineRule="auto"/>
               <w:rPr>
                 <w:rFonts w:cstheme="minorHAnsi"/>
-                <w:sz w:val="16"/>
-                <w:szCs w:val="20"/>
-              </w:rPr>
-            </w:pPr>
-            <w:r>
-              <w:rPr>
-                <w:rFonts w:cstheme="minorHAnsi"/>
-                <w:sz w:val="16"/>
+                <w:sz w:val="20"/>
+                <w:szCs w:val="20"/>
+              </w:rPr>
+            </w:pPr>
+            <w:r>
+              <w:rPr>
+                <w:rFonts w:cstheme="minorHAnsi"/>
+                <w:sz w:val="20"/>
                 <w:szCs w:val="20"/>
               </w:rPr>
               <w:t>[[INTERVENCION_AREA_VERDE]]</w:t>
@@ -2155,14 +2155,14 @@
     <w:tbl>
       <w:tblPr>
         <w:tblStyle w:val="Tablaconcuadrcula"/>
-        <w:tblW w:w="7656" w:type="dxa"/>
+        <w:tblW w:w="6380" w:type="dxa"/>
         <w:tblInd w:w="-431" w:type="dxa"/>
         <w:tblLook w:val="04A0" w:firstRow="1" w:lastRow="0" w:firstColumn="1" w:lastColumn="0" w:noHBand="0" w:noVBand="1"/>
         <w:tblDescription w:val="Lista de atributos y valores"/>
       </w:tblPr>
       <w:tblGrid>
-        <w:gridCol w:w="4962"/>
-        <w:gridCol w:w="2694"/>
+        <w:gridCol w:w="3970"/>
+        <w:gridCol w:w="2410"/>
       </w:tblGrid>
       <w:tr>
         <w:trPr>
@@ -2170,7 +2170,7 @@
         </w:trPr>
         <w:tc>
           <w:tcPr>
-            <w:tcW w:w="4962" w:type="dxa"/>
+            <w:tcW w:w="3970" w:type="dxa"/>
           </w:tcPr>
           <w:p>
             <w:pPr>
@@ -2203,7 +2203,7 @@
         </w:tc>
         <w:tc>
           <w:tcPr>
-            <w:tcW w:w="2694" w:type="dxa"/>
+            <w:tcW w:w="2410" w:type="dxa"/>
           </w:tcPr>
           <w:p>
             <w:pPr>
@@ -2224,7 +2224,7 @@
         </w:trPr>
         <w:tc>
           <w:tcPr>
-            <w:tcW w:w="4962" w:type="dxa"/>
+            <w:tcW w:w="3970" w:type="dxa"/>
             <w:noWrap/>
             <w:hideMark/>
           </w:tcPr>
@@ -2252,7 +2252,7 @@
         </w:tc>
         <w:tc>
           <w:tcPr>
-            <w:tcW w:w="2694" w:type="dxa"/>
+            <w:tcW w:w="2410" w:type="dxa"/>
           </w:tcPr>
           <w:p>
             <w:pPr>
@@ -2283,7 +2283,7 @@
         </w:trPr>
         <w:tc>
           <w:tcPr>
-            <w:tcW w:w="4962" w:type="dxa"/>
+            <w:tcW w:w="3970" w:type="dxa"/>
             <w:noWrap/>
             <w:hideMark/>
           </w:tcPr>
@@ -2311,7 +2311,7 @@
         </w:tc>
         <w:tc>
           <w:tcPr>
-            <w:tcW w:w="2694" w:type="dxa"/>
+            <w:tcW w:w="2410" w:type="dxa"/>
           </w:tcPr>
           <w:p>
             <w:pPr>
@@ -2342,7 +2342,7 @@
         </w:trPr>
         <w:tc>
           <w:tcPr>
-            <w:tcW w:w="4962" w:type="dxa"/>
+            <w:tcW w:w="3970" w:type="dxa"/>
             <w:noWrap/>
             <w:hideMark/>
           </w:tcPr>
@@ -2370,7 +2370,7 @@
         </w:tc>
         <w:tc>
           <w:tcPr>
-            <w:tcW w:w="2694" w:type="dxa"/>
+            <w:tcW w:w="2410" w:type="dxa"/>
           </w:tcPr>
           <w:p>
             <w:pPr>
@@ -2401,7 +2401,7 @@
         </w:trPr>
         <w:tc>
           <w:tcPr>
-            <w:tcW w:w="4962" w:type="dxa"/>
+            <w:tcW w:w="3970" w:type="dxa"/>
             <w:noWrap/>
             <w:hideMark/>
           </w:tcPr>
@@ -2441,7 +2441,7 @@
         </w:tc>
         <w:tc>
           <w:tcPr>
-            <w:tcW w:w="2694" w:type="dxa"/>
+            <w:tcW w:w="2410" w:type="dxa"/>
           </w:tcPr>
           <w:p>
             <w:pPr>
@@ -2472,7 +2472,7 @@
         </w:trPr>
         <w:tc>
           <w:tcPr>
-            <w:tcW w:w="4962" w:type="dxa"/>
+            <w:tcW w:w="3970" w:type="dxa"/>
             <w:noWrap/>
             <w:hideMark/>
           </w:tcPr>
@@ -2501,7 +2501,7 @@
         </w:tc>
         <w:tc>
           <w:tcPr>
-            <w:tcW w:w="2694" w:type="dxa"/>
+            <w:tcW w:w="2410" w:type="dxa"/>
           </w:tcPr>
           <w:p>
             <w:pPr>
@@ -2552,7 +2552,7 @@
         </w:trPr>
         <w:tc>
           <w:tcPr>
-            <w:tcW w:w="4962" w:type="dxa"/>
+            <w:tcW w:w="3970" w:type="dxa"/>
             <w:noWrap/>
             <w:hideMark/>
           </w:tcPr>
@@ -2580,7 +2580,7 @@
         </w:tc>
         <w:tc>
           <w:tcPr>
-            <w:tcW w:w="2694" w:type="dxa"/>
+            <w:tcW w:w="2410" w:type="dxa"/>
           </w:tcPr>
           <w:p>
             <w:pPr>
@@ -2631,7 +2631,7 @@
         </w:trPr>
         <w:tc>
           <w:tcPr>
-            <w:tcW w:w="4962" w:type="dxa"/>
+            <w:tcW w:w="3970" w:type="dxa"/>
             <w:noWrap/>
             <w:hideMark/>
           </w:tcPr>
@@ -2659,7 +2659,7 @@
         </w:tc>
         <w:tc>
           <w:tcPr>
-            <w:tcW w:w="2694" w:type="dxa"/>
+            <w:tcW w:w="2410" w:type="dxa"/>
           </w:tcPr>
           <w:p>
             <w:pPr>
@@ -2710,7 +2710,7 @@
         </w:trPr>
         <w:tc>
           <w:tcPr>
-            <w:tcW w:w="4962" w:type="dxa"/>
+            <w:tcW w:w="3970" w:type="dxa"/>
             <w:noWrap/>
             <w:hideMark/>
           </w:tcPr>
@@ -2738,7 +2738,7 @@
         </w:tc>
         <w:tc>
           <w:tcPr>
-            <w:tcW w:w="2694" w:type="dxa"/>
+            <w:tcW w:w="2410" w:type="dxa"/>
           </w:tcPr>
           <w:p>
             <w:pPr>
@@ -2789,7 +2789,7 @@
         </w:trPr>
         <w:tc>
           <w:tcPr>
-            <w:tcW w:w="4962" w:type="dxa"/>
+            <w:tcW w:w="3970" w:type="dxa"/>
             <w:noWrap/>
             <w:hideMark/>
           </w:tcPr>
@@ -2817,7 +2817,7 @@
         </w:tc>
         <w:tc>
           <w:tcPr>
-            <w:tcW w:w="2694" w:type="dxa"/>
+            <w:tcW w:w="2410" w:type="dxa"/>
           </w:tcPr>
           <w:p>
             <w:pPr>
@@ -2868,7 +2868,7 @@
         </w:trPr>
         <w:tc>
           <w:tcPr>
-            <w:tcW w:w="4962" w:type="dxa"/>
+            <w:tcW w:w="3970" w:type="dxa"/>
             <w:noWrap/>
             <w:hideMark/>
           </w:tcPr>
@@ -2896,7 +2896,7 @@
         </w:tc>
         <w:tc>
           <w:tcPr>
-            <w:tcW w:w="2694" w:type="dxa"/>
+            <w:tcW w:w="2410" w:type="dxa"/>
           </w:tcPr>
           <w:p>
             <w:pPr>
@@ -2937,6 +2937,211 @@
                 <w:lang w:eastAsia="es-CL"/>
               </w:rPr>
               <w:t>]]</w:t>
+            </w:r>
+          </w:p>
+        </w:tc>
+      </w:tr>
+    </w:tbl>
+    <w:p>
+      <w:pPr>
+        <w:rPr>
+          <w:rFonts w:cstheme="minorHAnsi"/>
+          <w:sz w:val="20"/>
+          <w:szCs w:val="20"/>
+        </w:rPr>
+      </w:pPr>
+    </w:p>
+    <w:tbl>
+      <w:tblPr>
+        <w:tblStyle w:val="Tablaconcuadrcula"/>
+        <w:tblW w:w="6380" w:type="dxa"/>
+        <w:tblInd w:w="-431" w:type="dxa"/>
+        <w:tblLook w:val="04A0" w:firstRow="1" w:lastRow="0" w:firstColumn="1" w:lastColumn="0" w:noHBand="0" w:noVBand="1"/>
+        <w:tblDescription w:val="Lista de atributos y valores"/>
+      </w:tblPr>
+      <w:tblGrid>
+        <w:gridCol w:w="3895"/>
+        <w:gridCol w:w="2485"/>
+      </w:tblGrid>
+      <w:tr>
+        <w:trPr>
+          <w:trHeight w:val="130"/>
+        </w:trPr>
+        <w:tc>
+          <w:tcPr>
+            <w:tcW w:w="3970" w:type="dxa"/>
+          </w:tcPr>
+          <w:p>
+            <w:pPr>
+              <w:rPr>
+                <w:rFonts w:cstheme="minorHAnsi"/>
+                <w:b/>
+                <w:sz w:val="20"/>
+                <w:szCs w:val="20"/>
+              </w:rPr>
+            </w:pPr>
+            <w:r>
+              <w:rPr>
+                <w:rFonts w:cstheme="minorHAnsi"/>
+                <w:b/>
+                <w:sz w:val="20"/>
+                <w:szCs w:val="20"/>
+              </w:rPr>
+              <w:t>V</w:t>
+            </w:r>
+            <w:r>
+              <w:rPr>
+                <w:rFonts w:cstheme="minorHAnsi"/>
+                <w:b/>
+                <w:sz w:val="20"/>
+                <w:szCs w:val="20"/>
+              </w:rPr>
+              <w:t>I. SUBSIDIOS ADICIONALES SELECCIONADOS (SI)</w:t>
+            </w:r>
+          </w:p>
+        </w:tc>
+        <w:tc>
+          <w:tcPr>
+            <w:tcW w:w="2410" w:type="dxa"/>
+          </w:tcPr>
+          <w:p>
+            <w:pPr>
+              <w:rPr>
+                <w:rFonts w:cstheme="minorHAnsi"/>
+                <w:b/>
+                <w:sz w:val="20"/>
+                <w:szCs w:val="20"/>
+              </w:rPr>
+            </w:pPr>
+          </w:p>
+        </w:tc>
+      </w:tr>
+      <w:tr>
+        <w:trPr>
+          <w:trHeight w:val="130"/>
+        </w:trPr>
+        <w:tc>
+          <w:tcPr>
+            <w:tcW w:w="3970" w:type="dxa"/>
+          </w:tcPr>
+          <w:p>
+            <w:pPr>
+              <w:rPr>
+                <w:rFonts w:cstheme="minorHAnsi"/>
+                <w:b/>
+                <w:sz w:val="20"/>
+                <w:szCs w:val="20"/>
+              </w:rPr>
+            </w:pPr>
+            <w:r>
+              <w:rPr>
+                <w:rFonts w:ascii="Calibri" w:eastAsia="Times New Roman" w:hAnsi="Calibri" w:cs="Calibri"/>
+                <w:color w:val="000000"/>
+                <w:sz w:val="20"/>
+                <w:szCs w:val="20"/>
+                <w:lang w:eastAsia="es-CL"/>
+              </w:rPr>
+              <w:t>Eficiencia energética</w:t>
+            </w:r>
+            <w:r>
+              <w:rPr>
+                <w:rFonts w:ascii="Calibri" w:eastAsia="Times New Roman" w:hAnsi="Calibri" w:cs="Calibri"/>
+                <w:color w:val="000000"/>
+                <w:sz w:val="20"/>
+                <w:szCs w:val="20"/>
+                <w:lang w:eastAsia="es-CL"/>
+              </w:rPr>
+              <w:t xml:space="preserve">                             </w:t>
+            </w:r>
+          </w:p>
+        </w:tc>
+        <w:tc>
+          <w:tcPr>
+            <w:tcW w:w="2410" w:type="dxa"/>
+          </w:tcPr>
+          <w:p>
+            <w:pPr>
+              <w:rPr>
+                <w:rFonts w:cstheme="minorHAnsi"/>
+                <w:b/>
+                <w:sz w:val="20"/>
+                <w:szCs w:val="20"/>
+              </w:rPr>
+            </w:pPr>
+            <w:r>
+              <w:rPr>
+                <w:rFonts w:ascii="Calibri" w:eastAsia="Times New Roman" w:hAnsi="Calibri" w:cs="Calibri"/>
+                <w:color w:val="000000"/>
+                <w:sz w:val="20"/>
+                <w:szCs w:val="20"/>
+                <w:lang w:eastAsia="es-CL"/>
+              </w:rPr>
+              <w:t>[[EFICIENCIA_ENERGETICA]]</w:t>
+            </w:r>
+          </w:p>
+        </w:tc>
+      </w:tr>
+      <w:tr>
+        <w:trPr>
+          <w:trHeight w:val="130"/>
+        </w:trPr>
+        <w:tc>
+          <w:tcPr>
+            <w:tcW w:w="3970" w:type="dxa"/>
+          </w:tcPr>
+          <w:p>
+            <w:pPr>
+              <w:rPr>
+                <w:rFonts w:cstheme="minorHAnsi"/>
+                <w:b/>
+                <w:sz w:val="20"/>
+                <w:szCs w:val="20"/>
+              </w:rPr>
+            </w:pPr>
+            <w:r>
+              <w:rPr>
+                <w:rFonts w:ascii="Calibri" w:eastAsia="Times New Roman" w:hAnsi="Calibri" w:cs="Calibri"/>
+                <w:color w:val="000000"/>
+                <w:sz w:val="20"/>
+                <w:szCs w:val="20"/>
+                <w:lang w:eastAsia="es-CL"/>
+              </w:rPr>
+              <w:t>Acondicionamiento térmico</w:t>
+            </w:r>
+            <w:r>
+              <w:rPr>
+                <w:rFonts w:ascii="Calibri" w:eastAsia="Times New Roman" w:hAnsi="Calibri" w:cs="Calibri"/>
+                <w:color w:val="000000"/>
+                <w:sz w:val="20"/>
+                <w:szCs w:val="20"/>
+                <w:lang w:eastAsia="es-CL"/>
+              </w:rPr>
+              <w:t xml:space="preserve">                </w:t>
+            </w:r>
+          </w:p>
+        </w:tc>
+        <w:tc>
+          <w:tcPr>
+            <w:tcW w:w="2410" w:type="dxa"/>
+          </w:tcPr>
+          <w:p>
+            <w:pPr>
+              <w:rPr>
+                <w:rFonts w:cstheme="minorHAnsi"/>
+                <w:b/>
+                <w:sz w:val="20"/>
+                <w:szCs w:val="20"/>
+              </w:rPr>
+            </w:pPr>
+            <w:r>
+              <w:rPr>
+                <w:rFonts w:ascii="Calibri" w:eastAsia="Times New Roman" w:hAnsi="Calibri" w:cs="Calibri"/>
+                <w:color w:val="000000"/>
+                <w:sz w:val="20"/>
+                <w:szCs w:val="20"/>
+                <w:lang w:eastAsia="es-CL"/>
+              </w:rPr>
+              <w:t>[[ACONDICIONAMIENTO]]</w:t>
             </w:r>
           </w:p>
         </w:tc>
@@ -2995,225 +3200,36 @@
                 <w:sz w:val="20"/>
                 <w:szCs w:val="20"/>
               </w:rPr>
-              <w:t>I. SUBSIDIOS ADICIONALES SELECCIONADOS (SI)</w:t>
-            </w:r>
-          </w:p>
-        </w:tc>
-      </w:tr>
-      <w:tr>
-        <w:trPr>
-          <w:trHeight w:val="300"/>
-        </w:trPr>
-        <w:tc>
-          <w:tcPr>
-            <w:tcW w:w="9782" w:type="dxa"/>
-            <w:noWrap/>
-            <w:hideMark/>
-          </w:tcPr>
-          <w:p>
-            <w:pPr>
-              <w:rPr>
-                <w:rFonts w:ascii="Calibri" w:eastAsia="Times New Roman" w:hAnsi="Calibri" w:cs="Calibri"/>
-                <w:color w:val="000000"/>
-                <w:sz w:val="20"/>
-                <w:szCs w:val="20"/>
-                <w:lang w:eastAsia="es-CL"/>
-              </w:rPr>
-            </w:pPr>
-            <w:r>
-              <w:rPr>
-                <w:rFonts w:ascii="Calibri" w:eastAsia="Times New Roman" w:hAnsi="Calibri" w:cs="Calibri"/>
-                <w:color w:val="000000"/>
-                <w:sz w:val="20"/>
-                <w:szCs w:val="20"/>
-                <w:lang w:eastAsia="es-CL"/>
-              </w:rPr>
-              <w:t>Eficiencia energética</w:t>
-            </w:r>
-            <w:r>
-              <w:rPr>
-                <w:rFonts w:ascii="Calibri" w:eastAsia="Times New Roman" w:hAnsi="Calibri" w:cs="Calibri"/>
-                <w:color w:val="000000"/>
-                <w:sz w:val="20"/>
-                <w:szCs w:val="20"/>
-                <w:lang w:eastAsia="es-CL"/>
-              </w:rPr>
-              <w:t xml:space="preserve">            </w:t>
-            </w:r>
-            <w:r>
-              <w:rPr>
-                <w:rFonts w:ascii="Calibri" w:eastAsia="Times New Roman" w:hAnsi="Calibri" w:cs="Calibri"/>
-                <w:color w:val="000000"/>
-                <w:sz w:val="20"/>
-                <w:szCs w:val="20"/>
-                <w:lang w:eastAsia="es-CL"/>
-              </w:rPr>
-              <w:t xml:space="preserve">              </w:t>
+              <w:t>II</w:t>
+            </w:r>
+            <w:r>
+              <w:rPr>
+                <w:rFonts w:cstheme="minorHAnsi"/>
+                <w:b/>
+                <w:sz w:val="20"/>
+                <w:szCs w:val="20"/>
+              </w:rPr>
+              <w:t xml:space="preserve">. </w:t>
             </w:r>
             <w:proofErr w:type="gramStart"/>
             <w:r>
               <w:rPr>
-                <w:rFonts w:ascii="Calibri" w:eastAsia="Times New Roman" w:hAnsi="Calibri" w:cs="Calibri"/>
-                <w:color w:val="000000"/>
-                <w:sz w:val="20"/>
-                <w:szCs w:val="20"/>
-                <w:lang w:eastAsia="es-CL"/>
-              </w:rPr>
-              <w:t xml:space="preserve">   </w:t>
-            </w:r>
-            <w:r>
-              <w:rPr>
-                <w:rFonts w:ascii="Calibri" w:eastAsia="Times New Roman" w:hAnsi="Calibri" w:cs="Calibri"/>
-                <w:color w:val="000000"/>
-                <w:sz w:val="20"/>
-                <w:szCs w:val="20"/>
-                <w:lang w:eastAsia="es-CL"/>
-              </w:rPr>
-              <w:t>[</w:t>
+                <w:rFonts w:cstheme="minorHAnsi"/>
+                <w:b/>
+                <w:sz w:val="20"/>
+                <w:szCs w:val="20"/>
+              </w:rPr>
+              <w:t>LINK</w:t>
             </w:r>
             <w:proofErr w:type="gramEnd"/>
             <w:r>
               <w:rPr>
-                <w:rFonts w:ascii="Calibri" w:eastAsia="Times New Roman" w:hAnsi="Calibri" w:cs="Calibri"/>
-                <w:color w:val="000000"/>
-                <w:sz w:val="20"/>
-                <w:szCs w:val="20"/>
-                <w:lang w:eastAsia="es-CL"/>
-              </w:rPr>
-              <w:t>[EFICIENCIA_ENERGETICA]]</w:t>
-            </w:r>
-          </w:p>
-        </w:tc>
-      </w:tr>
-      <w:tr>
-        <w:trPr>
-          <w:trHeight w:val="300"/>
-        </w:trPr>
-        <w:tc>
-          <w:tcPr>
-            <w:tcW w:w="9782" w:type="dxa"/>
-            <w:noWrap/>
-            <w:hideMark/>
-          </w:tcPr>
-          <w:p>
-            <w:pPr>
-              <w:rPr>
-                <w:rFonts w:ascii="Calibri" w:eastAsia="Times New Roman" w:hAnsi="Calibri" w:cs="Calibri"/>
-                <w:color w:val="000000"/>
-                <w:sz w:val="20"/>
-                <w:szCs w:val="20"/>
-                <w:lang w:eastAsia="es-CL"/>
-              </w:rPr>
-            </w:pPr>
-            <w:r>
-              <w:rPr>
-                <w:rFonts w:ascii="Calibri" w:eastAsia="Times New Roman" w:hAnsi="Calibri" w:cs="Calibri"/>
-                <w:color w:val="000000"/>
-                <w:sz w:val="20"/>
-                <w:szCs w:val="20"/>
-                <w:lang w:eastAsia="es-CL"/>
-              </w:rPr>
-              <w:t>Acondicionamiento térmico</w:t>
-            </w:r>
-            <w:r>
-              <w:rPr>
-                <w:rFonts w:ascii="Calibri" w:eastAsia="Times New Roman" w:hAnsi="Calibri" w:cs="Calibri"/>
-                <w:color w:val="000000"/>
-                <w:sz w:val="20"/>
-                <w:szCs w:val="20"/>
-                <w:lang w:eastAsia="es-CL"/>
-              </w:rPr>
-              <w:t xml:space="preserve">             </w:t>
-            </w:r>
-            <w:proofErr w:type="gramStart"/>
-            <w:r>
-              <w:rPr>
-                <w:rFonts w:ascii="Calibri" w:eastAsia="Times New Roman" w:hAnsi="Calibri" w:cs="Calibri"/>
-                <w:color w:val="000000"/>
-                <w:sz w:val="20"/>
-                <w:szCs w:val="20"/>
-                <w:lang w:eastAsia="es-CL"/>
-              </w:rPr>
-              <w:t xml:space="preserve">   [</w:t>
-            </w:r>
-            <w:proofErr w:type="gramEnd"/>
-            <w:r>
-              <w:rPr>
-                <w:rFonts w:ascii="Calibri" w:eastAsia="Times New Roman" w:hAnsi="Calibri" w:cs="Calibri"/>
-                <w:color w:val="000000"/>
-                <w:sz w:val="20"/>
-                <w:szCs w:val="20"/>
-                <w:lang w:eastAsia="es-CL"/>
-              </w:rPr>
-              <w:t>[ACONDICIONAMIENTO]]</w:t>
-            </w:r>
-          </w:p>
-        </w:tc>
-      </w:tr>
-    </w:tbl>
-    <w:p>
-      <w:pPr>
-        <w:rPr>
-          <w:rFonts w:cstheme="minorHAnsi"/>
-          <w:sz w:val="20"/>
-          <w:szCs w:val="20"/>
-        </w:rPr>
-      </w:pPr>
-    </w:p>
-    <w:tbl>
-      <w:tblPr>
-        <w:tblStyle w:val="Tablaconcuadrcula"/>
-        <w:tblW w:w="9782" w:type="dxa"/>
-        <w:tblInd w:w="-431" w:type="dxa"/>
-        <w:tblLook w:val="04A0" w:firstRow="1" w:lastRow="0" w:firstColumn="1" w:lastColumn="0" w:noHBand="0" w:noVBand="1"/>
-        <w:tblDescription w:val="Lista de atributos y valores"/>
-      </w:tblPr>
-      <w:tblGrid>
-        <w:gridCol w:w="9782"/>
-      </w:tblGrid>
-      <w:tr>
-        <w:trPr>
-          <w:trHeight w:val="389"/>
-        </w:trPr>
-        <w:tc>
-          <w:tcPr>
-            <w:tcW w:w="9782" w:type="dxa"/>
-          </w:tcPr>
-          <w:p>
-            <w:pPr>
-              <w:rPr>
-                <w:rFonts w:cstheme="minorHAnsi"/>
-                <w:b/>
-                <w:sz w:val="20"/>
-                <w:szCs w:val="20"/>
-              </w:rPr>
-            </w:pPr>
-            <w:r>
-              <w:rPr>
-                <w:rFonts w:cstheme="minorHAnsi"/>
-                <w:b/>
-                <w:sz w:val="20"/>
-                <w:szCs w:val="20"/>
-              </w:rPr>
-              <w:t>V</w:t>
-            </w:r>
-            <w:r>
-              <w:rPr>
-                <w:rFonts w:cstheme="minorHAnsi"/>
-                <w:b/>
-                <w:sz w:val="20"/>
-                <w:szCs w:val="20"/>
-              </w:rPr>
-              <w:t>II</w:t>
-            </w:r>
-            <w:r>
-              <w:rPr>
-                <w:rFonts w:cstheme="minorHAnsi"/>
-                <w:b/>
-                <w:sz w:val="20"/>
-                <w:szCs w:val="20"/>
-              </w:rPr>
-              <w:t>. LINK FOTOGRAFÍAS</w:t>
+                <w:rFonts w:cstheme="minorHAnsi"/>
+                <w:b/>
+                <w:sz w:val="20"/>
+                <w:szCs w:val="20"/>
+              </w:rPr>
+              <w:t xml:space="preserve"> FOTOGRAFÍAS</w:t>
             </w:r>
           </w:p>
         </w:tc>

--- a/PDF_CAPITULO3/PLANTILLA VISUALIZACIÓN DTC.docx
+++ b/PDF_CAPITULO3/PLANTILLA VISUALIZACIÓN DTC.docx
@@ -426,14 +426,16 @@
             <w:pPr>
               <w:rPr>
                 <w:rFonts w:cstheme="minorHAnsi"/>
-                <w:color w:val="000000"/>
-                <w:sz w:val="20"/>
-                <w:szCs w:val="20"/>
-              </w:rPr>
-            </w:pPr>
-            <w:r>
-              <w:rPr>
-                <w:rFonts w:cstheme="minorHAnsi"/>
+                <w:b/>
+                <w:color w:val="000000"/>
+                <w:sz w:val="20"/>
+                <w:szCs w:val="20"/>
+              </w:rPr>
+            </w:pPr>
+            <w:r>
+              <w:rPr>
+                <w:rFonts w:cstheme="minorHAnsi"/>
+                <w:b/>
                 <w:color w:val="000000"/>
                 <w:sz w:val="20"/>
                 <w:szCs w:val="20"/>
@@ -482,14 +484,16 @@
             <w:pPr>
               <w:rPr>
                 <w:rFonts w:cstheme="minorHAnsi"/>
-                <w:color w:val="000000"/>
-                <w:sz w:val="20"/>
-                <w:szCs w:val="20"/>
-              </w:rPr>
-            </w:pPr>
-            <w:r>
-              <w:rPr>
-                <w:rFonts w:cstheme="minorHAnsi"/>
+                <w:b/>
+                <w:color w:val="000000"/>
+                <w:sz w:val="20"/>
+                <w:szCs w:val="20"/>
+              </w:rPr>
+            </w:pPr>
+            <w:r>
+              <w:rPr>
+                <w:rFonts w:cstheme="minorHAnsi"/>
+                <w:b/>
                 <w:color w:val="000000"/>
                 <w:sz w:val="20"/>
                 <w:szCs w:val="20"/>
@@ -1418,9 +1422,9 @@
         <w:tblDescription w:val="Lista de atributos y valores"/>
       </w:tblPr>
       <w:tblGrid>
-        <w:gridCol w:w="3930"/>
-        <w:gridCol w:w="2521"/>
-        <w:gridCol w:w="3331"/>
+        <w:gridCol w:w="3860"/>
+        <w:gridCol w:w="2584"/>
+        <w:gridCol w:w="3338"/>
       </w:tblGrid>
       <w:tr>
         <w:trPr>
@@ -1590,13 +1594,17 @@
               <w:spacing w:after="160" w:line="259" w:lineRule="auto"/>
               <w:rPr>
                 <w:rFonts w:cstheme="minorHAnsi"/>
-                <w:sz w:val="20"/>
-                <w:szCs w:val="20"/>
-              </w:rPr>
-            </w:pPr>
-            <w:r>
-              <w:rPr>
-                <w:rFonts w:cstheme="minorHAnsi"/>
+                <w:b/>
+                <w:bCs/>
+                <w:sz w:val="20"/>
+                <w:szCs w:val="20"/>
+              </w:rPr>
+            </w:pPr>
+            <w:r>
+              <w:rPr>
+                <w:rFonts w:cstheme="minorHAnsi"/>
+                <w:b/>
+                <w:bCs/>
                 <w:sz w:val="20"/>
                 <w:szCs w:val="20"/>
               </w:rPr>
@@ -1614,13 +1622,17 @@
               <w:spacing w:after="160" w:line="259" w:lineRule="auto"/>
               <w:rPr>
                 <w:rFonts w:cstheme="minorHAnsi"/>
-                <w:sz w:val="20"/>
-                <w:szCs w:val="20"/>
-              </w:rPr>
-            </w:pPr>
-            <w:r>
-              <w:rPr>
-                <w:rFonts w:cstheme="minorHAnsi"/>
+                <w:b/>
+                <w:bCs/>
+                <w:sz w:val="20"/>
+                <w:szCs w:val="20"/>
+              </w:rPr>
+            </w:pPr>
+            <w:r>
+              <w:rPr>
+                <w:rFonts w:cstheme="minorHAnsi"/>
+                <w:b/>
+                <w:bCs/>
                 <w:sz w:val="20"/>
                 <w:szCs w:val="20"/>
               </w:rPr>
@@ -1663,13 +1675,17 @@
               <w:spacing w:after="160" w:line="259" w:lineRule="auto"/>
               <w:rPr>
                 <w:rFonts w:cstheme="minorHAnsi"/>
-                <w:sz w:val="20"/>
-                <w:szCs w:val="20"/>
-              </w:rPr>
-            </w:pPr>
-            <w:r>
-              <w:rPr>
-                <w:rFonts w:cstheme="minorHAnsi"/>
+                <w:b/>
+                <w:bCs/>
+                <w:sz w:val="20"/>
+                <w:szCs w:val="20"/>
+              </w:rPr>
+            </w:pPr>
+            <w:r>
+              <w:rPr>
+                <w:rFonts w:cstheme="minorHAnsi"/>
+                <w:b/>
+                <w:bCs/>
                 <w:sz w:val="20"/>
                 <w:szCs w:val="20"/>
               </w:rPr>
@@ -1685,13 +1701,17 @@
             <w:pPr>
               <w:rPr>
                 <w:rFonts w:cstheme="minorHAnsi"/>
-                <w:sz w:val="20"/>
-                <w:szCs w:val="20"/>
-              </w:rPr>
-            </w:pPr>
-            <w:r>
-              <w:rPr>
-                <w:rFonts w:cstheme="minorHAnsi"/>
+                <w:b/>
+                <w:bCs/>
+                <w:sz w:val="20"/>
+                <w:szCs w:val="20"/>
+              </w:rPr>
+            </w:pPr>
+            <w:r>
+              <w:rPr>
+                <w:rFonts w:cstheme="minorHAnsi"/>
+                <w:b/>
+                <w:bCs/>
                 <w:sz w:val="20"/>
                 <w:szCs w:val="20"/>
               </w:rPr>
@@ -1734,13 +1754,17 @@
               <w:spacing w:after="160" w:line="259" w:lineRule="auto"/>
               <w:rPr>
                 <w:rFonts w:cstheme="minorHAnsi"/>
-                <w:sz w:val="20"/>
-                <w:szCs w:val="20"/>
-              </w:rPr>
-            </w:pPr>
-            <w:r>
-              <w:rPr>
-                <w:rFonts w:cstheme="minorHAnsi"/>
+                <w:b/>
+                <w:bCs/>
+                <w:sz w:val="20"/>
+                <w:szCs w:val="20"/>
+              </w:rPr>
+            </w:pPr>
+            <w:r>
+              <w:rPr>
+                <w:rFonts w:cstheme="minorHAnsi"/>
+                <w:b/>
+                <w:bCs/>
                 <w:sz w:val="20"/>
                 <w:szCs w:val="20"/>
               </w:rPr>
@@ -1756,13 +1780,17 @@
             <w:pPr>
               <w:rPr>
                 <w:rFonts w:cstheme="minorHAnsi"/>
-                <w:sz w:val="20"/>
-                <w:szCs w:val="20"/>
-              </w:rPr>
-            </w:pPr>
-            <w:r>
-              <w:rPr>
-                <w:rFonts w:cstheme="minorHAnsi"/>
+                <w:b/>
+                <w:bCs/>
+                <w:sz w:val="20"/>
+                <w:szCs w:val="20"/>
+              </w:rPr>
+            </w:pPr>
+            <w:r>
+              <w:rPr>
+                <w:rFonts w:cstheme="minorHAnsi"/>
+                <w:b/>
+                <w:bCs/>
                 <w:sz w:val="20"/>
                 <w:szCs w:val="20"/>
               </w:rPr>
@@ -1805,13 +1833,17 @@
               <w:spacing w:after="160" w:line="259" w:lineRule="auto"/>
               <w:rPr>
                 <w:rFonts w:cstheme="minorHAnsi"/>
-                <w:sz w:val="20"/>
-                <w:szCs w:val="20"/>
-              </w:rPr>
-            </w:pPr>
-            <w:r>
-              <w:rPr>
-                <w:rFonts w:cstheme="minorHAnsi"/>
+                <w:b/>
+                <w:bCs/>
+                <w:sz w:val="20"/>
+                <w:szCs w:val="20"/>
+              </w:rPr>
+            </w:pPr>
+            <w:r>
+              <w:rPr>
+                <w:rFonts w:cstheme="minorHAnsi"/>
+                <w:b/>
+                <w:bCs/>
                 <w:sz w:val="20"/>
                 <w:szCs w:val="20"/>
               </w:rPr>
@@ -1827,13 +1859,17 @@
             <w:pPr>
               <w:rPr>
                 <w:rFonts w:cstheme="minorHAnsi"/>
-                <w:sz w:val="20"/>
-                <w:szCs w:val="20"/>
-              </w:rPr>
-            </w:pPr>
-            <w:r>
-              <w:rPr>
-                <w:rFonts w:cstheme="minorHAnsi"/>
+                <w:b/>
+                <w:bCs/>
+                <w:sz w:val="20"/>
+                <w:szCs w:val="20"/>
+              </w:rPr>
+            </w:pPr>
+            <w:r>
+              <w:rPr>
+                <w:rFonts w:cstheme="minorHAnsi"/>
+                <w:b/>
+                <w:bCs/>
                 <w:sz w:val="20"/>
                 <w:szCs w:val="20"/>
               </w:rPr>
@@ -1876,13 +1912,17 @@
               <w:spacing w:after="160" w:line="259" w:lineRule="auto"/>
               <w:rPr>
                 <w:rFonts w:cstheme="minorHAnsi"/>
-                <w:sz w:val="20"/>
-                <w:szCs w:val="20"/>
-              </w:rPr>
-            </w:pPr>
-            <w:r>
-              <w:rPr>
-                <w:rFonts w:cstheme="minorHAnsi"/>
+                <w:b/>
+                <w:bCs/>
+                <w:sz w:val="20"/>
+                <w:szCs w:val="20"/>
+              </w:rPr>
+            </w:pPr>
+            <w:r>
+              <w:rPr>
+                <w:rFonts w:cstheme="minorHAnsi"/>
+                <w:b/>
+                <w:bCs/>
                 <w:sz w:val="20"/>
                 <w:szCs w:val="20"/>
               </w:rPr>
@@ -1898,13 +1938,17 @@
             <w:pPr>
               <w:rPr>
                 <w:rFonts w:cstheme="minorHAnsi"/>
-                <w:sz w:val="20"/>
-                <w:szCs w:val="20"/>
-              </w:rPr>
-            </w:pPr>
-            <w:r>
-              <w:rPr>
-                <w:rFonts w:cstheme="minorHAnsi"/>
+                <w:b/>
+                <w:bCs/>
+                <w:sz w:val="20"/>
+                <w:szCs w:val="20"/>
+              </w:rPr>
+            </w:pPr>
+            <w:r>
+              <w:rPr>
+                <w:rFonts w:cstheme="minorHAnsi"/>
+                <w:b/>
+                <w:bCs/>
                 <w:sz w:val="20"/>
                 <w:szCs w:val="20"/>
               </w:rPr>
@@ -1947,13 +1991,17 @@
               <w:spacing w:after="160" w:line="259" w:lineRule="auto"/>
               <w:rPr>
                 <w:rFonts w:cstheme="minorHAnsi"/>
-                <w:sz w:val="20"/>
-                <w:szCs w:val="20"/>
-              </w:rPr>
-            </w:pPr>
-            <w:r>
-              <w:rPr>
-                <w:rFonts w:cstheme="minorHAnsi"/>
+                <w:b/>
+                <w:bCs/>
+                <w:sz w:val="20"/>
+                <w:szCs w:val="20"/>
+              </w:rPr>
+            </w:pPr>
+            <w:r>
+              <w:rPr>
+                <w:rFonts w:cstheme="minorHAnsi"/>
+                <w:b/>
+                <w:bCs/>
                 <w:sz w:val="20"/>
                 <w:szCs w:val="20"/>
               </w:rPr>
@@ -1969,13 +2017,17 @@
             <w:pPr>
               <w:rPr>
                 <w:rFonts w:cstheme="minorHAnsi"/>
-                <w:sz w:val="20"/>
-                <w:szCs w:val="20"/>
-              </w:rPr>
-            </w:pPr>
-            <w:r>
-              <w:rPr>
-                <w:rFonts w:cstheme="minorHAnsi"/>
+                <w:b/>
+                <w:bCs/>
+                <w:sz w:val="20"/>
+                <w:szCs w:val="20"/>
+              </w:rPr>
+            </w:pPr>
+            <w:r>
+              <w:rPr>
+                <w:rFonts w:cstheme="minorHAnsi"/>
+                <w:b/>
+                <w:bCs/>
                 <w:sz w:val="20"/>
                 <w:szCs w:val="20"/>
               </w:rPr>
@@ -2018,13 +2070,17 @@
               <w:spacing w:after="160" w:line="259" w:lineRule="auto"/>
               <w:rPr>
                 <w:rFonts w:cstheme="minorHAnsi"/>
-                <w:sz w:val="20"/>
-                <w:szCs w:val="20"/>
-              </w:rPr>
-            </w:pPr>
-            <w:r>
-              <w:rPr>
-                <w:rFonts w:cstheme="minorHAnsi"/>
+                <w:b/>
+                <w:bCs/>
+                <w:sz w:val="20"/>
+                <w:szCs w:val="20"/>
+              </w:rPr>
+            </w:pPr>
+            <w:r>
+              <w:rPr>
+                <w:rFonts w:cstheme="minorHAnsi"/>
+                <w:b/>
+                <w:bCs/>
                 <w:sz w:val="20"/>
                 <w:szCs w:val="20"/>
               </w:rPr>
@@ -2040,13 +2096,17 @@
             <w:pPr>
               <w:rPr>
                 <w:rFonts w:cstheme="minorHAnsi"/>
-                <w:sz w:val="20"/>
-                <w:szCs w:val="20"/>
-              </w:rPr>
-            </w:pPr>
-            <w:r>
-              <w:rPr>
-                <w:rFonts w:cstheme="minorHAnsi"/>
+                <w:b/>
+                <w:bCs/>
+                <w:sz w:val="20"/>
+                <w:szCs w:val="20"/>
+              </w:rPr>
+            </w:pPr>
+            <w:r>
+              <w:rPr>
+                <w:rFonts w:cstheme="minorHAnsi"/>
+                <w:b/>
+                <w:bCs/>
                 <w:sz w:val="20"/>
                 <w:szCs w:val="20"/>
               </w:rPr>
@@ -2089,13 +2149,17 @@
               <w:spacing w:after="160" w:line="259" w:lineRule="auto"/>
               <w:rPr>
                 <w:rFonts w:cstheme="minorHAnsi"/>
-                <w:sz w:val="20"/>
-                <w:szCs w:val="20"/>
-              </w:rPr>
-            </w:pPr>
-            <w:r>
-              <w:rPr>
-                <w:rFonts w:cstheme="minorHAnsi"/>
+                <w:b/>
+                <w:bCs/>
+                <w:sz w:val="20"/>
+                <w:szCs w:val="20"/>
+              </w:rPr>
+            </w:pPr>
+            <w:r>
+              <w:rPr>
+                <w:rFonts w:cstheme="minorHAnsi"/>
+                <w:b/>
+                <w:bCs/>
                 <w:sz w:val="20"/>
                 <w:szCs w:val="20"/>
               </w:rPr>
@@ -2111,13 +2175,17 @@
             <w:pPr>
               <w:rPr>
                 <w:rFonts w:cstheme="minorHAnsi"/>
-                <w:sz w:val="20"/>
-                <w:szCs w:val="20"/>
-              </w:rPr>
-            </w:pPr>
-            <w:r>
-              <w:rPr>
-                <w:rFonts w:cstheme="minorHAnsi"/>
+                <w:b/>
+                <w:bCs/>
+                <w:sz w:val="20"/>
+                <w:szCs w:val="20"/>
+              </w:rPr>
+            </w:pPr>
+            <w:r>
+              <w:rPr>
+                <w:rFonts w:cstheme="minorHAnsi"/>
+                <w:b/>
+                <w:bCs/>
                 <w:sz w:val="20"/>
                 <w:szCs w:val="20"/>
               </w:rPr>
@@ -2126,6 +2194,8 @@
             <w:r>
               <w:rPr>
                 <w:rFonts w:cstheme="minorHAnsi"/>
+                <w:b/>
+                <w:bCs/>
                 <w:sz w:val="20"/>
                 <w:szCs w:val="20"/>
               </w:rPr>
@@ -2134,6 +2204,8 @@
             <w:r>
               <w:rPr>
                 <w:rFonts w:cstheme="minorHAnsi"/>
+                <w:b/>
+                <w:bCs/>
                 <w:sz w:val="20"/>
                 <w:szCs w:val="20"/>
               </w:rPr>
@@ -2162,7 +2234,7 @@
       </w:tblPr>
       <w:tblGrid>
         <w:gridCol w:w="3970"/>
-        <w:gridCol w:w="2410"/>
+        <w:gridCol w:w="2656"/>
       </w:tblGrid>
       <w:tr>
         <w:trPr>
@@ -2259,17 +2331,17 @@
               <w:rPr>
                 <w:rFonts w:ascii="Calibri" w:eastAsia="Times New Roman" w:hAnsi="Calibri" w:cs="Calibri"/>
                 <w:color w:val="000000"/>
-                <w:sz w:val="20"/>
-                <w:szCs w:val="20"/>
-                <w:lang w:eastAsia="es-CL"/>
-              </w:rPr>
-            </w:pPr>
-            <w:r>
-              <w:rPr>
-                <w:rFonts w:ascii="Calibri" w:eastAsia="Times New Roman" w:hAnsi="Calibri" w:cs="Calibri"/>
-                <w:color w:val="000000"/>
-                <w:sz w:val="20"/>
-                <w:szCs w:val="20"/>
+                <w:sz w:val="24"/>
+                <w:szCs w:val="24"/>
+                <w:lang w:eastAsia="es-CL"/>
+              </w:rPr>
+            </w:pPr>
+            <w:r>
+              <w:rPr>
+                <w:rFonts w:ascii="Calibri" w:eastAsia="Times New Roman" w:hAnsi="Calibri" w:cs="Calibri"/>
+                <w:color w:val="000000"/>
+                <w:sz w:val="24"/>
+                <w:szCs w:val="24"/>
                 <w:lang w:eastAsia="es-CL"/>
               </w:rPr>
               <w:t>[[PLAGAS]]</w:t>
@@ -2318,17 +2390,17 @@
               <w:rPr>
                 <w:rFonts w:ascii="Calibri" w:eastAsia="Times New Roman" w:hAnsi="Calibri" w:cs="Calibri"/>
                 <w:color w:val="000000"/>
-                <w:sz w:val="20"/>
-                <w:szCs w:val="20"/>
-                <w:lang w:eastAsia="es-CL"/>
-              </w:rPr>
-            </w:pPr>
-            <w:r>
-              <w:rPr>
-                <w:rFonts w:ascii="Calibri" w:eastAsia="Times New Roman" w:hAnsi="Calibri" w:cs="Calibri"/>
-                <w:color w:val="000000"/>
-                <w:sz w:val="20"/>
-                <w:szCs w:val="20"/>
+                <w:sz w:val="24"/>
+                <w:szCs w:val="24"/>
+                <w:lang w:eastAsia="es-CL"/>
+              </w:rPr>
+            </w:pPr>
+            <w:r>
+              <w:rPr>
+                <w:rFonts w:ascii="Calibri" w:eastAsia="Times New Roman" w:hAnsi="Calibri" w:cs="Calibri"/>
+                <w:color w:val="000000"/>
+                <w:sz w:val="24"/>
+                <w:szCs w:val="24"/>
                 <w:lang w:eastAsia="es-CL"/>
               </w:rPr>
               <w:t>[[ASBELTO_CUBIERTA]]</w:t>
@@ -2377,17 +2449,17 @@
               <w:rPr>
                 <w:rFonts w:ascii="Calibri" w:eastAsia="Times New Roman" w:hAnsi="Calibri" w:cs="Calibri"/>
                 <w:color w:val="000000"/>
-                <w:sz w:val="20"/>
-                <w:szCs w:val="20"/>
-                <w:lang w:eastAsia="es-CL"/>
-              </w:rPr>
-            </w:pPr>
-            <w:r>
-              <w:rPr>
-                <w:rFonts w:ascii="Calibri" w:eastAsia="Times New Roman" w:hAnsi="Calibri" w:cs="Calibri"/>
-                <w:color w:val="000000"/>
-                <w:sz w:val="20"/>
-                <w:szCs w:val="20"/>
+                <w:sz w:val="24"/>
+                <w:szCs w:val="24"/>
+                <w:lang w:eastAsia="es-CL"/>
+              </w:rPr>
+            </w:pPr>
+            <w:r>
+              <w:rPr>
+                <w:rFonts w:ascii="Calibri" w:eastAsia="Times New Roman" w:hAnsi="Calibri" w:cs="Calibri"/>
+                <w:color w:val="000000"/>
+                <w:sz w:val="24"/>
+                <w:szCs w:val="24"/>
                 <w:lang w:eastAsia="es-CL"/>
               </w:rPr>
               <w:t>[[ASBELTO_FACHADA]]</w:t>
@@ -2423,20 +2495,8 @@
                 <w:szCs w:val="20"/>
                 <w:lang w:eastAsia="es-CL"/>
               </w:rPr>
-              <w:t xml:space="preserve">Asbesto cemento </w:t>
-            </w:r>
-            <w:proofErr w:type="spellStart"/>
-            <w:r>
-              <w:rPr>
-                <w:rFonts w:ascii="Calibri" w:eastAsia="Times New Roman" w:hAnsi="Calibri" w:cs="Calibri"/>
-                <w:color w:val="000000"/>
-                <w:sz w:val="20"/>
-                <w:szCs w:val="20"/>
-                <w:lang w:eastAsia="es-CL"/>
-              </w:rPr>
-              <w:t>loggia</w:t>
-            </w:r>
-            <w:proofErr w:type="spellEnd"/>
+              <w:t>Asbesto cemento logia</w:t>
+            </w:r>
           </w:p>
         </w:tc>
         <w:tc>
@@ -2448,17 +2508,17 @@
               <w:rPr>
                 <w:rFonts w:ascii="Calibri" w:eastAsia="Times New Roman" w:hAnsi="Calibri" w:cs="Calibri"/>
                 <w:color w:val="000000"/>
-                <w:sz w:val="20"/>
-                <w:szCs w:val="20"/>
-                <w:lang w:eastAsia="es-CL"/>
-              </w:rPr>
-            </w:pPr>
-            <w:r>
-              <w:rPr>
-                <w:rFonts w:ascii="Calibri" w:eastAsia="Times New Roman" w:hAnsi="Calibri" w:cs="Calibri"/>
-                <w:color w:val="000000"/>
-                <w:sz w:val="20"/>
-                <w:szCs w:val="20"/>
+                <w:sz w:val="24"/>
+                <w:szCs w:val="24"/>
+                <w:lang w:eastAsia="es-CL"/>
+              </w:rPr>
+            </w:pPr>
+            <w:r>
+              <w:rPr>
+                <w:rFonts w:ascii="Calibri" w:eastAsia="Times New Roman" w:hAnsi="Calibri" w:cs="Calibri"/>
+                <w:color w:val="000000"/>
+                <w:sz w:val="24"/>
+                <w:szCs w:val="24"/>
                 <w:lang w:eastAsia="es-CL"/>
               </w:rPr>
               <w:t>[[ASBELTO_LOGGIA]]</w:t>
@@ -2508,17 +2568,17 @@
               <w:rPr>
                 <w:rFonts w:ascii="Calibri" w:eastAsia="Times New Roman" w:hAnsi="Calibri" w:cs="Calibri"/>
                 <w:color w:val="000000"/>
-                <w:sz w:val="20"/>
-                <w:szCs w:val="20"/>
-                <w:lang w:eastAsia="es-CL"/>
-              </w:rPr>
-            </w:pPr>
-            <w:r>
-              <w:rPr>
-                <w:rFonts w:ascii="Calibri" w:eastAsia="Times New Roman" w:hAnsi="Calibri" w:cs="Calibri"/>
-                <w:color w:val="000000"/>
-                <w:sz w:val="20"/>
-                <w:szCs w:val="20"/>
+                <w:sz w:val="24"/>
+                <w:szCs w:val="24"/>
+                <w:lang w:eastAsia="es-CL"/>
+              </w:rPr>
+            </w:pPr>
+            <w:r>
+              <w:rPr>
+                <w:rFonts w:ascii="Calibri" w:eastAsia="Times New Roman" w:hAnsi="Calibri" w:cs="Calibri"/>
+                <w:color w:val="000000"/>
+                <w:sz w:val="24"/>
+                <w:szCs w:val="24"/>
                 <w:lang w:eastAsia="es-CL"/>
               </w:rPr>
               <w:t>[[ASBELTO_</w:t>
@@ -2527,8 +2587,8 @@
               <w:rPr>
                 <w:rFonts w:ascii="Calibri" w:eastAsia="Times New Roman" w:hAnsi="Calibri" w:cs="Calibri"/>
                 <w:color w:val="000000"/>
-                <w:sz w:val="20"/>
-                <w:szCs w:val="20"/>
+                <w:sz w:val="24"/>
+                <w:szCs w:val="24"/>
                 <w:lang w:eastAsia="es-CL"/>
               </w:rPr>
               <w:t>REDES</w:t>
@@ -2537,8 +2597,8 @@
               <w:rPr>
                 <w:rFonts w:ascii="Calibri" w:eastAsia="Times New Roman" w:hAnsi="Calibri" w:cs="Calibri"/>
                 <w:color w:val="000000"/>
-                <w:sz w:val="20"/>
-                <w:szCs w:val="20"/>
+                <w:sz w:val="24"/>
+                <w:szCs w:val="24"/>
                 <w:lang w:eastAsia="es-CL"/>
               </w:rPr>
               <w:t>]]</w:t>
@@ -2587,17 +2647,17 @@
               <w:rPr>
                 <w:rFonts w:ascii="Calibri" w:eastAsia="Times New Roman" w:hAnsi="Calibri" w:cs="Calibri"/>
                 <w:color w:val="000000"/>
-                <w:sz w:val="20"/>
-                <w:szCs w:val="20"/>
-                <w:lang w:eastAsia="es-CL"/>
-              </w:rPr>
-            </w:pPr>
-            <w:r>
-              <w:rPr>
-                <w:rFonts w:ascii="Calibri" w:eastAsia="Times New Roman" w:hAnsi="Calibri" w:cs="Calibri"/>
-                <w:color w:val="000000"/>
-                <w:sz w:val="20"/>
-                <w:szCs w:val="20"/>
+                <w:sz w:val="24"/>
+                <w:szCs w:val="24"/>
+                <w:lang w:eastAsia="es-CL"/>
+              </w:rPr>
+            </w:pPr>
+            <w:r>
+              <w:rPr>
+                <w:rFonts w:ascii="Calibri" w:eastAsia="Times New Roman" w:hAnsi="Calibri" w:cs="Calibri"/>
+                <w:color w:val="000000"/>
+                <w:sz w:val="24"/>
+                <w:szCs w:val="24"/>
                 <w:lang w:eastAsia="es-CL"/>
               </w:rPr>
               <w:t>[[</w:t>
@@ -2606,8 +2666,8 @@
               <w:rPr>
                 <w:rFonts w:ascii="Calibri" w:eastAsia="Times New Roman" w:hAnsi="Calibri" w:cs="Calibri"/>
                 <w:color w:val="000000"/>
-                <w:sz w:val="20"/>
-                <w:szCs w:val="20"/>
+                <w:sz w:val="24"/>
+                <w:szCs w:val="24"/>
                 <w:lang w:eastAsia="es-CL"/>
               </w:rPr>
               <w:t>RIESGO_REDES</w:t>
@@ -2616,8 +2676,8 @@
               <w:rPr>
                 <w:rFonts w:ascii="Calibri" w:eastAsia="Times New Roman" w:hAnsi="Calibri" w:cs="Calibri"/>
                 <w:color w:val="000000"/>
-                <w:sz w:val="20"/>
-                <w:szCs w:val="20"/>
+                <w:sz w:val="24"/>
+                <w:szCs w:val="24"/>
                 <w:lang w:eastAsia="es-CL"/>
               </w:rPr>
               <w:t>]]</w:t>
@@ -2666,17 +2726,17 @@
               <w:rPr>
                 <w:rFonts w:ascii="Calibri" w:eastAsia="Times New Roman" w:hAnsi="Calibri" w:cs="Calibri"/>
                 <w:color w:val="000000"/>
-                <w:sz w:val="20"/>
-                <w:szCs w:val="20"/>
-                <w:lang w:eastAsia="es-CL"/>
-              </w:rPr>
-            </w:pPr>
-            <w:r>
-              <w:rPr>
-                <w:rFonts w:ascii="Calibri" w:eastAsia="Times New Roman" w:hAnsi="Calibri" w:cs="Calibri"/>
-                <w:color w:val="000000"/>
-                <w:sz w:val="20"/>
-                <w:szCs w:val="20"/>
+                <w:sz w:val="24"/>
+                <w:szCs w:val="24"/>
+                <w:lang w:eastAsia="es-CL"/>
+              </w:rPr>
+            </w:pPr>
+            <w:r>
+              <w:rPr>
+                <w:rFonts w:ascii="Calibri" w:eastAsia="Times New Roman" w:hAnsi="Calibri" w:cs="Calibri"/>
+                <w:color w:val="000000"/>
+                <w:sz w:val="24"/>
+                <w:szCs w:val="24"/>
                 <w:lang w:eastAsia="es-CL"/>
               </w:rPr>
               <w:t>[[RIESGO_</w:t>
@@ -2685,8 +2745,8 @@
               <w:rPr>
                 <w:rFonts w:ascii="Calibri" w:eastAsia="Times New Roman" w:hAnsi="Calibri" w:cs="Calibri"/>
                 <w:color w:val="000000"/>
-                <w:sz w:val="20"/>
-                <w:szCs w:val="20"/>
+                <w:sz w:val="24"/>
+                <w:szCs w:val="24"/>
                 <w:lang w:eastAsia="es-CL"/>
               </w:rPr>
               <w:t>ESTRUCTURA</w:t>
@@ -2695,8 +2755,8 @@
               <w:rPr>
                 <w:rFonts w:ascii="Calibri" w:eastAsia="Times New Roman" w:hAnsi="Calibri" w:cs="Calibri"/>
                 <w:color w:val="000000"/>
-                <w:sz w:val="20"/>
-                <w:szCs w:val="20"/>
+                <w:sz w:val="24"/>
+                <w:szCs w:val="24"/>
                 <w:lang w:eastAsia="es-CL"/>
               </w:rPr>
               <w:t>]]</w:t>
@@ -2745,17 +2805,17 @@
               <w:rPr>
                 <w:rFonts w:ascii="Calibri" w:eastAsia="Times New Roman" w:hAnsi="Calibri" w:cs="Calibri"/>
                 <w:color w:val="000000"/>
-                <w:sz w:val="20"/>
-                <w:szCs w:val="20"/>
-                <w:lang w:eastAsia="es-CL"/>
-              </w:rPr>
-            </w:pPr>
-            <w:r>
-              <w:rPr>
-                <w:rFonts w:ascii="Calibri" w:eastAsia="Times New Roman" w:hAnsi="Calibri" w:cs="Calibri"/>
-                <w:color w:val="000000"/>
-                <w:sz w:val="20"/>
-                <w:szCs w:val="20"/>
+                <w:sz w:val="24"/>
+                <w:szCs w:val="24"/>
+                <w:lang w:eastAsia="es-CL"/>
+              </w:rPr>
+            </w:pPr>
+            <w:r>
+              <w:rPr>
+                <w:rFonts w:ascii="Calibri" w:eastAsia="Times New Roman" w:hAnsi="Calibri" w:cs="Calibri"/>
+                <w:color w:val="000000"/>
+                <w:sz w:val="24"/>
+                <w:szCs w:val="24"/>
                 <w:lang w:eastAsia="es-CL"/>
               </w:rPr>
               <w:t>[[RIESGO_</w:t>
@@ -2764,8 +2824,8 @@
               <w:rPr>
                 <w:rFonts w:ascii="Calibri" w:eastAsia="Times New Roman" w:hAnsi="Calibri" w:cs="Calibri"/>
                 <w:color w:val="000000"/>
-                <w:sz w:val="20"/>
-                <w:szCs w:val="20"/>
+                <w:sz w:val="24"/>
+                <w:szCs w:val="24"/>
                 <w:lang w:eastAsia="es-CL"/>
               </w:rPr>
               <w:t>ESCALERAS</w:t>
@@ -2774,8 +2834,8 @@
               <w:rPr>
                 <w:rFonts w:ascii="Calibri" w:eastAsia="Times New Roman" w:hAnsi="Calibri" w:cs="Calibri"/>
                 <w:color w:val="000000"/>
-                <w:sz w:val="20"/>
-                <w:szCs w:val="20"/>
+                <w:sz w:val="24"/>
+                <w:szCs w:val="24"/>
                 <w:lang w:eastAsia="es-CL"/>
               </w:rPr>
               <w:t>]]</w:t>
@@ -2824,17 +2884,17 @@
               <w:rPr>
                 <w:rFonts w:ascii="Calibri" w:eastAsia="Times New Roman" w:hAnsi="Calibri" w:cs="Calibri"/>
                 <w:color w:val="000000"/>
-                <w:sz w:val="20"/>
-                <w:szCs w:val="20"/>
-                <w:lang w:eastAsia="es-CL"/>
-              </w:rPr>
-            </w:pPr>
-            <w:r>
-              <w:rPr>
-                <w:rFonts w:ascii="Calibri" w:eastAsia="Times New Roman" w:hAnsi="Calibri" w:cs="Calibri"/>
-                <w:color w:val="000000"/>
-                <w:sz w:val="20"/>
-                <w:szCs w:val="20"/>
+                <w:sz w:val="24"/>
+                <w:szCs w:val="24"/>
+                <w:lang w:eastAsia="es-CL"/>
+              </w:rPr>
+            </w:pPr>
+            <w:r>
+              <w:rPr>
+                <w:rFonts w:ascii="Calibri" w:eastAsia="Times New Roman" w:hAnsi="Calibri" w:cs="Calibri"/>
+                <w:color w:val="000000"/>
+                <w:sz w:val="24"/>
+                <w:szCs w:val="24"/>
                 <w:lang w:eastAsia="es-CL"/>
               </w:rPr>
               <w:t>[[RIESGO_</w:t>
@@ -2843,8 +2903,8 @@
               <w:rPr>
                 <w:rFonts w:ascii="Calibri" w:eastAsia="Times New Roman" w:hAnsi="Calibri" w:cs="Calibri"/>
                 <w:color w:val="000000"/>
-                <w:sz w:val="20"/>
-                <w:szCs w:val="20"/>
+                <w:sz w:val="24"/>
+                <w:szCs w:val="24"/>
                 <w:lang w:eastAsia="es-CL"/>
               </w:rPr>
               <w:t>TECHUMBRE</w:t>
@@ -2853,8 +2913,8 @@
               <w:rPr>
                 <w:rFonts w:ascii="Calibri" w:eastAsia="Times New Roman" w:hAnsi="Calibri" w:cs="Calibri"/>
                 <w:color w:val="000000"/>
-                <w:sz w:val="20"/>
-                <w:szCs w:val="20"/>
+                <w:sz w:val="24"/>
+                <w:szCs w:val="24"/>
                 <w:lang w:eastAsia="es-CL"/>
               </w:rPr>
               <w:t>]]</w:t>
@@ -2903,17 +2963,17 @@
               <w:rPr>
                 <w:rFonts w:ascii="Calibri" w:eastAsia="Times New Roman" w:hAnsi="Calibri" w:cs="Calibri"/>
                 <w:color w:val="000000"/>
-                <w:sz w:val="20"/>
-                <w:szCs w:val="20"/>
-                <w:lang w:eastAsia="es-CL"/>
-              </w:rPr>
-            </w:pPr>
-            <w:r>
-              <w:rPr>
-                <w:rFonts w:ascii="Calibri" w:eastAsia="Times New Roman" w:hAnsi="Calibri" w:cs="Calibri"/>
-                <w:color w:val="000000"/>
-                <w:sz w:val="20"/>
-                <w:szCs w:val="20"/>
+                <w:sz w:val="24"/>
+                <w:szCs w:val="24"/>
+                <w:lang w:eastAsia="es-CL"/>
+              </w:rPr>
+            </w:pPr>
+            <w:r>
+              <w:rPr>
+                <w:rFonts w:ascii="Calibri" w:eastAsia="Times New Roman" w:hAnsi="Calibri" w:cs="Calibri"/>
+                <w:color w:val="000000"/>
+                <w:sz w:val="24"/>
+                <w:szCs w:val="24"/>
                 <w:lang w:eastAsia="es-CL"/>
               </w:rPr>
               <w:t>[[</w:t>
@@ -2922,8 +2982,8 @@
               <w:rPr>
                 <w:rFonts w:ascii="Calibri" w:eastAsia="Times New Roman" w:hAnsi="Calibri" w:cs="Calibri"/>
                 <w:color w:val="000000"/>
-                <w:sz w:val="20"/>
-                <w:szCs w:val="20"/>
+                <w:sz w:val="24"/>
+                <w:szCs w:val="24"/>
                 <w:lang w:eastAsia="es-CL"/>
               </w:rPr>
               <w:t>REGULACION</w:t>
@@ -2932,8 +2992,8 @@
               <w:rPr>
                 <w:rFonts w:ascii="Calibri" w:eastAsia="Times New Roman" w:hAnsi="Calibri" w:cs="Calibri"/>
                 <w:color w:val="000000"/>
-                <w:sz w:val="20"/>
-                <w:szCs w:val="20"/>
+                <w:sz w:val="24"/>
+                <w:szCs w:val="24"/>
                 <w:lang w:eastAsia="es-CL"/>
               </w:rPr>
               <w:t>]]</w:t>
@@ -2960,8 +3020,8 @@
         <w:tblDescription w:val="Lista de atributos y valores"/>
       </w:tblPr>
       <w:tblGrid>
-        <w:gridCol w:w="3895"/>
-        <w:gridCol w:w="2485"/>
+        <w:gridCol w:w="3441"/>
+        <w:gridCol w:w="2939"/>
       </w:tblGrid>
       <w:tr>
         <w:trPr>
@@ -3064,16 +3124,16 @@
               <w:rPr>
                 <w:rFonts w:cstheme="minorHAnsi"/>
                 <w:b/>
-                <w:sz w:val="20"/>
-                <w:szCs w:val="20"/>
-              </w:rPr>
-            </w:pPr>
-            <w:r>
-              <w:rPr>
-                <w:rFonts w:ascii="Calibri" w:eastAsia="Times New Roman" w:hAnsi="Calibri" w:cs="Calibri"/>
-                <w:color w:val="000000"/>
-                <w:sz w:val="20"/>
-                <w:szCs w:val="20"/>
+                <w:sz w:val="24"/>
+                <w:szCs w:val="24"/>
+              </w:rPr>
+            </w:pPr>
+            <w:r>
+              <w:rPr>
+                <w:rFonts w:ascii="Calibri" w:eastAsia="Times New Roman" w:hAnsi="Calibri" w:cs="Calibri"/>
+                <w:color w:val="000000"/>
+                <w:sz w:val="24"/>
+                <w:szCs w:val="24"/>
                 <w:lang w:eastAsia="es-CL"/>
               </w:rPr>
               <w:t>[[EFICIENCIA_ENERGETICA]]</w:t>
@@ -3129,16 +3189,16 @@
               <w:rPr>
                 <w:rFonts w:cstheme="minorHAnsi"/>
                 <w:b/>
-                <w:sz w:val="20"/>
-                <w:szCs w:val="20"/>
-              </w:rPr>
-            </w:pPr>
-            <w:r>
-              <w:rPr>
-                <w:rFonts w:ascii="Calibri" w:eastAsia="Times New Roman" w:hAnsi="Calibri" w:cs="Calibri"/>
-                <w:color w:val="000000"/>
-                <w:sz w:val="20"/>
-                <w:szCs w:val="20"/>
+                <w:sz w:val="24"/>
+                <w:szCs w:val="24"/>
+              </w:rPr>
+            </w:pPr>
+            <w:r>
+              <w:rPr>
+                <w:rFonts w:ascii="Calibri" w:eastAsia="Times New Roman" w:hAnsi="Calibri" w:cs="Calibri"/>
+                <w:color w:val="000000"/>
+                <w:sz w:val="24"/>
+                <w:szCs w:val="24"/>
                 <w:lang w:eastAsia="es-CL"/>
               </w:rPr>
               <w:t>[[ACONDICIONAMIENTO]]</w:t>

--- a/PDF_CAPITULO3/PLANTILLA VISUALIZACIÓN DTC.docx
+++ b/PDF_CAPITULO3/PLANTILLA VISUALIZACIÓN DTC.docx
@@ -1405,6 +1405,18 @@
         <w:shd w:val="clear" w:color="auto" w:fill="FFFFFF"/>
         <w:spacing w:after="135" w:line="240" w:lineRule="auto"/>
         <w:rPr>
+          <w:rFonts w:cstheme="minorHAnsi"/>
+          <w:b/>
+          <w:sz w:val="20"/>
+          <w:szCs w:val="20"/>
+        </w:rPr>
+      </w:pPr>
+    </w:p>
+    <w:p>
+      <w:pPr>
+        <w:shd w:val="clear" w:color="auto" w:fill="FFFFFF"/>
+        <w:spacing w:after="135" w:line="240" w:lineRule="auto"/>
+        <w:rPr>
           <w:rFonts w:ascii="Arial" w:eastAsia="Times New Roman" w:hAnsi="Arial" w:cs="Arial"/>
           <w:color w:val="050505"/>
           <w:sz w:val="18"/>
@@ -1412,6 +1424,42 @@
           <w:lang w:eastAsia="es-CL"/>
         </w:rPr>
       </w:pPr>
+      <w:r>
+        <w:rPr>
+          <w:rFonts w:cstheme="minorHAnsi"/>
+          <w:b/>
+          <w:sz w:val="20"/>
+          <w:szCs w:val="20"/>
+        </w:rPr>
+        <w:t xml:space="preserve">IV. </w:t>
+      </w:r>
+      <w:r>
+        <w:rPr>
+          <w:rFonts w:cstheme="minorHAnsi"/>
+          <w:b/>
+          <w:sz w:val="20"/>
+          <w:szCs w:val="20"/>
+        </w:rPr>
+        <w:t>PUNTAJES ORDENADOS</w:t>
+      </w:r>
+      <w:r>
+        <w:rPr>
+          <w:rFonts w:cstheme="minorHAnsi"/>
+          <w:b/>
+          <w:sz w:val="20"/>
+          <w:szCs w:val="20"/>
+        </w:rPr>
+        <w:t xml:space="preserve"> DE PARTIDAS POR COPROPIEDAD</w:t>
+      </w:r>
+      <w:r>
+        <w:rPr>
+          <w:rFonts w:cstheme="minorHAnsi"/>
+          <w:b/>
+          <w:sz w:val="20"/>
+          <w:szCs w:val="20"/>
+        </w:rPr>
+        <w:t xml:space="preserve"> Y TIPO DE INTERVENCIÓN (PRIORIZACIÓN</w:t>
+      </w:r>
     </w:p>
     <w:tbl>
       <w:tblPr>
@@ -1428,68 +1476,11 @@
       </w:tblGrid>
       <w:tr>
         <w:trPr>
-          <w:trHeight w:val="405"/>
-        </w:trPr>
-        <w:tc>
-          <w:tcPr>
-            <w:tcW w:w="9782" w:type="dxa"/>
-            <w:gridSpan w:val="3"/>
-          </w:tcPr>
-          <w:p>
-            <w:pPr>
-              <w:rPr>
-                <w:rFonts w:cstheme="minorHAnsi"/>
-                <w:b/>
-                <w:sz w:val="20"/>
-                <w:szCs w:val="20"/>
-              </w:rPr>
-            </w:pPr>
-            <w:r>
-              <w:rPr>
-                <w:rFonts w:cstheme="minorHAnsi"/>
-                <w:b/>
-                <w:sz w:val="20"/>
-                <w:szCs w:val="20"/>
-              </w:rPr>
-              <w:t xml:space="preserve">IV. </w:t>
-            </w:r>
-            <w:r>
-              <w:rPr>
-                <w:rFonts w:cstheme="minorHAnsi"/>
-                <w:b/>
-                <w:sz w:val="20"/>
-                <w:szCs w:val="20"/>
-              </w:rPr>
-              <w:t>PUNTAJES ORDENADOS</w:t>
-            </w:r>
-            <w:r>
-              <w:rPr>
-                <w:rFonts w:cstheme="minorHAnsi"/>
-                <w:b/>
-                <w:sz w:val="20"/>
-                <w:szCs w:val="20"/>
-              </w:rPr>
-              <w:t xml:space="preserve"> DE PARTIDAS POR COPROPIEDAD</w:t>
-            </w:r>
-            <w:r>
-              <w:rPr>
-                <w:rFonts w:cstheme="minorHAnsi"/>
-                <w:b/>
-                <w:sz w:val="20"/>
-                <w:szCs w:val="20"/>
-              </w:rPr>
-              <w:t xml:space="preserve"> Y TIPO DE INTERVENCIÓN (PRIORIZACIÓN)</w:t>
-            </w:r>
-          </w:p>
-        </w:tc>
-      </w:tr>
-      <w:tr>
-        <w:trPr>
           <w:trHeight w:val="389"/>
         </w:trPr>
         <w:tc>
           <w:tcPr>
-            <w:tcW w:w="4537" w:type="dxa"/>
+            <w:tcW w:w="3860" w:type="dxa"/>
           </w:tcPr>
           <w:p>
             <w:pPr>
@@ -1513,7 +1504,7 @@
         </w:tc>
         <w:tc>
           <w:tcPr>
-            <w:tcW w:w="1843" w:type="dxa"/>
+            <w:tcW w:w="2584" w:type="dxa"/>
           </w:tcPr>
           <w:p>
             <w:pPr>
@@ -1537,7 +1528,7 @@
         </w:tc>
         <w:tc>
           <w:tcPr>
-            <w:tcW w:w="3402" w:type="dxa"/>
+            <w:tcW w:w="3338" w:type="dxa"/>
           </w:tcPr>
           <w:p>
             <w:pPr>
@@ -1563,7 +1554,7 @@
       <w:tr>
         <w:tc>
           <w:tcPr>
-            <w:tcW w:w="4537" w:type="dxa"/>
+            <w:tcW w:w="3860" w:type="dxa"/>
             <w:hideMark/>
           </w:tcPr>
           <w:p>
@@ -1581,13 +1572,13 @@
                 <w:sz w:val="20"/>
                 <w:szCs w:val="20"/>
               </w:rPr>
-              <w:t>A. Áreas Verdes y Equipamiento</w:t>
-            </w:r>
-          </w:p>
-        </w:tc>
-        <w:tc>
-          <w:tcPr>
-            <w:tcW w:w="1843" w:type="dxa"/>
+              <w:t>[[#tabla_priorizada]] [[nombre]]</w:t>
+            </w:r>
+          </w:p>
+        </w:tc>
+        <w:tc>
+          <w:tcPr>
+            <w:tcW w:w="2584" w:type="dxa"/>
           </w:tcPr>
           <w:p>
             <w:pPr>
@@ -1608,13 +1599,13 @@
                 <w:sz w:val="20"/>
                 <w:szCs w:val="20"/>
               </w:rPr>
-              <w:t>[[PUNTAJE_AREA_VERDE]]</w:t>
-            </w:r>
-          </w:p>
-        </w:tc>
-        <w:tc>
-          <w:tcPr>
-            <w:tcW w:w="3402" w:type="dxa"/>
+              <w:t>[[p]]</w:t>
+            </w:r>
+          </w:p>
+        </w:tc>
+        <w:tc>
+          <w:tcPr>
+            <w:tcW w:w="3338" w:type="dxa"/>
             <w:vAlign w:val="center"/>
           </w:tcPr>
           <w:p>
@@ -1636,43 +1627,10 @@
                 <w:sz w:val="20"/>
                 <w:szCs w:val="20"/>
               </w:rPr>
-              <w:t>[[INTERVENCION_AREA_VERDE]]</w:t>
-            </w:r>
-          </w:p>
-        </w:tc>
-      </w:tr>
-      <w:tr>
-        <w:tc>
-          <w:tcPr>
-            <w:tcW w:w="4537" w:type="dxa"/>
-            <w:hideMark/>
-          </w:tcPr>
-          <w:p>
-            <w:pPr>
-              <w:spacing w:after="160" w:line="259" w:lineRule="auto"/>
-              <w:rPr>
-                <w:rFonts w:cstheme="minorHAnsi"/>
-                <w:sz w:val="20"/>
-                <w:szCs w:val="20"/>
-              </w:rPr>
-            </w:pPr>
-            <w:r>
-              <w:rPr>
-                <w:rFonts w:cstheme="minorHAnsi"/>
-                <w:sz w:val="20"/>
-                <w:szCs w:val="20"/>
-              </w:rPr>
-              <w:t>B. Cierres Perimetrales</w:t>
-            </w:r>
-          </w:p>
-        </w:tc>
-        <w:tc>
-          <w:tcPr>
-            <w:tcW w:w="1843" w:type="dxa"/>
-          </w:tcPr>
-          <w:p>
-            <w:pPr>
-              <w:spacing w:after="160" w:line="259" w:lineRule="auto"/>
+              <w:t>[[</w:t>
+            </w:r>
+            <w:proofErr w:type="spellStart"/>
+            <w:r>
               <w:rPr>
                 <w:rFonts w:cstheme="minorHAnsi"/>
                 <w:b/>
@@ -1680,7 +1638,9 @@
                 <w:sz w:val="20"/>
                 <w:szCs w:val="20"/>
               </w:rPr>
-            </w:pPr>
+              <w:t>int</w:t>
+            </w:r>
+            <w:proofErr w:type="spellEnd"/>
             <w:r>
               <w:rPr>
                 <w:rFonts w:cstheme="minorHAnsi"/>
@@ -1689,16 +1649,10 @@
                 <w:sz w:val="20"/>
                 <w:szCs w:val="20"/>
               </w:rPr>
-              <w:t>[[PUNTAJE_CIERRES]]</w:t>
-            </w:r>
-          </w:p>
-        </w:tc>
-        <w:tc>
-          <w:tcPr>
-            <w:tcW w:w="3402" w:type="dxa"/>
-          </w:tcPr>
-          <w:p>
-            <w:pPr>
+              <w:t>]] [[/</w:t>
+            </w:r>
+            <w:proofErr w:type="spellStart"/>
+            <w:r>
               <w:rPr>
                 <w:rFonts w:cstheme="minorHAnsi"/>
                 <w:b/>
@@ -1706,7 +1660,9 @@
                 <w:sz w:val="20"/>
                 <w:szCs w:val="20"/>
               </w:rPr>
-            </w:pPr>
+              <w:t>tabla_priorizada</w:t>
+            </w:r>
+            <w:proofErr w:type="spellEnd"/>
             <w:r>
               <w:rPr>
                 <w:rFonts w:cstheme="minorHAnsi"/>
@@ -1715,501 +1671,7 @@
                 <w:sz w:val="20"/>
                 <w:szCs w:val="20"/>
               </w:rPr>
-              <w:t>[[INTERVENCION_CIERRES]]</w:t>
-            </w:r>
-          </w:p>
-        </w:tc>
-      </w:tr>
-      <w:tr>
-        <w:tc>
-          <w:tcPr>
-            <w:tcW w:w="4537" w:type="dxa"/>
-            <w:hideMark/>
-          </w:tcPr>
-          <w:p>
-            <w:pPr>
-              <w:spacing w:after="160" w:line="259" w:lineRule="auto"/>
-              <w:rPr>
-                <w:rFonts w:cstheme="minorHAnsi"/>
-                <w:sz w:val="20"/>
-                <w:szCs w:val="20"/>
-              </w:rPr>
-            </w:pPr>
-            <w:r>
-              <w:rPr>
-                <w:rFonts w:cstheme="minorHAnsi"/>
-                <w:sz w:val="20"/>
-                <w:szCs w:val="20"/>
-              </w:rPr>
-              <w:t>C. Techumbre</w:t>
-            </w:r>
-          </w:p>
-        </w:tc>
-        <w:tc>
-          <w:tcPr>
-            <w:tcW w:w="1843" w:type="dxa"/>
-          </w:tcPr>
-          <w:p>
-            <w:pPr>
-              <w:spacing w:after="160" w:line="259" w:lineRule="auto"/>
-              <w:rPr>
-                <w:rFonts w:cstheme="minorHAnsi"/>
-                <w:b/>
-                <w:bCs/>
-                <w:sz w:val="20"/>
-                <w:szCs w:val="20"/>
-              </w:rPr>
-            </w:pPr>
-            <w:r>
-              <w:rPr>
-                <w:rFonts w:cstheme="minorHAnsi"/>
-                <w:b/>
-                <w:bCs/>
-                <w:sz w:val="20"/>
-                <w:szCs w:val="20"/>
-              </w:rPr>
-              <w:t>[[PUNTAJE_TECHUMBRE]]</w:t>
-            </w:r>
-          </w:p>
-        </w:tc>
-        <w:tc>
-          <w:tcPr>
-            <w:tcW w:w="3402" w:type="dxa"/>
-          </w:tcPr>
-          <w:p>
-            <w:pPr>
-              <w:rPr>
-                <w:rFonts w:cstheme="minorHAnsi"/>
-                <w:b/>
-                <w:bCs/>
-                <w:sz w:val="20"/>
-                <w:szCs w:val="20"/>
-              </w:rPr>
-            </w:pPr>
-            <w:r>
-              <w:rPr>
-                <w:rFonts w:cstheme="minorHAnsi"/>
-                <w:b/>
-                <w:bCs/>
-                <w:sz w:val="20"/>
-                <w:szCs w:val="20"/>
-              </w:rPr>
-              <w:t>[[INTERVENCION_TECHUMBRE]]</w:t>
-            </w:r>
-          </w:p>
-        </w:tc>
-      </w:tr>
-      <w:tr>
-        <w:tc>
-          <w:tcPr>
-            <w:tcW w:w="4537" w:type="dxa"/>
-            <w:hideMark/>
-          </w:tcPr>
-          <w:p>
-            <w:pPr>
-              <w:spacing w:after="160" w:line="259" w:lineRule="auto"/>
-              <w:rPr>
-                <w:rFonts w:cstheme="minorHAnsi"/>
-                <w:sz w:val="20"/>
-                <w:szCs w:val="20"/>
-              </w:rPr>
-            </w:pPr>
-            <w:r>
-              <w:rPr>
-                <w:rFonts w:cstheme="minorHAnsi"/>
-                <w:sz w:val="20"/>
-                <w:szCs w:val="20"/>
-              </w:rPr>
-              <w:t>D. Ascensores, Escaleras y/o Circulaciones</w:t>
-            </w:r>
-          </w:p>
-        </w:tc>
-        <w:tc>
-          <w:tcPr>
-            <w:tcW w:w="1843" w:type="dxa"/>
-          </w:tcPr>
-          <w:p>
-            <w:pPr>
-              <w:spacing w:after="160" w:line="259" w:lineRule="auto"/>
-              <w:rPr>
-                <w:rFonts w:cstheme="minorHAnsi"/>
-                <w:b/>
-                <w:bCs/>
-                <w:sz w:val="20"/>
-                <w:szCs w:val="20"/>
-              </w:rPr>
-            </w:pPr>
-            <w:r>
-              <w:rPr>
-                <w:rFonts w:cstheme="minorHAnsi"/>
-                <w:b/>
-                <w:bCs/>
-                <w:sz w:val="20"/>
-                <w:szCs w:val="20"/>
-              </w:rPr>
-              <w:t>[[PUNTAJE_ASCENSORES]]</w:t>
-            </w:r>
-          </w:p>
-        </w:tc>
-        <w:tc>
-          <w:tcPr>
-            <w:tcW w:w="3402" w:type="dxa"/>
-          </w:tcPr>
-          <w:p>
-            <w:pPr>
-              <w:rPr>
-                <w:rFonts w:cstheme="minorHAnsi"/>
-                <w:b/>
-                <w:bCs/>
-                <w:sz w:val="20"/>
-                <w:szCs w:val="20"/>
-              </w:rPr>
-            </w:pPr>
-            <w:r>
-              <w:rPr>
-                <w:rFonts w:cstheme="minorHAnsi"/>
-                <w:b/>
-                <w:bCs/>
-                <w:sz w:val="20"/>
-                <w:szCs w:val="20"/>
-              </w:rPr>
-              <w:t>[[INTERVENCION_ASCENSORES]]</w:t>
-            </w:r>
-          </w:p>
-        </w:tc>
-      </w:tr>
-      <w:tr>
-        <w:tc>
-          <w:tcPr>
-            <w:tcW w:w="4537" w:type="dxa"/>
-            <w:hideMark/>
-          </w:tcPr>
-          <w:p>
-            <w:pPr>
-              <w:spacing w:after="160" w:line="259" w:lineRule="auto"/>
-              <w:rPr>
-                <w:rFonts w:cstheme="minorHAnsi"/>
-                <w:sz w:val="20"/>
-                <w:szCs w:val="20"/>
-              </w:rPr>
-            </w:pPr>
-            <w:r>
-              <w:rPr>
-                <w:rFonts w:cstheme="minorHAnsi"/>
-                <w:sz w:val="20"/>
-                <w:szCs w:val="20"/>
-              </w:rPr>
-              <w:t>E. Fachadas y/o Muros</w:t>
-            </w:r>
-          </w:p>
-        </w:tc>
-        <w:tc>
-          <w:tcPr>
-            <w:tcW w:w="1843" w:type="dxa"/>
-          </w:tcPr>
-          <w:p>
-            <w:pPr>
-              <w:spacing w:after="160" w:line="259" w:lineRule="auto"/>
-              <w:rPr>
-                <w:rFonts w:cstheme="minorHAnsi"/>
-                <w:b/>
-                <w:bCs/>
-                <w:sz w:val="20"/>
-                <w:szCs w:val="20"/>
-              </w:rPr>
-            </w:pPr>
-            <w:r>
-              <w:rPr>
-                <w:rFonts w:cstheme="minorHAnsi"/>
-                <w:b/>
-                <w:bCs/>
-                <w:sz w:val="20"/>
-                <w:szCs w:val="20"/>
-              </w:rPr>
-              <w:t>[[PUNTAJE_FACHADA]]</w:t>
-            </w:r>
-          </w:p>
-        </w:tc>
-        <w:tc>
-          <w:tcPr>
-            <w:tcW w:w="3402" w:type="dxa"/>
-          </w:tcPr>
-          <w:p>
-            <w:pPr>
-              <w:rPr>
-                <w:rFonts w:cstheme="minorHAnsi"/>
-                <w:b/>
-                <w:bCs/>
-                <w:sz w:val="20"/>
-                <w:szCs w:val="20"/>
-              </w:rPr>
-            </w:pPr>
-            <w:r>
-              <w:rPr>
-                <w:rFonts w:cstheme="minorHAnsi"/>
-                <w:b/>
-                <w:bCs/>
-                <w:sz w:val="20"/>
-                <w:szCs w:val="20"/>
-              </w:rPr>
-              <w:t>[[INTERVENCION_FACHADA]]</w:t>
-            </w:r>
-          </w:p>
-        </w:tc>
-      </w:tr>
-      <w:tr>
-        <w:tc>
-          <w:tcPr>
-            <w:tcW w:w="4537" w:type="dxa"/>
-            <w:hideMark/>
-          </w:tcPr>
-          <w:p>
-            <w:pPr>
-              <w:spacing w:after="160" w:line="259" w:lineRule="auto"/>
-              <w:rPr>
-                <w:rFonts w:cstheme="minorHAnsi"/>
-                <w:sz w:val="20"/>
-                <w:szCs w:val="20"/>
-              </w:rPr>
-            </w:pPr>
-            <w:r>
-              <w:rPr>
-                <w:rFonts w:cstheme="minorHAnsi"/>
-                <w:sz w:val="20"/>
-                <w:szCs w:val="20"/>
-              </w:rPr>
-              <w:t>F. Sistemas de Iluminación</w:t>
-            </w:r>
-          </w:p>
-        </w:tc>
-        <w:tc>
-          <w:tcPr>
-            <w:tcW w:w="1843" w:type="dxa"/>
-          </w:tcPr>
-          <w:p>
-            <w:pPr>
-              <w:spacing w:after="160" w:line="259" w:lineRule="auto"/>
-              <w:rPr>
-                <w:rFonts w:cstheme="minorHAnsi"/>
-                <w:b/>
-                <w:bCs/>
-                <w:sz w:val="20"/>
-                <w:szCs w:val="20"/>
-              </w:rPr>
-            </w:pPr>
-            <w:r>
-              <w:rPr>
-                <w:rFonts w:cstheme="minorHAnsi"/>
-                <w:b/>
-                <w:bCs/>
-                <w:sz w:val="20"/>
-                <w:szCs w:val="20"/>
-              </w:rPr>
-              <w:t>[[PUNTAJE_ILUMINACION]]</w:t>
-            </w:r>
-          </w:p>
-        </w:tc>
-        <w:tc>
-          <w:tcPr>
-            <w:tcW w:w="3402" w:type="dxa"/>
-          </w:tcPr>
-          <w:p>
-            <w:pPr>
-              <w:rPr>
-                <w:rFonts w:cstheme="minorHAnsi"/>
-                <w:b/>
-                <w:bCs/>
-                <w:sz w:val="20"/>
-                <w:szCs w:val="20"/>
-              </w:rPr>
-            </w:pPr>
-            <w:r>
-              <w:rPr>
-                <w:rFonts w:cstheme="minorHAnsi"/>
-                <w:b/>
-                <w:bCs/>
-                <w:sz w:val="20"/>
-                <w:szCs w:val="20"/>
-              </w:rPr>
-              <w:t>[[INTERVENCION_ILUMINACION]]</w:t>
-            </w:r>
-          </w:p>
-        </w:tc>
-      </w:tr>
-      <w:tr>
-        <w:tc>
-          <w:tcPr>
-            <w:tcW w:w="4537" w:type="dxa"/>
-            <w:hideMark/>
-          </w:tcPr>
-          <w:p>
-            <w:pPr>
-              <w:spacing w:after="160" w:line="259" w:lineRule="auto"/>
-              <w:rPr>
-                <w:rFonts w:cstheme="minorHAnsi"/>
-                <w:sz w:val="20"/>
-                <w:szCs w:val="20"/>
-              </w:rPr>
-            </w:pPr>
-            <w:r>
-              <w:rPr>
-                <w:rFonts w:cstheme="minorHAnsi"/>
-                <w:sz w:val="20"/>
-                <w:szCs w:val="20"/>
-              </w:rPr>
-              <w:t>G. Redes de Servicio</w:t>
-            </w:r>
-          </w:p>
-        </w:tc>
-        <w:tc>
-          <w:tcPr>
-            <w:tcW w:w="1843" w:type="dxa"/>
-          </w:tcPr>
-          <w:p>
-            <w:pPr>
-              <w:spacing w:after="160" w:line="259" w:lineRule="auto"/>
-              <w:rPr>
-                <w:rFonts w:cstheme="minorHAnsi"/>
-                <w:b/>
-                <w:bCs/>
-                <w:sz w:val="20"/>
-                <w:szCs w:val="20"/>
-              </w:rPr>
-            </w:pPr>
-            <w:r>
-              <w:rPr>
-                <w:rFonts w:cstheme="minorHAnsi"/>
-                <w:b/>
-                <w:bCs/>
-                <w:sz w:val="20"/>
-                <w:szCs w:val="20"/>
-              </w:rPr>
-              <w:t>[[PUNTAJE_REDES]]</w:t>
-            </w:r>
-          </w:p>
-        </w:tc>
-        <w:tc>
-          <w:tcPr>
-            <w:tcW w:w="3402" w:type="dxa"/>
-          </w:tcPr>
-          <w:p>
-            <w:pPr>
-              <w:rPr>
-                <w:rFonts w:cstheme="minorHAnsi"/>
-                <w:b/>
-                <w:bCs/>
-                <w:sz w:val="20"/>
-                <w:szCs w:val="20"/>
-              </w:rPr>
-            </w:pPr>
-            <w:r>
-              <w:rPr>
-                <w:rFonts w:cstheme="minorHAnsi"/>
-                <w:b/>
-                <w:bCs/>
-                <w:sz w:val="20"/>
-                <w:szCs w:val="20"/>
-              </w:rPr>
-              <w:t>[[INTERVENCION_REDES]]</w:t>
-            </w:r>
-          </w:p>
-        </w:tc>
-      </w:tr>
-      <w:tr>
-        <w:tc>
-          <w:tcPr>
-            <w:tcW w:w="4537" w:type="dxa"/>
-            <w:hideMark/>
-          </w:tcPr>
-          <w:p>
-            <w:pPr>
-              <w:spacing w:after="160" w:line="259" w:lineRule="auto"/>
-              <w:rPr>
-                <w:rFonts w:cstheme="minorHAnsi"/>
-                <w:sz w:val="20"/>
-                <w:szCs w:val="20"/>
-              </w:rPr>
-            </w:pPr>
-            <w:r>
-              <w:rPr>
-                <w:rFonts w:cstheme="minorHAnsi"/>
-                <w:sz w:val="20"/>
-                <w:szCs w:val="20"/>
-              </w:rPr>
-              <w:t>K. Accesibilidad Universal</w:t>
-            </w:r>
-          </w:p>
-        </w:tc>
-        <w:tc>
-          <w:tcPr>
-            <w:tcW w:w="1843" w:type="dxa"/>
-          </w:tcPr>
-          <w:p>
-            <w:pPr>
-              <w:spacing w:after="160" w:line="259" w:lineRule="auto"/>
-              <w:rPr>
-                <w:rFonts w:cstheme="minorHAnsi"/>
-                <w:b/>
-                <w:bCs/>
-                <w:sz w:val="20"/>
-                <w:szCs w:val="20"/>
-              </w:rPr>
-            </w:pPr>
-            <w:r>
-              <w:rPr>
-                <w:rFonts w:cstheme="minorHAnsi"/>
-                <w:b/>
-                <w:bCs/>
-                <w:sz w:val="20"/>
-                <w:szCs w:val="20"/>
-              </w:rPr>
-              <w:t>[[PUNTAJE_ACCESIBILIDAD]]</w:t>
-            </w:r>
-          </w:p>
-        </w:tc>
-        <w:tc>
-          <w:tcPr>
-            <w:tcW w:w="3402" w:type="dxa"/>
-          </w:tcPr>
-          <w:p>
-            <w:pPr>
-              <w:rPr>
-                <w:rFonts w:cstheme="minorHAnsi"/>
-                <w:b/>
-                <w:bCs/>
-                <w:sz w:val="20"/>
-                <w:szCs w:val="20"/>
-              </w:rPr>
-            </w:pPr>
-            <w:r>
-              <w:rPr>
-                <w:rFonts w:cstheme="minorHAnsi"/>
-                <w:b/>
-                <w:bCs/>
-                <w:sz w:val="20"/>
-                <w:szCs w:val="20"/>
-              </w:rPr>
-              <w:t>[[INTERVENCION_A</w:t>
-            </w:r>
-            <w:r>
-              <w:rPr>
-                <w:rFonts w:cstheme="minorHAnsi"/>
-                <w:b/>
-                <w:bCs/>
-                <w:sz w:val="20"/>
-                <w:szCs w:val="20"/>
-              </w:rPr>
-              <w:t>CCE</w:t>
-            </w:r>
-            <w:r>
-              <w:rPr>
-                <w:rFonts w:cstheme="minorHAnsi"/>
-                <w:b/>
-                <w:bCs/>
-                <w:sz w:val="20"/>
-                <w:szCs w:val="20"/>
-              </w:rPr>
-              <w:t>SIBILIDAD]]</w:t>
+              <w:t>]]</w:t>
             </w:r>
           </w:p>
         </w:tc>
@@ -2554,7 +2016,6 @@
                 <w:szCs w:val="20"/>
                 <w:lang w:eastAsia="es-CL"/>
               </w:rPr>
-              <w:lastRenderedPageBreak/>
               <w:t>Asbesto cemento redes Sanitarias</w:t>
             </w:r>
           </w:p>
@@ -2581,27 +2042,7 @@
                 <w:szCs w:val="24"/>
                 <w:lang w:eastAsia="es-CL"/>
               </w:rPr>
-              <w:t>[[ASBELTO_</w:t>
-            </w:r>
-            <w:r>
-              <w:rPr>
-                <w:rFonts w:ascii="Calibri" w:eastAsia="Times New Roman" w:hAnsi="Calibri" w:cs="Calibri"/>
-                <w:color w:val="000000"/>
-                <w:sz w:val="24"/>
-                <w:szCs w:val="24"/>
-                <w:lang w:eastAsia="es-CL"/>
-              </w:rPr>
-              <w:t>REDES</w:t>
-            </w:r>
-            <w:r>
-              <w:rPr>
-                <w:rFonts w:ascii="Calibri" w:eastAsia="Times New Roman" w:hAnsi="Calibri" w:cs="Calibri"/>
-                <w:color w:val="000000"/>
-                <w:sz w:val="24"/>
-                <w:szCs w:val="24"/>
-                <w:lang w:eastAsia="es-CL"/>
-              </w:rPr>
-              <w:t>]]</w:t>
+              <w:t>[[ASBELTO_REDES]]</w:t>
             </w:r>
           </w:p>
         </w:tc>
@@ -2660,27 +2101,7 @@
                 <w:szCs w:val="24"/>
                 <w:lang w:eastAsia="es-CL"/>
               </w:rPr>
-              <w:t>[[</w:t>
-            </w:r>
-            <w:r>
-              <w:rPr>
-                <w:rFonts w:ascii="Calibri" w:eastAsia="Times New Roman" w:hAnsi="Calibri" w:cs="Calibri"/>
-                <w:color w:val="000000"/>
-                <w:sz w:val="24"/>
-                <w:szCs w:val="24"/>
-                <w:lang w:eastAsia="es-CL"/>
-              </w:rPr>
-              <w:t>RIESGO_REDES</w:t>
-            </w:r>
-            <w:r>
-              <w:rPr>
-                <w:rFonts w:ascii="Calibri" w:eastAsia="Times New Roman" w:hAnsi="Calibri" w:cs="Calibri"/>
-                <w:color w:val="000000"/>
-                <w:sz w:val="24"/>
-                <w:szCs w:val="24"/>
-                <w:lang w:eastAsia="es-CL"/>
-              </w:rPr>
-              <w:t>]]</w:t>
+              <w:t>[[RIESGO_REDES]]</w:t>
             </w:r>
           </w:p>
         </w:tc>
@@ -2739,27 +2160,7 @@
                 <w:szCs w:val="24"/>
                 <w:lang w:eastAsia="es-CL"/>
               </w:rPr>
-              <w:t>[[RIESGO_</w:t>
-            </w:r>
-            <w:r>
-              <w:rPr>
-                <w:rFonts w:ascii="Calibri" w:eastAsia="Times New Roman" w:hAnsi="Calibri" w:cs="Calibri"/>
-                <w:color w:val="000000"/>
-                <w:sz w:val="24"/>
-                <w:szCs w:val="24"/>
-                <w:lang w:eastAsia="es-CL"/>
-              </w:rPr>
-              <w:t>ESTRUCTURA</w:t>
-            </w:r>
-            <w:r>
-              <w:rPr>
-                <w:rFonts w:ascii="Calibri" w:eastAsia="Times New Roman" w:hAnsi="Calibri" w:cs="Calibri"/>
-                <w:color w:val="000000"/>
-                <w:sz w:val="24"/>
-                <w:szCs w:val="24"/>
-                <w:lang w:eastAsia="es-CL"/>
-              </w:rPr>
-              <w:t>]]</w:t>
+              <w:t>[[RIESGO_ESTRUCTURA]]</w:t>
             </w:r>
           </w:p>
         </w:tc>
@@ -2818,27 +2219,7 @@
                 <w:szCs w:val="24"/>
                 <w:lang w:eastAsia="es-CL"/>
               </w:rPr>
-              <w:t>[[RIESGO_</w:t>
-            </w:r>
-            <w:r>
-              <w:rPr>
-                <w:rFonts w:ascii="Calibri" w:eastAsia="Times New Roman" w:hAnsi="Calibri" w:cs="Calibri"/>
-                <w:color w:val="000000"/>
-                <w:sz w:val="24"/>
-                <w:szCs w:val="24"/>
-                <w:lang w:eastAsia="es-CL"/>
-              </w:rPr>
-              <w:t>ESCALERAS</w:t>
-            </w:r>
-            <w:r>
-              <w:rPr>
-                <w:rFonts w:ascii="Calibri" w:eastAsia="Times New Roman" w:hAnsi="Calibri" w:cs="Calibri"/>
-                <w:color w:val="000000"/>
-                <w:sz w:val="24"/>
-                <w:szCs w:val="24"/>
-                <w:lang w:eastAsia="es-CL"/>
-              </w:rPr>
-              <w:t>]]</w:t>
+              <w:t>[[RIESGO_ESCALERAS]]</w:t>
             </w:r>
           </w:p>
         </w:tc>
@@ -2897,27 +2278,7 @@
                 <w:szCs w:val="24"/>
                 <w:lang w:eastAsia="es-CL"/>
               </w:rPr>
-              <w:t>[[RIESGO_</w:t>
-            </w:r>
-            <w:r>
-              <w:rPr>
-                <w:rFonts w:ascii="Calibri" w:eastAsia="Times New Roman" w:hAnsi="Calibri" w:cs="Calibri"/>
-                <w:color w:val="000000"/>
-                <w:sz w:val="24"/>
-                <w:szCs w:val="24"/>
-                <w:lang w:eastAsia="es-CL"/>
-              </w:rPr>
-              <w:t>TECHUMBRE</w:t>
-            </w:r>
-            <w:r>
-              <w:rPr>
-                <w:rFonts w:ascii="Calibri" w:eastAsia="Times New Roman" w:hAnsi="Calibri" w:cs="Calibri"/>
-                <w:color w:val="000000"/>
-                <w:sz w:val="24"/>
-                <w:szCs w:val="24"/>
-                <w:lang w:eastAsia="es-CL"/>
-              </w:rPr>
-              <w:t>]]</w:t>
+              <w:t>[[RIESGO_TECHUMBRE]]</w:t>
             </w:r>
           </w:p>
         </w:tc>
@@ -2976,27 +2337,7 @@
                 <w:szCs w:val="24"/>
                 <w:lang w:eastAsia="es-CL"/>
               </w:rPr>
-              <w:t>[[</w:t>
-            </w:r>
-            <w:r>
-              <w:rPr>
-                <w:rFonts w:ascii="Calibri" w:eastAsia="Times New Roman" w:hAnsi="Calibri" w:cs="Calibri"/>
-                <w:color w:val="000000"/>
-                <w:sz w:val="24"/>
-                <w:szCs w:val="24"/>
-                <w:lang w:eastAsia="es-CL"/>
-              </w:rPr>
-              <w:t>REGULACION</w:t>
-            </w:r>
-            <w:r>
-              <w:rPr>
-                <w:rFonts w:ascii="Calibri" w:eastAsia="Times New Roman" w:hAnsi="Calibri" w:cs="Calibri"/>
-                <w:color w:val="000000"/>
-                <w:sz w:val="24"/>
-                <w:szCs w:val="24"/>
-                <w:lang w:eastAsia="es-CL"/>
-              </w:rPr>
-              <w:t>]]</w:t>
+              <w:t>[[REGULACION]]</w:t>
             </w:r>
           </w:p>
         </w:tc>
@@ -3047,6 +2388,7 @@
                 <w:sz w:val="20"/>
                 <w:szCs w:val="20"/>
               </w:rPr>
+              <w:lastRenderedPageBreak/>
               <w:t>V</w:t>
             </w:r>
             <w:r>
@@ -4345,7 +3687,6 @@
   <w:style w:type="character" w:default="1" w:styleId="Fuentedeprrafopredeter">
     <w:name w:val="Default Paragraph Font"/>
     <w:uiPriority w:val="1"/>
-    <w:semiHidden/>
     <w:unhideWhenUsed/>
   </w:style>
   <w:style w:type="table" w:default="1" w:styleId="Tablanormal">

--- a/PDF_CAPITULO3/PLANTILLA VISUALIZACIÓN DTC.docx
+++ b/PDF_CAPITULO3/PLANTILLA VISUALIZACIÓN DTC.docx
@@ -1639,6 +1639,16 @@
                 <w:szCs w:val="20"/>
               </w:rPr>
               <w:t>int</w:t>
+            </w:r>
+            <w:r>
+              <w:rPr>
+                <w:rFonts w:cstheme="minorHAnsi"/>
+                <w:b/>
+                <w:bCs/>
+                <w:sz w:val="20"/>
+                <w:szCs w:val="20"/>
+              </w:rPr>
+              <w:t>ervencion</w:t>
             </w:r>
             <w:proofErr w:type="spellEnd"/>
             <w:r>
@@ -3687,6 +3697,7 @@
   <w:style w:type="character" w:default="1" w:styleId="Fuentedeprrafopredeter">
     <w:name w:val="Default Paragraph Font"/>
     <w:uiPriority w:val="1"/>
+    <w:semiHidden/>
     <w:unhideWhenUsed/>
   </w:style>
   <w:style w:type="table" w:default="1" w:styleId="Tablanormal">

--- a/PDF_CAPITULO3/PLANTILLA VISUALIZACIÓN DTC.docx
+++ b/PDF_CAPITULO3/PLANTILLA VISUALIZACIÓN DTC.docx
@@ -100,7 +100,27 @@
                 <w:sz w:val="20"/>
                 <w:szCs w:val="20"/>
               </w:rPr>
-              <w:t>[[FORMALIZADA]]</w:t>
+              <w:t>[[</w:t>
+            </w:r>
+            <w:proofErr w:type="spellStart"/>
+            <w:r>
+              <w:rPr>
+                <w:rFonts w:cstheme="minorHAnsi"/>
+                <w:b/>
+                <w:sz w:val="20"/>
+                <w:szCs w:val="20"/>
+              </w:rPr>
+              <w:t>copropiedad_formalizada</w:t>
+            </w:r>
+            <w:proofErr w:type="spellEnd"/>
+            <w:r>
+              <w:rPr>
+                <w:rFonts w:cstheme="minorHAnsi"/>
+                <w:b/>
+                <w:sz w:val="20"/>
+                <w:szCs w:val="20"/>
+              </w:rPr>
+              <w:t>]]</w:t>
             </w:r>
           </w:p>
         </w:tc>
@@ -155,7 +175,27 @@
                 <w:sz w:val="20"/>
                 <w:szCs w:val="20"/>
               </w:rPr>
-              <w:t>[[RUT_COPROPIEDAD]]</w:t>
+              <w:t>[[</w:t>
+            </w:r>
+            <w:proofErr w:type="spellStart"/>
+            <w:r>
+              <w:rPr>
+                <w:rFonts w:cstheme="minorHAnsi"/>
+                <w:b/>
+                <w:sz w:val="20"/>
+                <w:szCs w:val="20"/>
+              </w:rPr>
+              <w:t>rut_copropiedad</w:t>
+            </w:r>
+            <w:proofErr w:type="spellEnd"/>
+            <w:r>
+              <w:rPr>
+                <w:rFonts w:cstheme="minorHAnsi"/>
+                <w:b/>
+                <w:sz w:val="20"/>
+                <w:szCs w:val="20"/>
+              </w:rPr>
+              <w:t>]]</w:t>
             </w:r>
           </w:p>
         </w:tc>
@@ -213,7 +253,27 @@
                 <w:sz w:val="20"/>
                 <w:szCs w:val="20"/>
               </w:rPr>
-              <w:t>[[NOMBRE_COPROPIEDAD]]</w:t>
+              <w:t>[[</w:t>
+            </w:r>
+            <w:proofErr w:type="spellStart"/>
+            <w:r>
+              <w:rPr>
+                <w:rFonts w:cstheme="minorHAnsi"/>
+                <w:b/>
+                <w:sz w:val="20"/>
+                <w:szCs w:val="20"/>
+              </w:rPr>
+              <w:t>nombre_conjunto</w:t>
+            </w:r>
+            <w:proofErr w:type="spellEnd"/>
+            <w:r>
+              <w:rPr>
+                <w:rFonts w:cstheme="minorHAnsi"/>
+                <w:b/>
+                <w:sz w:val="20"/>
+                <w:szCs w:val="20"/>
+              </w:rPr>
+              <w:t>]]</w:t>
             </w:r>
           </w:p>
         </w:tc>
@@ -261,7 +321,27 @@
                 <w:sz w:val="20"/>
                 <w:szCs w:val="20"/>
               </w:rPr>
-              <w:t>[[CODIGO_CONJUNTO]]</w:t>
+              <w:t>[[</w:t>
+            </w:r>
+            <w:proofErr w:type="spellStart"/>
+            <w:r>
+              <w:rPr>
+                <w:rFonts w:cstheme="minorHAnsi"/>
+                <w:b/>
+                <w:sz w:val="20"/>
+                <w:szCs w:val="20"/>
+              </w:rPr>
+              <w:t>codigo_conjunto</w:t>
+            </w:r>
+            <w:proofErr w:type="spellEnd"/>
+            <w:r>
+              <w:rPr>
+                <w:rFonts w:cstheme="minorHAnsi"/>
+                <w:b/>
+                <w:sz w:val="20"/>
+                <w:szCs w:val="20"/>
+              </w:rPr>
+              <w:t>]]</w:t>
             </w:r>
           </w:p>
         </w:tc>
@@ -316,7 +396,27 @@
                 <w:sz w:val="20"/>
                 <w:szCs w:val="20"/>
               </w:rPr>
-              <w:t>[[NOMBRE_CONJUNTO]]</w:t>
+              <w:t>[[</w:t>
+            </w:r>
+            <w:proofErr w:type="spellStart"/>
+            <w:r>
+              <w:rPr>
+                <w:rFonts w:cstheme="minorHAnsi"/>
+                <w:b/>
+                <w:sz w:val="20"/>
+                <w:szCs w:val="20"/>
+              </w:rPr>
+              <w:t>nombre_copropiedad</w:t>
+            </w:r>
+            <w:proofErr w:type="spellEnd"/>
+            <w:r>
+              <w:rPr>
+                <w:rFonts w:cstheme="minorHAnsi"/>
+                <w:b/>
+                <w:sz w:val="20"/>
+                <w:szCs w:val="20"/>
+              </w:rPr>
+              <w:t>]]</w:t>
             </w:r>
           </w:p>
         </w:tc>
@@ -373,7 +473,29 @@
                 <w:sz w:val="20"/>
                 <w:szCs w:val="20"/>
               </w:rPr>
-              <w:t>[[BENEFICIO]]</w:t>
+              <w:t>[[</w:t>
+            </w:r>
+            <w:proofErr w:type="spellStart"/>
+            <w:r>
+              <w:rPr>
+                <w:rFonts w:cstheme="minorHAnsi"/>
+                <w:b/>
+                <w:color w:val="000000"/>
+                <w:sz w:val="20"/>
+                <w:szCs w:val="20"/>
+              </w:rPr>
+              <w:t>copropiedad_beneficio</w:t>
+            </w:r>
+            <w:proofErr w:type="spellEnd"/>
+            <w:r>
+              <w:rPr>
+                <w:rFonts w:cstheme="minorHAnsi"/>
+                <w:b/>
+                <w:color w:val="000000"/>
+                <w:sz w:val="20"/>
+                <w:szCs w:val="20"/>
+              </w:rPr>
+              <w:t>]]</w:t>
             </w:r>
             <w:r>
               <w:rPr>
@@ -440,7 +562,29 @@
                 <w:sz w:val="20"/>
                 <w:szCs w:val="20"/>
               </w:rPr>
-              <w:t>[[OBRAS_REALIZADAS]]</w:t>
+              <w:t>[[</w:t>
+            </w:r>
+            <w:proofErr w:type="spellStart"/>
+            <w:r>
+              <w:rPr>
+                <w:rFonts w:cstheme="minorHAnsi"/>
+                <w:b/>
+                <w:color w:val="000000"/>
+                <w:sz w:val="20"/>
+                <w:szCs w:val="20"/>
+              </w:rPr>
+              <w:t>obras_realizadas</w:t>
+            </w:r>
+            <w:proofErr w:type="spellEnd"/>
+            <w:r>
+              <w:rPr>
+                <w:rFonts w:cstheme="minorHAnsi"/>
+                <w:b/>
+                <w:color w:val="000000"/>
+                <w:sz w:val="20"/>
+                <w:szCs w:val="20"/>
+              </w:rPr>
+              <w:t>]]</w:t>
             </w:r>
           </w:p>
         </w:tc>
@@ -498,7 +642,61 @@
                 <w:sz w:val="20"/>
                 <w:szCs w:val="20"/>
               </w:rPr>
-              <w:t>[[DIRECCION_COPROPIEDAD]]</w:t>
+              <w:t>[[</w:t>
+            </w:r>
+            <w:proofErr w:type="spellStart"/>
+            <w:r>
+              <w:rPr>
+                <w:rFonts w:cstheme="minorHAnsi"/>
+                <w:b/>
+                <w:color w:val="000000"/>
+                <w:sz w:val="20"/>
+                <w:szCs w:val="20"/>
+              </w:rPr>
+              <w:t>nombre_direccion</w:t>
+            </w:r>
+            <w:proofErr w:type="spellEnd"/>
+            <w:r>
+              <w:rPr>
+                <w:rFonts w:cstheme="minorHAnsi"/>
+                <w:b/>
+                <w:color w:val="000000"/>
+                <w:sz w:val="20"/>
+                <w:szCs w:val="20"/>
+              </w:rPr>
+              <w:t>]]</w:t>
+            </w:r>
+            <w:r>
+              <w:rPr>
+                <w:rFonts w:cstheme="minorHAnsi"/>
+                <w:b/>
+                <w:color w:val="000000"/>
+                <w:sz w:val="20"/>
+                <w:szCs w:val="20"/>
+              </w:rPr>
+              <w:t xml:space="preserve"> [[</w:t>
+            </w:r>
+            <w:proofErr w:type="spellStart"/>
+            <w:r>
+              <w:rPr>
+                <w:rFonts w:cstheme="minorHAnsi"/>
+                <w:b/>
+                <w:color w:val="000000"/>
+                <w:sz w:val="20"/>
+                <w:szCs w:val="20"/>
+              </w:rPr>
+              <w:t>numero_direccion</w:t>
+            </w:r>
+            <w:proofErr w:type="spellEnd"/>
+            <w:r>
+              <w:rPr>
+                <w:rFonts w:cstheme="minorHAnsi"/>
+                <w:b/>
+                <w:color w:val="000000"/>
+                <w:sz w:val="20"/>
+                <w:szCs w:val="20"/>
+              </w:rPr>
+              <w:t>]]</w:t>
             </w:r>
           </w:p>
         </w:tc>
@@ -553,7 +751,25 @@
                 <w:sz w:val="20"/>
                 <w:szCs w:val="20"/>
               </w:rPr>
-              <w:t>[[COMUNA]]</w:t>
+              <w:t>[[</w:t>
+            </w:r>
+            <w:r>
+              <w:rPr>
+                <w:rFonts w:cstheme="minorHAnsi"/>
+                <w:b/>
+                <w:sz w:val="20"/>
+                <w:szCs w:val="20"/>
+              </w:rPr>
+              <w:t>comuna</w:t>
+            </w:r>
+            <w:r>
+              <w:rPr>
+                <w:rFonts w:cstheme="minorHAnsi"/>
+                <w:b/>
+                <w:sz w:val="20"/>
+                <w:szCs w:val="20"/>
+              </w:rPr>
+              <w:t>]]</w:t>
             </w:r>
           </w:p>
         </w:tc>
@@ -724,7 +940,27 @@
                 <w:sz w:val="20"/>
                 <w:szCs w:val="20"/>
               </w:rPr>
-              <w:t>[[NUM_DEPTO]]</w:t>
+              <w:t>[[</w:t>
+            </w:r>
+            <w:proofErr w:type="spellStart"/>
+            <w:r>
+              <w:rPr>
+                <w:rFonts w:cstheme="minorHAnsi"/>
+                <w:b/>
+                <w:sz w:val="20"/>
+                <w:szCs w:val="20"/>
+              </w:rPr>
+              <w:t>n_departamentos</w:t>
+            </w:r>
+            <w:proofErr w:type="spellEnd"/>
+            <w:r>
+              <w:rPr>
+                <w:rFonts w:cstheme="minorHAnsi"/>
+                <w:b/>
+                <w:sz w:val="20"/>
+                <w:szCs w:val="20"/>
+              </w:rPr>
+              <w:t>]]</w:t>
             </w:r>
           </w:p>
         </w:tc>
@@ -779,7 +1015,27 @@
                 <w:sz w:val="20"/>
                 <w:szCs w:val="20"/>
               </w:rPr>
-              <w:t>[[SUPERFICIE]]</w:t>
+              <w:t>[[</w:t>
+            </w:r>
+            <w:proofErr w:type="spellStart"/>
+            <w:r>
+              <w:rPr>
+                <w:rFonts w:cstheme="minorHAnsi"/>
+                <w:b/>
+                <w:sz w:val="20"/>
+                <w:szCs w:val="20"/>
+              </w:rPr>
+              <w:t>superficie_promedio</w:t>
+            </w:r>
+            <w:proofErr w:type="spellEnd"/>
+            <w:r>
+              <w:rPr>
+                <w:rFonts w:cstheme="minorHAnsi"/>
+                <w:b/>
+                <w:sz w:val="20"/>
+                <w:szCs w:val="20"/>
+              </w:rPr>
+              <w:t>]]</w:t>
             </w:r>
           </w:p>
         </w:tc>
@@ -834,7 +1090,27 @@
                 <w:sz w:val="20"/>
                 <w:szCs w:val="20"/>
               </w:rPr>
-              <w:t>[[AÑO_RECEPCION]]</w:t>
+              <w:t>[[</w:t>
+            </w:r>
+            <w:proofErr w:type="spellStart"/>
+            <w:r>
+              <w:rPr>
+                <w:rFonts w:cstheme="minorHAnsi"/>
+                <w:b/>
+                <w:sz w:val="20"/>
+                <w:szCs w:val="20"/>
+              </w:rPr>
+              <w:t>anio_recepcion</w:t>
+            </w:r>
+            <w:proofErr w:type="spellEnd"/>
+            <w:r>
+              <w:rPr>
+                <w:rFonts w:cstheme="minorHAnsi"/>
+                <w:b/>
+                <w:sz w:val="20"/>
+                <w:szCs w:val="20"/>
+              </w:rPr>
+              <w:t>]]</w:t>
             </w:r>
           </w:p>
         </w:tc>
@@ -2719,6 +2995,298 @@
           <w:szCs w:val="20"/>
         </w:rPr>
       </w:pPr>
+    </w:p>
+    <w:p>
+      <w:pPr>
+        <w:rPr>
+          <w:rFonts w:cstheme="minorHAnsi"/>
+          <w:sz w:val="20"/>
+          <w:szCs w:val="20"/>
+        </w:rPr>
+      </w:pPr>
+      <w:proofErr w:type="spellStart"/>
+      <w:r>
+        <w:rPr>
+          <w:rFonts w:cstheme="minorHAnsi"/>
+          <w:sz w:val="20"/>
+          <w:szCs w:val="20"/>
+        </w:rPr>
+        <w:t>info</w:t>
+      </w:r>
+      <w:proofErr w:type="spellEnd"/>
+      <w:r>
+        <w:rPr>
+          <w:rFonts w:cstheme="minorHAnsi"/>
+          <w:sz w:val="20"/>
+          <w:szCs w:val="20"/>
+        </w:rPr>
+        <w:t xml:space="preserve"> += </w:t>
+      </w:r>
+      <w:proofErr w:type="spellStart"/>
+      <w:proofErr w:type="gramStart"/>
+      <w:r>
+        <w:rPr>
+          <w:rFonts w:cstheme="minorHAnsi"/>
+          <w:sz w:val="20"/>
+          <w:szCs w:val="20"/>
+        </w:rPr>
+        <w:t>FormatearLinea</w:t>
+      </w:r>
+      <w:proofErr w:type="spellEnd"/>
+      <w:r>
+        <w:rPr>
+          <w:rFonts w:cstheme="minorHAnsi"/>
+          <w:sz w:val="20"/>
+          <w:szCs w:val="20"/>
+        </w:rPr>
+        <w:t>(</w:t>
+      </w:r>
+      <w:proofErr w:type="gramEnd"/>
+      <w:r>
+        <w:rPr>
+          <w:rFonts w:cstheme="minorHAnsi"/>
+          <w:sz w:val="20"/>
+          <w:szCs w:val="20"/>
+        </w:rPr>
+        <w:t>"Copropiedad Formalizada", feature1["</w:t>
+      </w:r>
+      <w:proofErr w:type="spellStart"/>
+      <w:r>
+        <w:rPr>
+          <w:rFonts w:cstheme="minorHAnsi"/>
+          <w:sz w:val="20"/>
+          <w:szCs w:val="20"/>
+        </w:rPr>
+        <w:t>copropiedad_formalizada</w:t>
+      </w:r>
+      <w:proofErr w:type="spellEnd"/>
+      <w:r>
+        <w:rPr>
+          <w:rFonts w:cstheme="minorHAnsi"/>
+          <w:sz w:val="20"/>
+          <w:szCs w:val="20"/>
+        </w:rPr>
+        <w:t>"]);</w:t>
+      </w:r>
+    </w:p>
+    <w:p>
+      <w:pPr>
+        <w:rPr>
+          <w:rFonts w:cstheme="minorHAnsi"/>
+          <w:sz w:val="20"/>
+          <w:szCs w:val="20"/>
+        </w:rPr>
+      </w:pPr>
+      <w:proofErr w:type="spellStart"/>
+      <w:r>
+        <w:rPr>
+          <w:rFonts w:cstheme="minorHAnsi"/>
+          <w:sz w:val="20"/>
+          <w:szCs w:val="20"/>
+        </w:rPr>
+        <w:t>info</w:t>
+      </w:r>
+      <w:proofErr w:type="spellEnd"/>
+      <w:r>
+        <w:rPr>
+          <w:rFonts w:cstheme="minorHAnsi"/>
+          <w:sz w:val="20"/>
+          <w:szCs w:val="20"/>
+        </w:rPr>
+        <w:t xml:space="preserve"> += </w:t>
+      </w:r>
+      <w:proofErr w:type="spellStart"/>
+      <w:proofErr w:type="gramStart"/>
+      <w:r>
+        <w:rPr>
+          <w:rFonts w:cstheme="minorHAnsi"/>
+          <w:sz w:val="20"/>
+          <w:szCs w:val="20"/>
+        </w:rPr>
+        <w:t>FormatearLinea</w:t>
+      </w:r>
+      <w:proofErr w:type="spellEnd"/>
+      <w:r>
+        <w:rPr>
+          <w:rFonts w:cstheme="minorHAnsi"/>
+          <w:sz w:val="20"/>
+          <w:szCs w:val="20"/>
+        </w:rPr>
+        <w:t>(</w:t>
+      </w:r>
+      <w:proofErr w:type="gramEnd"/>
+      <w:r>
+        <w:rPr>
+          <w:rFonts w:cstheme="minorHAnsi"/>
+          <w:sz w:val="20"/>
+          <w:szCs w:val="20"/>
+        </w:rPr>
+        <w:t>"RUT Copropiedad", feature1["</w:t>
+      </w:r>
+      <w:proofErr w:type="spellStart"/>
+      <w:r>
+        <w:rPr>
+          <w:rFonts w:cstheme="minorHAnsi"/>
+          <w:sz w:val="20"/>
+          <w:szCs w:val="20"/>
+        </w:rPr>
+        <w:t>rut_copropiedad</w:t>
+      </w:r>
+      <w:proofErr w:type="spellEnd"/>
+      <w:r>
+        <w:rPr>
+          <w:rFonts w:cstheme="minorHAnsi"/>
+          <w:sz w:val="20"/>
+          <w:szCs w:val="20"/>
+        </w:rPr>
+        <w:t>"]);</w:t>
+      </w:r>
+    </w:p>
+    <w:p>
+      <w:pPr>
+        <w:rPr>
+          <w:rFonts w:cstheme="minorHAnsi"/>
+          <w:sz w:val="20"/>
+          <w:szCs w:val="20"/>
+        </w:rPr>
+      </w:pPr>
+      <w:proofErr w:type="spellStart"/>
+      <w:r>
+        <w:rPr>
+          <w:rFonts w:cstheme="minorHAnsi"/>
+          <w:sz w:val="20"/>
+          <w:szCs w:val="20"/>
+        </w:rPr>
+        <w:t>info</w:t>
+      </w:r>
+      <w:proofErr w:type="spellEnd"/>
+      <w:r>
+        <w:rPr>
+          <w:rFonts w:cstheme="minorHAnsi"/>
+          <w:sz w:val="20"/>
+          <w:szCs w:val="20"/>
+        </w:rPr>
+        <w:t xml:space="preserve"> += </w:t>
+      </w:r>
+      <w:proofErr w:type="spellStart"/>
+      <w:proofErr w:type="gramStart"/>
+      <w:r>
+        <w:rPr>
+          <w:rFonts w:cstheme="minorHAnsi"/>
+          <w:sz w:val="20"/>
+          <w:szCs w:val="20"/>
+        </w:rPr>
+        <w:t>FormatearLinea</w:t>
+      </w:r>
+      <w:proofErr w:type="spellEnd"/>
+      <w:r>
+        <w:rPr>
+          <w:rFonts w:cstheme="minorHAnsi"/>
+          <w:sz w:val="20"/>
+          <w:szCs w:val="20"/>
+        </w:rPr>
+        <w:t>(</w:t>
+      </w:r>
+      <w:proofErr w:type="gramEnd"/>
+      <w:r>
+        <w:rPr>
+          <w:rFonts w:cstheme="minorHAnsi"/>
+          <w:sz w:val="20"/>
+          <w:szCs w:val="20"/>
+        </w:rPr>
+        <w:t>"Nombre del Conjunto", feature1["</w:t>
+      </w:r>
+      <w:proofErr w:type="spellStart"/>
+      <w:r>
+        <w:rPr>
+          <w:rFonts w:cstheme="minorHAnsi"/>
+          <w:sz w:val="20"/>
+          <w:szCs w:val="20"/>
+        </w:rPr>
+        <w:t>nombre_conjunto</w:t>
+      </w:r>
+      <w:proofErr w:type="spellEnd"/>
+      <w:r>
+        <w:rPr>
+          <w:rFonts w:cstheme="minorHAnsi"/>
+          <w:sz w:val="20"/>
+          <w:szCs w:val="20"/>
+        </w:rPr>
+        <w:t>"]);</w:t>
+      </w:r>
+    </w:p>
+    <w:p>
+      <w:pPr>
+        <w:rPr>
+          <w:rFonts w:cstheme="minorHAnsi"/>
+          <w:sz w:val="20"/>
+          <w:szCs w:val="20"/>
+        </w:rPr>
+      </w:pPr>
+      <w:proofErr w:type="spellStart"/>
+      <w:r>
+        <w:rPr>
+          <w:rFonts w:cstheme="minorHAnsi"/>
+          <w:sz w:val="20"/>
+          <w:szCs w:val="20"/>
+        </w:rPr>
+        <w:t>info</w:t>
+      </w:r>
+      <w:proofErr w:type="spellEnd"/>
+      <w:r>
+        <w:rPr>
+          <w:rFonts w:cstheme="minorHAnsi"/>
+          <w:sz w:val="20"/>
+          <w:szCs w:val="20"/>
+        </w:rPr>
+        <w:t xml:space="preserve"> += </w:t>
+      </w:r>
+      <w:proofErr w:type="spellStart"/>
+      <w:proofErr w:type="gramStart"/>
+      <w:r>
+        <w:rPr>
+          <w:rFonts w:cstheme="minorHAnsi"/>
+          <w:sz w:val="20"/>
+          <w:szCs w:val="20"/>
+        </w:rPr>
+        <w:t>FormatearLinea</w:t>
+      </w:r>
+      <w:proofErr w:type="spellEnd"/>
+      <w:r>
+        <w:rPr>
+          <w:rFonts w:cstheme="minorHAnsi"/>
+          <w:sz w:val="20"/>
+          <w:szCs w:val="20"/>
+        </w:rPr>
+        <w:t>(</w:t>
+      </w:r>
+      <w:proofErr w:type="gramEnd"/>
+      <w:r>
+        <w:rPr>
+          <w:rFonts w:cstheme="minorHAnsi"/>
+          <w:sz w:val="20"/>
+          <w:szCs w:val="20"/>
+        </w:rPr>
+        <w:t>"Código Conjunto", feature1["</w:t>
+      </w:r>
+      <w:proofErr w:type="spellStart"/>
+      <w:r>
+        <w:rPr>
+          <w:rFonts w:cstheme="minorHAnsi"/>
+          <w:sz w:val="20"/>
+          <w:szCs w:val="20"/>
+        </w:rPr>
+        <w:t>codigo_conjunto</w:t>
+      </w:r>
+      <w:proofErr w:type="spellEnd"/>
+      <w:r>
+        <w:rPr>
+          <w:rFonts w:cstheme="minorHAnsi"/>
+          <w:sz w:val="20"/>
+          <w:szCs w:val="20"/>
+        </w:rPr>
+        <w:t>"]);</w:t>
+      </w:r>
     </w:p>
     <w:sectPr>
       <w:headerReference w:type="default" r:id="rId8"/>
@@ -3697,7 +4265,6 @@
   <w:style w:type="character" w:default="1" w:styleId="Fuentedeprrafopredeter">
     <w:name w:val="Default Paragraph Font"/>
     <w:uiPriority w:val="1"/>
-    <w:semiHidden/>
     <w:unhideWhenUsed/>
   </w:style>
   <w:style w:type="table" w:default="1" w:styleId="Tablanormal">

--- a/PDF_CAPITULO3/PLANTILLA VISUALIZACIÓN DTC.docx
+++ b/PDF_CAPITULO3/PLANTILLA VISUALIZACIÓN DTC.docx
@@ -1215,7 +1215,27 @@
                 <w:sz w:val="20"/>
                 <w:szCs w:val="20"/>
               </w:rPr>
-              <w:t>[[NOMBRE_ENTIDAD]]</w:t>
+              <w:t>[[</w:t>
+            </w:r>
+            <w:proofErr w:type="spellStart"/>
+            <w:r>
+              <w:rPr>
+                <w:rFonts w:cstheme="minorHAnsi"/>
+                <w:b/>
+                <w:sz w:val="20"/>
+                <w:szCs w:val="20"/>
+              </w:rPr>
+              <w:t>nombre_revisor_ep</w:t>
+            </w:r>
+            <w:proofErr w:type="spellEnd"/>
+            <w:r>
+              <w:rPr>
+                <w:rFonts w:cstheme="minorHAnsi"/>
+                <w:b/>
+                <w:sz w:val="20"/>
+                <w:szCs w:val="20"/>
+              </w:rPr>
+              <w:t>]]</w:t>
             </w:r>
           </w:p>
         </w:tc>
@@ -1265,7 +1285,27 @@
                 <w:sz w:val="20"/>
                 <w:szCs w:val="20"/>
               </w:rPr>
-              <w:t>[[REPRESENTANTE]]</w:t>
+              <w:t>[[</w:t>
+            </w:r>
+            <w:proofErr w:type="spellStart"/>
+            <w:r>
+              <w:rPr>
+                <w:rFonts w:cstheme="minorHAnsi"/>
+                <w:b/>
+                <w:sz w:val="20"/>
+                <w:szCs w:val="20"/>
+              </w:rPr>
+              <w:t>representante_legal</w:t>
+            </w:r>
+            <w:proofErr w:type="spellEnd"/>
+            <w:r>
+              <w:rPr>
+                <w:rFonts w:cstheme="minorHAnsi"/>
+                <w:b/>
+                <w:sz w:val="20"/>
+                <w:szCs w:val="20"/>
+              </w:rPr>
+              <w:t>]]</w:t>
             </w:r>
           </w:p>
         </w:tc>
@@ -1314,7 +1354,27 @@
                 <w:sz w:val="20"/>
                 <w:szCs w:val="20"/>
               </w:rPr>
-              <w:t>[[RUT_ENTIDAD]]</w:t>
+              <w:t>[[</w:t>
+            </w:r>
+            <w:proofErr w:type="spellStart"/>
+            <w:r>
+              <w:rPr>
+                <w:rFonts w:cstheme="minorHAnsi"/>
+                <w:b/>
+                <w:sz w:val="20"/>
+                <w:szCs w:val="20"/>
+              </w:rPr>
+              <w:t>rut_entidad</w:t>
+            </w:r>
+            <w:proofErr w:type="spellEnd"/>
+            <w:r>
+              <w:rPr>
+                <w:rFonts w:cstheme="minorHAnsi"/>
+                <w:b/>
+                <w:sz w:val="20"/>
+                <w:szCs w:val="20"/>
+              </w:rPr>
+              <w:t>]]</w:t>
             </w:r>
           </w:p>
         </w:tc>
@@ -1363,7 +1423,27 @@
                 <w:sz w:val="20"/>
                 <w:szCs w:val="20"/>
               </w:rPr>
-              <w:t>[[NOMBRE_PROFESIONAL]]</w:t>
+              <w:t>[[</w:t>
+            </w:r>
+            <w:proofErr w:type="spellStart"/>
+            <w:r>
+              <w:rPr>
+                <w:rFonts w:cstheme="minorHAnsi"/>
+                <w:b/>
+                <w:sz w:val="20"/>
+                <w:szCs w:val="20"/>
+              </w:rPr>
+              <w:t>nombre_revisor_ep</w:t>
+            </w:r>
+            <w:proofErr w:type="spellEnd"/>
+            <w:r>
+              <w:rPr>
+                <w:rFonts w:cstheme="minorHAnsi"/>
+                <w:b/>
+                <w:sz w:val="20"/>
+                <w:szCs w:val="20"/>
+              </w:rPr>
+              <w:t>]]</w:t>
             </w:r>
           </w:p>
         </w:tc>
@@ -1411,7 +1491,27 @@
                 <w:sz w:val="20"/>
                 <w:szCs w:val="20"/>
               </w:rPr>
-              <w:t>[[RUT_PROFESIONAL]]</w:t>
+              <w:t>[[</w:t>
+            </w:r>
+            <w:proofErr w:type="spellStart"/>
+            <w:r>
+              <w:rPr>
+                <w:rFonts w:cstheme="minorHAnsi"/>
+                <w:b/>
+                <w:sz w:val="20"/>
+                <w:szCs w:val="20"/>
+              </w:rPr>
+              <w:t>rut_revisor_ep</w:t>
+            </w:r>
+            <w:proofErr w:type="spellEnd"/>
+            <w:r>
+              <w:rPr>
+                <w:rFonts w:cstheme="minorHAnsi"/>
+                <w:b/>
+                <w:sz w:val="20"/>
+                <w:szCs w:val="20"/>
+              </w:rPr>
+              <w:t>]]</w:t>
             </w:r>
           </w:p>
         </w:tc>
@@ -1459,7 +1559,27 @@
                 <w:sz w:val="20"/>
                 <w:szCs w:val="20"/>
               </w:rPr>
-              <w:t>[[CORREO_PROFESIONAL]]</w:t>
+              <w:t>[[</w:t>
+            </w:r>
+            <w:proofErr w:type="spellStart"/>
+            <w:r>
+              <w:rPr>
+                <w:rFonts w:cstheme="minorHAnsi"/>
+                <w:b/>
+                <w:sz w:val="20"/>
+                <w:szCs w:val="20"/>
+              </w:rPr>
+              <w:t>email_revidor_ep</w:t>
+            </w:r>
+            <w:proofErr w:type="spellEnd"/>
+            <w:r>
+              <w:rPr>
+                <w:rFonts w:cstheme="minorHAnsi"/>
+                <w:b/>
+                <w:sz w:val="20"/>
+                <w:szCs w:val="20"/>
+              </w:rPr>
+              <w:t>]]</w:t>
             </w:r>
           </w:p>
         </w:tc>
@@ -1574,7 +1694,27 @@
                 <w:sz w:val="20"/>
                 <w:szCs w:val="20"/>
               </w:rPr>
-              <w:t>[[NOMBRE_DIRIGENTE]]</w:t>
+              <w:t>[[</w:t>
+            </w:r>
+            <w:proofErr w:type="spellStart"/>
+            <w:r>
+              <w:rPr>
+                <w:rFonts w:cstheme="minorHAnsi"/>
+                <w:b/>
+                <w:sz w:val="20"/>
+                <w:szCs w:val="20"/>
+              </w:rPr>
+              <w:t>nombre_dirigente</w:t>
+            </w:r>
+            <w:proofErr w:type="spellEnd"/>
+            <w:r>
+              <w:rPr>
+                <w:rFonts w:cstheme="minorHAnsi"/>
+                <w:b/>
+                <w:sz w:val="20"/>
+                <w:szCs w:val="20"/>
+              </w:rPr>
+              <w:t>]]</w:t>
             </w:r>
           </w:p>
         </w:tc>
@@ -1622,7 +1762,27 @@
                 <w:sz w:val="20"/>
                 <w:szCs w:val="20"/>
               </w:rPr>
-              <w:t>[[RUT_DIRIGENTE]]</w:t>
+              <w:t>[[</w:t>
+            </w:r>
+            <w:proofErr w:type="spellStart"/>
+            <w:r>
+              <w:rPr>
+                <w:rFonts w:cstheme="minorHAnsi"/>
+                <w:b/>
+                <w:sz w:val="20"/>
+                <w:szCs w:val="20"/>
+              </w:rPr>
+              <w:t>rut_dirigente</w:t>
+            </w:r>
+            <w:proofErr w:type="spellEnd"/>
+            <w:r>
+              <w:rPr>
+                <w:rFonts w:cstheme="minorHAnsi"/>
+                <w:b/>
+                <w:sz w:val="20"/>
+                <w:szCs w:val="20"/>
+              </w:rPr>
+              <w:t>]]</w:t>
             </w:r>
           </w:p>
         </w:tc>
@@ -1670,7 +1830,27 @@
                 <w:sz w:val="20"/>
                 <w:szCs w:val="20"/>
               </w:rPr>
-              <w:t>[[CORREO_DIRIGENTE]]</w:t>
+              <w:t>[[</w:t>
+            </w:r>
+            <w:proofErr w:type="spellStart"/>
+            <w:r>
+              <w:rPr>
+                <w:rFonts w:cstheme="minorHAnsi"/>
+                <w:b/>
+                <w:sz w:val="20"/>
+                <w:szCs w:val="20"/>
+              </w:rPr>
+              <w:t>email_dirigente</w:t>
+            </w:r>
+            <w:proofErr w:type="spellEnd"/>
+            <w:r>
+              <w:rPr>
+                <w:rFonts w:cstheme="minorHAnsi"/>
+                <w:b/>
+                <w:sz w:val="20"/>
+                <w:szCs w:val="20"/>
+              </w:rPr>
+              <w:t>]]</w:t>
             </w:r>
           </w:p>
         </w:tc>

--- a/PDF_CAPITULO3/PLANTILLA VISUALIZACIÓN DTC.docx
+++ b/PDF_CAPITULO3/PLANTILLA VISUALIZACIÓN DTC.docx
@@ -2155,14 +2155,14 @@
     <w:tbl>
       <w:tblPr>
         <w:tblStyle w:val="Tablaconcuadrcula"/>
-        <w:tblW w:w="6380" w:type="dxa"/>
+        <w:tblW w:w="7656" w:type="dxa"/>
         <w:tblInd w:w="-431" w:type="dxa"/>
         <w:tblLook w:val="04A0" w:firstRow="1" w:lastRow="0" w:firstColumn="1" w:lastColumn="0" w:noHBand="0" w:noVBand="1"/>
         <w:tblDescription w:val="Lista de atributos y valores"/>
       </w:tblPr>
       <w:tblGrid>
         <w:gridCol w:w="3970"/>
-        <w:gridCol w:w="3094"/>
+        <w:gridCol w:w="3686"/>
       </w:tblGrid>
       <w:tr>
         <w:trPr>
@@ -2203,7 +2203,7 @@
         </w:tc>
         <w:tc>
           <w:tcPr>
-            <w:tcW w:w="2410" w:type="dxa"/>
+            <w:tcW w:w="3686" w:type="dxa"/>
           </w:tcPr>
           <w:p>
             <w:pPr>
@@ -2252,7 +2252,7 @@
         </w:tc>
         <w:tc>
           <w:tcPr>
-            <w:tcW w:w="2410" w:type="dxa"/>
+            <w:tcW w:w="3686" w:type="dxa"/>
           </w:tcPr>
           <w:p>
             <w:pPr>
@@ -2286,17 +2286,6 @@
               <w:t>requiere_plagas</w:t>
             </w:r>
             <w:proofErr w:type="spellEnd"/>
-          </w:p>
-          <w:p>
-            <w:pPr>
-              <w:rPr>
-                <w:rFonts w:ascii="Calibri" w:eastAsia="Times New Roman" w:hAnsi="Calibri" w:cs="Calibri"/>
-                <w:color w:val="000000"/>
-                <w:sz w:val="24"/>
-                <w:szCs w:val="24"/>
-                <w:lang w:eastAsia="es-CL"/>
-              </w:rPr>
-            </w:pPr>
             <w:r>
               <w:rPr>
                 <w:rFonts w:ascii="Calibri" w:eastAsia="Times New Roman" w:hAnsi="Calibri" w:cs="Calibri"/>
@@ -2344,7 +2333,7 @@
         </w:tc>
         <w:tc>
           <w:tcPr>
-            <w:tcW w:w="2410" w:type="dxa"/>
+            <w:tcW w:w="3686" w:type="dxa"/>
           </w:tcPr>
           <w:p>
             <w:pPr>
@@ -2378,27 +2367,6 @@
               <w:t>requiere_asbesto_cubierta</w:t>
             </w:r>
             <w:proofErr w:type="spellEnd"/>
-            <w:r>
-              <w:rPr>
-                <w:rFonts w:ascii="Calibri" w:eastAsia="Times New Roman" w:hAnsi="Calibri" w:cs="Calibri"/>
-                <w:color w:val="000000"/>
-                <w:sz w:val="24"/>
-                <w:szCs w:val="24"/>
-                <w:lang w:eastAsia="es-CL"/>
-              </w:rPr>
-              <w:t>"</w:t>
-            </w:r>
-          </w:p>
-          <w:p>
-            <w:pPr>
-              <w:rPr>
-                <w:rFonts w:ascii="Calibri" w:eastAsia="Times New Roman" w:hAnsi="Calibri" w:cs="Calibri"/>
-                <w:color w:val="000000"/>
-                <w:sz w:val="24"/>
-                <w:szCs w:val="24"/>
-                <w:lang w:eastAsia="es-CL"/>
-              </w:rPr>
-            </w:pPr>
             <w:r>
               <w:rPr>
                 <w:rFonts w:ascii="Calibri" w:eastAsia="Times New Roman" w:hAnsi="Calibri" w:cs="Calibri"/>
@@ -2446,7 +2414,7 @@
         </w:tc>
         <w:tc>
           <w:tcPr>
-            <w:tcW w:w="2410" w:type="dxa"/>
+            <w:tcW w:w="3686" w:type="dxa"/>
           </w:tcPr>
           <w:p>
             <w:pPr>
@@ -2466,7 +2434,27 @@
                 <w:szCs w:val="24"/>
                 <w:lang w:eastAsia="es-CL"/>
               </w:rPr>
-              <w:t>[[ASBELTO_FACHADA]]</w:t>
+              <w:t>[[</w:t>
+            </w:r>
+            <w:proofErr w:type="spellStart"/>
+            <w:r>
+              <w:rPr>
+                <w:rFonts w:cstheme="minorHAnsi"/>
+                <w:sz w:val="20"/>
+                <w:szCs w:val="20"/>
+              </w:rPr>
+              <w:t>requiere_asbesto_fachada</w:t>
+            </w:r>
+            <w:proofErr w:type="spellEnd"/>
+            <w:r>
+              <w:rPr>
+                <w:rFonts w:ascii="Calibri" w:eastAsia="Times New Roman" w:hAnsi="Calibri" w:cs="Calibri"/>
+                <w:color w:val="000000"/>
+                <w:sz w:val="24"/>
+                <w:szCs w:val="24"/>
+                <w:lang w:eastAsia="es-CL"/>
+              </w:rPr>
+              <w:t>]]</w:t>
             </w:r>
           </w:p>
         </w:tc>
@@ -2505,7 +2493,7 @@
         </w:tc>
         <w:tc>
           <w:tcPr>
-            <w:tcW w:w="2410" w:type="dxa"/>
+            <w:tcW w:w="3686" w:type="dxa"/>
           </w:tcPr>
           <w:p>
             <w:pPr>
@@ -2525,7 +2513,27 @@
                 <w:szCs w:val="24"/>
                 <w:lang w:eastAsia="es-CL"/>
               </w:rPr>
-              <w:t>[[ASBELTO_LOGGIA]]</w:t>
+              <w:t>[[</w:t>
+            </w:r>
+            <w:proofErr w:type="spellStart"/>
+            <w:r>
+              <w:rPr>
+                <w:rFonts w:cstheme="minorHAnsi"/>
+                <w:sz w:val="20"/>
+                <w:szCs w:val="20"/>
+              </w:rPr>
+              <w:t>requiere_asbesto_logia</w:t>
+            </w:r>
+            <w:proofErr w:type="spellEnd"/>
+            <w:r>
+              <w:rPr>
+                <w:rFonts w:ascii="Calibri" w:eastAsia="Times New Roman" w:hAnsi="Calibri" w:cs="Calibri"/>
+                <w:color w:val="000000"/>
+                <w:sz w:val="24"/>
+                <w:szCs w:val="24"/>
+                <w:lang w:eastAsia="es-CL"/>
+              </w:rPr>
+              <w:t>]]</w:t>
             </w:r>
           </w:p>
         </w:tc>
@@ -2564,7 +2572,7 @@
         </w:tc>
         <w:tc>
           <w:tcPr>
-            <w:tcW w:w="2410" w:type="dxa"/>
+            <w:tcW w:w="3686" w:type="dxa"/>
           </w:tcPr>
           <w:p>
             <w:pPr>
@@ -2584,7 +2592,27 @@
                 <w:szCs w:val="24"/>
                 <w:lang w:eastAsia="es-CL"/>
               </w:rPr>
-              <w:t>[[ASBELTO_REDES]]</w:t>
+              <w:t>[[</w:t>
+            </w:r>
+            <w:proofErr w:type="spellStart"/>
+            <w:r>
+              <w:rPr>
+                <w:rFonts w:cstheme="minorHAnsi"/>
+                <w:sz w:val="20"/>
+                <w:szCs w:val="20"/>
+              </w:rPr>
+              <w:t>requiere_asbesto_redes</w:t>
+            </w:r>
+            <w:proofErr w:type="spellEnd"/>
+            <w:r>
+              <w:rPr>
+                <w:rFonts w:ascii="Calibri" w:eastAsia="Times New Roman" w:hAnsi="Calibri" w:cs="Calibri"/>
+                <w:color w:val="000000"/>
+                <w:sz w:val="24"/>
+                <w:szCs w:val="24"/>
+                <w:lang w:eastAsia="es-CL"/>
+              </w:rPr>
+              <w:t>]]</w:t>
             </w:r>
           </w:p>
         </w:tc>
@@ -2623,7 +2651,7 @@
         </w:tc>
         <w:tc>
           <w:tcPr>
-            <w:tcW w:w="2410" w:type="dxa"/>
+            <w:tcW w:w="3686" w:type="dxa"/>
           </w:tcPr>
           <w:p>
             <w:pPr>
@@ -2643,7 +2671,27 @@
                 <w:szCs w:val="24"/>
                 <w:lang w:eastAsia="es-CL"/>
               </w:rPr>
-              <w:t>[[RIESGO_REDES]]</w:t>
+              <w:t>[[</w:t>
+            </w:r>
+            <w:proofErr w:type="spellStart"/>
+            <w:r>
+              <w:rPr>
+                <w:rFonts w:cstheme="minorHAnsi"/>
+                <w:sz w:val="20"/>
+                <w:szCs w:val="20"/>
+              </w:rPr>
+              <w:t>requiere_asbesto_redes</w:t>
+            </w:r>
+            <w:proofErr w:type="spellEnd"/>
+            <w:r>
+              <w:rPr>
+                <w:rFonts w:ascii="Calibri" w:eastAsia="Times New Roman" w:hAnsi="Calibri" w:cs="Calibri"/>
+                <w:color w:val="000000"/>
+                <w:sz w:val="24"/>
+                <w:szCs w:val="24"/>
+                <w:lang w:eastAsia="es-CL"/>
+              </w:rPr>
+              <w:t>]]</w:t>
             </w:r>
           </w:p>
         </w:tc>
@@ -2682,7 +2730,7 @@
         </w:tc>
         <w:tc>
           <w:tcPr>
-            <w:tcW w:w="2410" w:type="dxa"/>
+            <w:tcW w:w="3686" w:type="dxa"/>
           </w:tcPr>
           <w:p>
             <w:pPr>
@@ -2702,7 +2750,27 @@
                 <w:szCs w:val="24"/>
                 <w:lang w:eastAsia="es-CL"/>
               </w:rPr>
-              <w:t>[[RIESGO_ESTRUCTURA]]</w:t>
+              <w:t>[[</w:t>
+            </w:r>
+            <w:proofErr w:type="spellStart"/>
+            <w:r>
+              <w:rPr>
+                <w:rFonts w:cstheme="minorHAnsi"/>
+                <w:sz w:val="20"/>
+                <w:szCs w:val="20"/>
+              </w:rPr>
+              <w:t>riesgo_estructura_grave_deterioro</w:t>
+            </w:r>
+            <w:proofErr w:type="spellEnd"/>
+            <w:r>
+              <w:rPr>
+                <w:rFonts w:ascii="Calibri" w:eastAsia="Times New Roman" w:hAnsi="Calibri" w:cs="Calibri"/>
+                <w:color w:val="000000"/>
+                <w:sz w:val="24"/>
+                <w:szCs w:val="24"/>
+                <w:lang w:eastAsia="es-CL"/>
+              </w:rPr>
+              <w:t>]]</w:t>
             </w:r>
           </w:p>
         </w:tc>
@@ -2741,7 +2809,7 @@
         </w:tc>
         <w:tc>
           <w:tcPr>
-            <w:tcW w:w="2410" w:type="dxa"/>
+            <w:tcW w:w="3686" w:type="dxa"/>
           </w:tcPr>
           <w:p>
             <w:pPr>
@@ -2761,7 +2829,27 @@
                 <w:szCs w:val="24"/>
                 <w:lang w:eastAsia="es-CL"/>
               </w:rPr>
-              <w:t>[[RIESGO_ESCALERAS]]</w:t>
+              <w:t>[[</w:t>
+            </w:r>
+            <w:proofErr w:type="spellStart"/>
+            <w:r>
+              <w:rPr>
+                <w:rFonts w:cstheme="minorHAnsi"/>
+                <w:sz w:val="20"/>
+                <w:szCs w:val="20"/>
+              </w:rPr>
+              <w:t>riesgo_escaleras_grave_deterioro</w:t>
+            </w:r>
+            <w:proofErr w:type="spellEnd"/>
+            <w:r>
+              <w:rPr>
+                <w:rFonts w:ascii="Calibri" w:eastAsia="Times New Roman" w:hAnsi="Calibri" w:cs="Calibri"/>
+                <w:color w:val="000000"/>
+                <w:sz w:val="24"/>
+                <w:szCs w:val="24"/>
+                <w:lang w:eastAsia="es-CL"/>
+              </w:rPr>
+              <w:t>]]</w:t>
             </w:r>
           </w:p>
         </w:tc>
@@ -2800,7 +2888,7 @@
         </w:tc>
         <w:tc>
           <w:tcPr>
-            <w:tcW w:w="2410" w:type="dxa"/>
+            <w:tcW w:w="3686" w:type="dxa"/>
           </w:tcPr>
           <w:p>
             <w:pPr>
@@ -2820,7 +2908,27 @@
                 <w:szCs w:val="24"/>
                 <w:lang w:eastAsia="es-CL"/>
               </w:rPr>
-              <w:t>[[RIESGO_TECHUMBRE]]</w:t>
+              <w:t>[[</w:t>
+            </w:r>
+            <w:proofErr w:type="spellStart"/>
+            <w:r>
+              <w:rPr>
+                <w:rFonts w:cstheme="minorHAnsi"/>
+                <w:sz w:val="20"/>
+                <w:szCs w:val="20"/>
+              </w:rPr>
+              <w:t>riesgo_techumbre_grave_deterioro</w:t>
+            </w:r>
+            <w:proofErr w:type="spellEnd"/>
+            <w:r>
+              <w:rPr>
+                <w:rFonts w:ascii="Calibri" w:eastAsia="Times New Roman" w:hAnsi="Calibri" w:cs="Calibri"/>
+                <w:color w:val="000000"/>
+                <w:sz w:val="24"/>
+                <w:szCs w:val="24"/>
+                <w:lang w:eastAsia="es-CL"/>
+              </w:rPr>
+              <w:t>]]</w:t>
             </w:r>
           </w:p>
         </w:tc>
@@ -2859,7 +2967,7 @@
         </w:tc>
         <w:tc>
           <w:tcPr>
-            <w:tcW w:w="2410" w:type="dxa"/>
+            <w:tcW w:w="3686" w:type="dxa"/>
           </w:tcPr>
           <w:p>
             <w:pPr>
@@ -2879,7 +2987,25 @@
                 <w:szCs w:val="24"/>
                 <w:lang w:eastAsia="es-CL"/>
               </w:rPr>
-              <w:t>[[REGULACION]]</w:t>
+              <w:t>[[</w:t>
+            </w:r>
+            <w:proofErr w:type="spellStart"/>
+            <w:r>
+              <w:rPr>
+                <w:rFonts w:cstheme="minorHAnsi"/>
+                <w:sz w:val="20"/>
+                <w:szCs w:val="20"/>
+              </w:rPr>
+              <w:t>requiere_regularizacion</w:t>
+            </w:r>
+            <w:proofErr w:type="spellEnd"/>
+            <w:r>
+              <w:rPr>
+                <w:rFonts w:cstheme="minorHAnsi"/>
+                <w:sz w:val="20"/>
+                <w:szCs w:val="20"/>
+              </w:rPr>
+              <w:t>]]</w:t>
             </w:r>
           </w:p>
         </w:tc>
@@ -2903,8 +3029,8 @@
         <w:tblDescription w:val="Lista de atributos y valores"/>
       </w:tblPr>
       <w:tblGrid>
-        <w:gridCol w:w="3441"/>
-        <w:gridCol w:w="2939"/>
+        <w:gridCol w:w="3576"/>
+        <w:gridCol w:w="2804"/>
       </w:tblGrid>
       <w:tr>
         <w:trPr>
@@ -2930,6 +3056,7 @@
                 <w:sz w:val="20"/>
                 <w:szCs w:val="20"/>
               </w:rPr>
+              <w:lastRenderedPageBreak/>
               <w:t>V</w:t>
             </w:r>
             <w:r>
@@ -3019,7 +3146,27 @@
                 <w:szCs w:val="24"/>
                 <w:lang w:eastAsia="es-CL"/>
               </w:rPr>
-              <w:t>[[EFICIENCIA_ENERGETICA]]</w:t>
+              <w:t>[[</w:t>
+            </w:r>
+            <w:proofErr w:type="spellStart"/>
+            <w:r>
+              <w:rPr>
+                <w:rFonts w:cstheme="minorHAnsi"/>
+                <w:sz w:val="20"/>
+                <w:szCs w:val="20"/>
+              </w:rPr>
+              <w:t>requiere_regularizacion</w:t>
+            </w:r>
+            <w:proofErr w:type="spellEnd"/>
+            <w:r>
+              <w:rPr>
+                <w:rFonts w:ascii="Calibri" w:eastAsia="Times New Roman" w:hAnsi="Calibri" w:cs="Calibri"/>
+                <w:color w:val="000000"/>
+                <w:sz w:val="24"/>
+                <w:szCs w:val="24"/>
+                <w:lang w:eastAsia="es-CL"/>
+              </w:rPr>
+              <w:t>]]</w:t>
             </w:r>
           </w:p>
         </w:tc>
@@ -3084,7 +3231,27 @@
                 <w:szCs w:val="24"/>
                 <w:lang w:eastAsia="es-CL"/>
               </w:rPr>
-              <w:t>[[ACONDICIONAMIENTO]]</w:t>
+              <w:t>[[</w:t>
+            </w:r>
+            <w:proofErr w:type="spellStart"/>
+            <w:r>
+              <w:rPr>
+                <w:rFonts w:cstheme="minorHAnsi"/>
+                <w:sz w:val="20"/>
+                <w:szCs w:val="20"/>
+              </w:rPr>
+              <w:t>acondicionamiento_termico</w:t>
+            </w:r>
+            <w:proofErr w:type="spellEnd"/>
+            <w:r>
+              <w:rPr>
+                <w:rFonts w:ascii="Calibri" w:eastAsia="Times New Roman" w:hAnsi="Calibri" w:cs="Calibri"/>
+                <w:color w:val="000000"/>
+                <w:sz w:val="24"/>
+                <w:szCs w:val="24"/>
+                <w:lang w:eastAsia="es-CL"/>
+              </w:rPr>
+              <w:t>]]</w:t>
             </w:r>
           </w:p>
         </w:tc>

--- a/PDF_CAPITULO3/PLANTILLA VISUALIZACIÓN DTC.docx
+++ b/PDF_CAPITULO3/PLANTILLA VISUALIZACIÓN DTC.docx
@@ -2274,7 +2274,6 @@
               </w:rPr>
               <w:t>[[</w:t>
             </w:r>
-            <w:proofErr w:type="spellStart"/>
             <w:r>
               <w:rPr>
                 <w:rFonts w:ascii="Calibri" w:eastAsia="Times New Roman" w:hAnsi="Calibri" w:cs="Calibri"/>
@@ -2283,9 +2282,8 @@
                 <w:szCs w:val="24"/>
                 <w:lang w:eastAsia="es-CL"/>
               </w:rPr>
-              <w:t>requiere_plagas</w:t>
-            </w:r>
-            <w:proofErr w:type="spellEnd"/>
+              <w:t>PLAGAS</w:t>
+            </w:r>
             <w:r>
               <w:rPr>
                 <w:rFonts w:ascii="Calibri" w:eastAsia="Times New Roman" w:hAnsi="Calibri" w:cs="Calibri"/>
@@ -2294,7 +2292,7 @@
                 <w:szCs w:val="24"/>
                 <w:lang w:eastAsia="es-CL"/>
               </w:rPr>
-              <w:t>]]</w:t>
+              <w:t>]</w:t>
             </w:r>
           </w:p>
         </w:tc>
@@ -2645,7 +2643,7 @@
                 <w:szCs w:val="20"/>
                 <w:lang w:eastAsia="es-CL"/>
               </w:rPr>
-              <w:t>Riesgo con Grave Deterioro Redes</w:t>
+              <w:t>iesgo con Grave Deterioro Redes</w:t>
             </w:r>
           </w:p>
         </w:tc>
@@ -2673,16 +2671,16 @@
               </w:rPr>
               <w:t>[[</w:t>
             </w:r>
-            <w:proofErr w:type="spellStart"/>
-            <w:r>
-              <w:rPr>
-                <w:rFonts w:cstheme="minorHAnsi"/>
-                <w:sz w:val="20"/>
-                <w:szCs w:val="20"/>
-              </w:rPr>
-              <w:t>requiere_asbesto_redes</w:t>
-            </w:r>
-            <w:proofErr w:type="spellEnd"/>
+            <w:r>
+              <w:rPr>
+                <w:rFonts w:ascii="Calibri" w:eastAsia="Times New Roman" w:hAnsi="Calibri" w:cs="Calibri"/>
+                <w:color w:val="000000"/>
+                <w:sz w:val="24"/>
+                <w:szCs w:val="24"/>
+                <w:lang w:eastAsia="es-CL"/>
+              </w:rPr>
+              <w:t>RIESGO_REDES</w:t>
+            </w:r>
             <w:r>
               <w:rPr>
                 <w:rFonts w:ascii="Calibri" w:eastAsia="Times New Roman" w:hAnsi="Calibri" w:cs="Calibri"/>

--- a/PDF_CAPITULO3/PLANTILLA VISUALIZACIÓN DTC.docx
+++ b/PDF_CAPITULO3/PLANTILLA VISUALIZACIÓN DTC.docx
@@ -102,7 +102,6 @@
               </w:rPr>
               <w:t>[[</w:t>
             </w:r>
-            <w:proofErr w:type="spellStart"/>
             <w:r>
               <w:rPr>
                 <w:rFonts w:cstheme="minorHAnsi"/>
@@ -112,7 +111,6 @@
               </w:rPr>
               <w:t>copropiedad_formalizada</w:t>
             </w:r>
-            <w:proofErr w:type="spellEnd"/>
             <w:r>
               <w:rPr>
                 <w:rFonts w:cstheme="minorHAnsi"/>
@@ -177,7 +175,6 @@
               </w:rPr>
               <w:t>[[</w:t>
             </w:r>
-            <w:proofErr w:type="spellStart"/>
             <w:r>
               <w:rPr>
                 <w:rFonts w:cstheme="minorHAnsi"/>
@@ -187,7 +184,6 @@
               </w:rPr>
               <w:t>rut_copropiedad</w:t>
             </w:r>
-            <w:proofErr w:type="spellEnd"/>
             <w:r>
               <w:rPr>
                 <w:rFonts w:cstheme="minorHAnsi"/>
@@ -255,7 +251,6 @@
               </w:rPr>
               <w:t>[[</w:t>
             </w:r>
-            <w:proofErr w:type="spellStart"/>
             <w:r>
               <w:rPr>
                 <w:rFonts w:cstheme="minorHAnsi"/>
@@ -265,7 +260,6 @@
               </w:rPr>
               <w:t>nombre_conjunto</w:t>
             </w:r>
-            <w:proofErr w:type="spellEnd"/>
             <w:r>
               <w:rPr>
                 <w:rFonts w:cstheme="minorHAnsi"/>
@@ -323,7 +317,6 @@
               </w:rPr>
               <w:t>[[</w:t>
             </w:r>
-            <w:proofErr w:type="spellStart"/>
             <w:r>
               <w:rPr>
                 <w:rFonts w:cstheme="minorHAnsi"/>
@@ -333,7 +326,6 @@
               </w:rPr>
               <w:t>codigo_conjunto</w:t>
             </w:r>
-            <w:proofErr w:type="spellEnd"/>
             <w:r>
               <w:rPr>
                 <w:rFonts w:cstheme="minorHAnsi"/>
@@ -398,7 +390,6 @@
               </w:rPr>
               <w:t>[[</w:t>
             </w:r>
-            <w:proofErr w:type="spellStart"/>
             <w:r>
               <w:rPr>
                 <w:rFonts w:cstheme="minorHAnsi"/>
@@ -408,7 +399,6 @@
               </w:rPr>
               <w:t>nombre_copropiedad</w:t>
             </w:r>
-            <w:proofErr w:type="spellEnd"/>
             <w:r>
               <w:rPr>
                 <w:rFonts w:cstheme="minorHAnsi"/>
@@ -475,7 +465,6 @@
               </w:rPr>
               <w:t>[[</w:t>
             </w:r>
-            <w:proofErr w:type="spellStart"/>
             <w:r>
               <w:rPr>
                 <w:rFonts w:cstheme="minorHAnsi"/>
@@ -486,7 +475,6 @@
               </w:rPr>
               <w:t>copropiedad_beneficio</w:t>
             </w:r>
-            <w:proofErr w:type="spellEnd"/>
             <w:r>
               <w:rPr>
                 <w:rFonts w:cstheme="minorHAnsi"/>
@@ -564,7 +552,6 @@
               </w:rPr>
               <w:t>[[</w:t>
             </w:r>
-            <w:proofErr w:type="spellStart"/>
             <w:r>
               <w:rPr>
                 <w:rFonts w:cstheme="minorHAnsi"/>
@@ -575,7 +562,6 @@
               </w:rPr>
               <w:t>obras_realizadas</w:t>
             </w:r>
-            <w:proofErr w:type="spellEnd"/>
             <w:r>
               <w:rPr>
                 <w:rFonts w:cstheme="minorHAnsi"/>
@@ -644,7 +630,6 @@
               </w:rPr>
               <w:t>[[</w:t>
             </w:r>
-            <w:proofErr w:type="spellStart"/>
             <w:r>
               <w:rPr>
                 <w:rFonts w:cstheme="minorHAnsi"/>
@@ -655,7 +640,6 @@
               </w:rPr>
               <w:t>nombre_direccion</w:t>
             </w:r>
-            <w:proofErr w:type="spellEnd"/>
             <w:r>
               <w:rPr>
                 <w:rFonts w:cstheme="minorHAnsi"/>
@@ -676,7 +660,6 @@
               </w:rPr>
               <w:t xml:space="preserve"> [[</w:t>
             </w:r>
-            <w:proofErr w:type="spellStart"/>
             <w:r>
               <w:rPr>
                 <w:rFonts w:cstheme="minorHAnsi"/>
@@ -687,7 +670,6 @@
               </w:rPr>
               <w:t>numero_direccion</w:t>
             </w:r>
-            <w:proofErr w:type="spellEnd"/>
             <w:r>
               <w:rPr>
                 <w:rFonts w:cstheme="minorHAnsi"/>
@@ -942,7 +924,6 @@
               </w:rPr>
               <w:t>[[</w:t>
             </w:r>
-            <w:proofErr w:type="spellStart"/>
             <w:r>
               <w:rPr>
                 <w:rFonts w:cstheme="minorHAnsi"/>
@@ -952,7 +933,6 @@
               </w:rPr>
               <w:t>n_departamentos</w:t>
             </w:r>
-            <w:proofErr w:type="spellEnd"/>
             <w:r>
               <w:rPr>
                 <w:rFonts w:cstheme="minorHAnsi"/>
@@ -1017,7 +997,6 @@
               </w:rPr>
               <w:t>[[</w:t>
             </w:r>
-            <w:proofErr w:type="spellStart"/>
             <w:r>
               <w:rPr>
                 <w:rFonts w:cstheme="minorHAnsi"/>
@@ -1027,7 +1006,6 @@
               </w:rPr>
               <w:t>superficie_promedio</w:t>
             </w:r>
-            <w:proofErr w:type="spellEnd"/>
             <w:r>
               <w:rPr>
                 <w:rFonts w:cstheme="minorHAnsi"/>
@@ -1092,7 +1070,6 @@
               </w:rPr>
               <w:t>[[</w:t>
             </w:r>
-            <w:proofErr w:type="spellStart"/>
             <w:r>
               <w:rPr>
                 <w:rFonts w:cstheme="minorHAnsi"/>
@@ -1102,7 +1079,6 @@
               </w:rPr>
               <w:t>anio_recepcion</w:t>
             </w:r>
-            <w:proofErr w:type="spellEnd"/>
             <w:r>
               <w:rPr>
                 <w:rFonts w:cstheme="minorHAnsi"/>
@@ -1217,7 +1193,6 @@
               </w:rPr>
               <w:t>[[</w:t>
             </w:r>
-            <w:proofErr w:type="spellStart"/>
             <w:r>
               <w:rPr>
                 <w:rFonts w:cstheme="minorHAnsi"/>
@@ -1227,7 +1202,6 @@
               </w:rPr>
               <w:t>nombre_revisor_ep</w:t>
             </w:r>
-            <w:proofErr w:type="spellEnd"/>
             <w:r>
               <w:rPr>
                 <w:rFonts w:cstheme="minorHAnsi"/>
@@ -1287,7 +1261,6 @@
               </w:rPr>
               <w:t>[[</w:t>
             </w:r>
-            <w:proofErr w:type="spellStart"/>
             <w:r>
               <w:rPr>
                 <w:rFonts w:cstheme="minorHAnsi"/>
@@ -1297,7 +1270,6 @@
               </w:rPr>
               <w:t>representante_legal</w:t>
             </w:r>
-            <w:proofErr w:type="spellEnd"/>
             <w:r>
               <w:rPr>
                 <w:rFonts w:cstheme="minorHAnsi"/>
@@ -1356,7 +1328,6 @@
               </w:rPr>
               <w:t>[[</w:t>
             </w:r>
-            <w:proofErr w:type="spellStart"/>
             <w:r>
               <w:rPr>
                 <w:rFonts w:cstheme="minorHAnsi"/>
@@ -1366,7 +1337,6 @@
               </w:rPr>
               <w:t>rut_entidad</w:t>
             </w:r>
-            <w:proofErr w:type="spellEnd"/>
             <w:r>
               <w:rPr>
                 <w:rFonts w:cstheme="minorHAnsi"/>
@@ -1425,7 +1395,6 @@
               </w:rPr>
               <w:t>[[</w:t>
             </w:r>
-            <w:proofErr w:type="spellStart"/>
             <w:r>
               <w:rPr>
                 <w:rFonts w:cstheme="minorHAnsi"/>
@@ -1435,7 +1404,6 @@
               </w:rPr>
               <w:t>nombre_revisor_ep</w:t>
             </w:r>
-            <w:proofErr w:type="spellEnd"/>
             <w:r>
               <w:rPr>
                 <w:rFonts w:cstheme="minorHAnsi"/>
@@ -1493,7 +1461,6 @@
               </w:rPr>
               <w:t>[[</w:t>
             </w:r>
-            <w:proofErr w:type="spellStart"/>
             <w:r>
               <w:rPr>
                 <w:rFonts w:cstheme="minorHAnsi"/>
@@ -1503,7 +1470,6 @@
               </w:rPr>
               <w:t>rut_revisor_ep</w:t>
             </w:r>
-            <w:proofErr w:type="spellEnd"/>
             <w:r>
               <w:rPr>
                 <w:rFonts w:cstheme="minorHAnsi"/>
@@ -1561,7 +1527,6 @@
               </w:rPr>
               <w:t>[[</w:t>
             </w:r>
-            <w:proofErr w:type="spellStart"/>
             <w:r>
               <w:rPr>
                 <w:rFonts w:cstheme="minorHAnsi"/>
@@ -1571,7 +1536,6 @@
               </w:rPr>
               <w:t>email_revidor_ep</w:t>
             </w:r>
-            <w:proofErr w:type="spellEnd"/>
             <w:r>
               <w:rPr>
                 <w:rFonts w:cstheme="minorHAnsi"/>
@@ -1696,7 +1660,6 @@
               </w:rPr>
               <w:t>[[</w:t>
             </w:r>
-            <w:proofErr w:type="spellStart"/>
             <w:r>
               <w:rPr>
                 <w:rFonts w:cstheme="minorHAnsi"/>
@@ -1706,7 +1669,6 @@
               </w:rPr>
               <w:t>nombre_dirigente</w:t>
             </w:r>
-            <w:proofErr w:type="spellEnd"/>
             <w:r>
               <w:rPr>
                 <w:rFonts w:cstheme="minorHAnsi"/>
@@ -1764,7 +1726,6 @@
               </w:rPr>
               <w:t>[[</w:t>
             </w:r>
-            <w:proofErr w:type="spellStart"/>
             <w:r>
               <w:rPr>
                 <w:rFonts w:cstheme="minorHAnsi"/>
@@ -1774,7 +1735,6 @@
               </w:rPr>
               <w:t>rut_dirigente</w:t>
             </w:r>
-            <w:proofErr w:type="spellEnd"/>
             <w:r>
               <w:rPr>
                 <w:rFonts w:cstheme="minorHAnsi"/>
@@ -1832,7 +1792,6 @@
               </w:rPr>
               <w:t>[[</w:t>
             </w:r>
-            <w:proofErr w:type="spellStart"/>
             <w:r>
               <w:rPr>
                 <w:rFonts w:cstheme="minorHAnsi"/>
@@ -1842,7 +1801,6 @@
               </w:rPr>
               <w:t>email_dirigente</w:t>
             </w:r>
-            <w:proofErr w:type="spellEnd"/>
             <w:r>
               <w:rPr>
                 <w:rFonts w:cstheme="minorHAnsi"/>
@@ -2083,9 +2041,8 @@
                 <w:sz w:val="20"/>
                 <w:szCs w:val="20"/>
               </w:rPr>
-              <w:t>[[</w:t>
-            </w:r>
-            <w:proofErr w:type="spellStart"/>
+              <w:t>[[int</w:t>
+            </w:r>
             <w:r>
               <w:rPr>
                 <w:rFonts w:cstheme="minorHAnsi"/>
@@ -2094,7 +2051,7 @@
                 <w:sz w:val="20"/>
                 <w:szCs w:val="20"/>
               </w:rPr>
-              <w:t>int</w:t>
+              <w:t>ervencion</w:t>
             </w:r>
             <w:r>
               <w:rPr>
@@ -2104,40 +2061,7 @@
                 <w:sz w:val="20"/>
                 <w:szCs w:val="20"/>
               </w:rPr>
-              <w:t>ervencion</w:t>
-            </w:r>
-            <w:proofErr w:type="spellEnd"/>
-            <w:r>
-              <w:rPr>
-                <w:rFonts w:cstheme="minorHAnsi"/>
-                <w:b/>
-                <w:bCs/>
-                <w:sz w:val="20"/>
-                <w:szCs w:val="20"/>
-              </w:rPr>
-              <w:t>]] [[/</w:t>
-            </w:r>
-            <w:proofErr w:type="spellStart"/>
-            <w:r>
-              <w:rPr>
-                <w:rFonts w:cstheme="minorHAnsi"/>
-                <w:b/>
-                <w:bCs/>
-                <w:sz w:val="20"/>
-                <w:szCs w:val="20"/>
-              </w:rPr>
-              <w:t>tabla_priorizada</w:t>
-            </w:r>
-            <w:proofErr w:type="spellEnd"/>
-            <w:r>
-              <w:rPr>
-                <w:rFonts w:cstheme="minorHAnsi"/>
-                <w:b/>
-                <w:bCs/>
-                <w:sz w:val="20"/>
-                <w:szCs w:val="20"/>
-              </w:rPr>
-              <w:t>]]</w:t>
+              <w:t>]] [[/tabla_priorizada]]</w:t>
             </w:r>
           </w:p>
         </w:tc>
@@ -2294,6 +2218,16 @@
               </w:rPr>
               <w:t>]</w:t>
             </w:r>
+            <w:r>
+              <w:rPr>
+                <w:rFonts w:ascii="Calibri" w:eastAsia="Times New Roman" w:hAnsi="Calibri" w:cs="Calibri"/>
+                <w:color w:val="000000"/>
+                <w:sz w:val="24"/>
+                <w:szCs w:val="24"/>
+                <w:lang w:eastAsia="es-CL"/>
+              </w:rPr>
+              <w:t>]</w:t>
+            </w:r>
           </w:p>
         </w:tc>
       </w:tr>
@@ -2353,7 +2287,6 @@
               </w:rPr>
               <w:t>[[</w:t>
             </w:r>
-            <w:proofErr w:type="spellStart"/>
             <w:r>
               <w:rPr>
                 <w:rFonts w:ascii="Calibri" w:eastAsia="Times New Roman" w:hAnsi="Calibri" w:cs="Calibri"/>
@@ -2364,7 +2297,6 @@
               </w:rPr>
               <w:t>requiere_asbesto_cubierta</w:t>
             </w:r>
-            <w:proofErr w:type="spellEnd"/>
             <w:r>
               <w:rPr>
                 <w:rFonts w:ascii="Calibri" w:eastAsia="Times New Roman" w:hAnsi="Calibri" w:cs="Calibri"/>
@@ -2434,7 +2366,6 @@
               </w:rPr>
               <w:t>[[</w:t>
             </w:r>
-            <w:proofErr w:type="spellStart"/>
             <w:r>
               <w:rPr>
                 <w:rFonts w:cstheme="minorHAnsi"/>
@@ -2443,7 +2374,6 @@
               </w:rPr>
               <w:t>requiere_asbesto_fachada</w:t>
             </w:r>
-            <w:proofErr w:type="spellEnd"/>
             <w:r>
               <w:rPr>
                 <w:rFonts w:ascii="Calibri" w:eastAsia="Times New Roman" w:hAnsi="Calibri" w:cs="Calibri"/>
@@ -2513,7 +2443,6 @@
               </w:rPr>
               <w:t>[[</w:t>
             </w:r>
-            <w:proofErr w:type="spellStart"/>
             <w:r>
               <w:rPr>
                 <w:rFonts w:cstheme="minorHAnsi"/>
@@ -2522,7 +2451,6 @@
               </w:rPr>
               <w:t>requiere_asbesto_logia</w:t>
             </w:r>
-            <w:proofErr w:type="spellEnd"/>
             <w:r>
               <w:rPr>
                 <w:rFonts w:ascii="Calibri" w:eastAsia="Times New Roman" w:hAnsi="Calibri" w:cs="Calibri"/>
@@ -2592,7 +2520,6 @@
               </w:rPr>
               <w:t>[[</w:t>
             </w:r>
-            <w:proofErr w:type="spellStart"/>
             <w:r>
               <w:rPr>
                 <w:rFonts w:cstheme="minorHAnsi"/>
@@ -2601,7 +2528,6 @@
               </w:rPr>
               <w:t>requiere_asbesto_redes</w:t>
             </w:r>
-            <w:proofErr w:type="spellEnd"/>
             <w:r>
               <w:rPr>
                 <w:rFonts w:ascii="Calibri" w:eastAsia="Times New Roman" w:hAnsi="Calibri" w:cs="Calibri"/>
@@ -2750,7 +2676,6 @@
               </w:rPr>
               <w:t>[[</w:t>
             </w:r>
-            <w:proofErr w:type="spellStart"/>
             <w:r>
               <w:rPr>
                 <w:rFonts w:cstheme="minorHAnsi"/>
@@ -2759,7 +2684,6 @@
               </w:rPr>
               <w:t>riesgo_estructura_grave_deterioro</w:t>
             </w:r>
-            <w:proofErr w:type="spellEnd"/>
             <w:r>
               <w:rPr>
                 <w:rFonts w:ascii="Calibri" w:eastAsia="Times New Roman" w:hAnsi="Calibri" w:cs="Calibri"/>
@@ -2829,7 +2753,6 @@
               </w:rPr>
               <w:t>[[</w:t>
             </w:r>
-            <w:proofErr w:type="spellStart"/>
             <w:r>
               <w:rPr>
                 <w:rFonts w:cstheme="minorHAnsi"/>
@@ -2838,7 +2761,6 @@
               </w:rPr>
               <w:t>riesgo_escaleras_grave_deterioro</w:t>
             </w:r>
-            <w:proofErr w:type="spellEnd"/>
             <w:r>
               <w:rPr>
                 <w:rFonts w:ascii="Calibri" w:eastAsia="Times New Roman" w:hAnsi="Calibri" w:cs="Calibri"/>
@@ -2908,7 +2830,6 @@
               </w:rPr>
               <w:t>[[</w:t>
             </w:r>
-            <w:proofErr w:type="spellStart"/>
             <w:r>
               <w:rPr>
                 <w:rFonts w:cstheme="minorHAnsi"/>
@@ -2917,7 +2838,6 @@
               </w:rPr>
               <w:t>riesgo_techumbre_grave_deterioro</w:t>
             </w:r>
-            <w:proofErr w:type="spellEnd"/>
             <w:r>
               <w:rPr>
                 <w:rFonts w:ascii="Calibri" w:eastAsia="Times New Roman" w:hAnsi="Calibri" w:cs="Calibri"/>
@@ -2987,7 +2907,6 @@
               </w:rPr>
               <w:t>[[</w:t>
             </w:r>
-            <w:proofErr w:type="spellStart"/>
             <w:r>
               <w:rPr>
                 <w:rFonts w:cstheme="minorHAnsi"/>
@@ -2996,7 +2915,6 @@
               </w:rPr>
               <w:t>requiere_regularizacion</w:t>
             </w:r>
-            <w:proofErr w:type="spellEnd"/>
             <w:r>
               <w:rPr>
                 <w:rFonts w:cstheme="minorHAnsi"/>
@@ -3146,7 +3064,6 @@
               </w:rPr>
               <w:t>[[</w:t>
             </w:r>
-            <w:proofErr w:type="spellStart"/>
             <w:r>
               <w:rPr>
                 <w:rFonts w:cstheme="minorHAnsi"/>
@@ -3155,7 +3072,6 @@
               </w:rPr>
               <w:t>requiere_regularizacion</w:t>
             </w:r>
-            <w:proofErr w:type="spellEnd"/>
             <w:r>
               <w:rPr>
                 <w:rFonts w:ascii="Calibri" w:eastAsia="Times New Roman" w:hAnsi="Calibri" w:cs="Calibri"/>
@@ -3231,7 +3147,6 @@
               </w:rPr>
               <w:t>[[</w:t>
             </w:r>
-            <w:proofErr w:type="spellStart"/>
             <w:r>
               <w:rPr>
                 <w:rFonts w:cstheme="minorHAnsi"/>
@@ -3240,7 +3155,6 @@
               </w:rPr>
               <w:t>acondicionamiento_termico</w:t>
             </w:r>
-            <w:proofErr w:type="spellEnd"/>
             <w:r>
               <w:rPr>
                 <w:rFonts w:ascii="Calibri" w:eastAsia="Times New Roman" w:hAnsi="Calibri" w:cs="Calibri"/>
@@ -3317,27 +3231,7 @@
                 <w:sz w:val="20"/>
                 <w:szCs w:val="20"/>
               </w:rPr>
-              <w:t xml:space="preserve">. </w:t>
-            </w:r>
-            <w:proofErr w:type="gramStart"/>
-            <w:r>
-              <w:rPr>
-                <w:rFonts w:cstheme="minorHAnsi"/>
-                <w:b/>
-                <w:sz w:val="20"/>
-                <w:szCs w:val="20"/>
-              </w:rPr>
-              <w:t>LINK</w:t>
-            </w:r>
-            <w:proofErr w:type="gramEnd"/>
-            <w:r>
-              <w:rPr>
-                <w:rFonts w:cstheme="minorHAnsi"/>
-                <w:b/>
-                <w:sz w:val="20"/>
-                <w:szCs w:val="20"/>
-              </w:rPr>
-              <w:t xml:space="preserve"> FOTOGRAFÍAS</w:t>
+              <w:t>. LINK FOTOGRAFÍAS</w:t>
             </w:r>
           </w:p>
         </w:tc>
@@ -3371,7 +3265,6 @@
               </w:rPr>
               <w:t>[[</w:t>
             </w:r>
-            <w:proofErr w:type="spellStart"/>
             <w:r>
               <w:rPr>
                 <w:rFonts w:ascii="Calibri" w:eastAsia="Times New Roman" w:hAnsi="Calibri" w:cs="Calibri"/>
@@ -3382,7 +3275,6 @@
               </w:rPr>
               <w:t>enlace_fotos</w:t>
             </w:r>
-            <w:proofErr w:type="spellEnd"/>
             <w:r>
               <w:rPr>
                 <w:rFonts w:ascii="Calibri" w:eastAsia="Times New Roman" w:hAnsi="Calibri" w:cs="Calibri"/>

--- a/PDF_CAPITULO3/PLANTILLA VISUALIZACIÓN DTC.docx
+++ b/PDF_CAPITULO3/PLANTILLA VISUALIZACIÓN DTC.docx
@@ -102,6 +102,7 @@
               </w:rPr>
               <w:t>[[</w:t>
             </w:r>
+            <w:proofErr w:type="spellStart"/>
             <w:r>
               <w:rPr>
                 <w:rFonts w:cstheme="minorHAnsi"/>
@@ -111,6 +112,7 @@
               </w:rPr>
               <w:t>copropiedad_formalizada</w:t>
             </w:r>
+            <w:proofErr w:type="spellEnd"/>
             <w:r>
               <w:rPr>
                 <w:rFonts w:cstheme="minorHAnsi"/>
@@ -175,6 +177,7 @@
               </w:rPr>
               <w:t>[[</w:t>
             </w:r>
+            <w:proofErr w:type="spellStart"/>
             <w:r>
               <w:rPr>
                 <w:rFonts w:cstheme="minorHAnsi"/>
@@ -184,6 +187,7 @@
               </w:rPr>
               <w:t>rut_copropiedad</w:t>
             </w:r>
+            <w:proofErr w:type="spellEnd"/>
             <w:r>
               <w:rPr>
                 <w:rFonts w:cstheme="minorHAnsi"/>
@@ -251,6 +255,7 @@
               </w:rPr>
               <w:t>[[</w:t>
             </w:r>
+            <w:proofErr w:type="spellStart"/>
             <w:r>
               <w:rPr>
                 <w:rFonts w:cstheme="minorHAnsi"/>
@@ -260,6 +265,7 @@
               </w:rPr>
               <w:t>nombre_conjunto</w:t>
             </w:r>
+            <w:proofErr w:type="spellEnd"/>
             <w:r>
               <w:rPr>
                 <w:rFonts w:cstheme="minorHAnsi"/>
@@ -317,6 +323,7 @@
               </w:rPr>
               <w:t>[[</w:t>
             </w:r>
+            <w:proofErr w:type="spellStart"/>
             <w:r>
               <w:rPr>
                 <w:rFonts w:cstheme="minorHAnsi"/>
@@ -326,6 +333,7 @@
               </w:rPr>
               <w:t>codigo_conjunto</w:t>
             </w:r>
+            <w:proofErr w:type="spellEnd"/>
             <w:r>
               <w:rPr>
                 <w:rFonts w:cstheme="minorHAnsi"/>
@@ -390,6 +398,7 @@
               </w:rPr>
               <w:t>[[</w:t>
             </w:r>
+            <w:proofErr w:type="spellStart"/>
             <w:r>
               <w:rPr>
                 <w:rFonts w:cstheme="minorHAnsi"/>
@@ -399,6 +408,7 @@
               </w:rPr>
               <w:t>nombre_copropiedad</w:t>
             </w:r>
+            <w:proofErr w:type="spellEnd"/>
             <w:r>
               <w:rPr>
                 <w:rFonts w:cstheme="minorHAnsi"/>
@@ -465,6 +475,7 @@
               </w:rPr>
               <w:t>[[</w:t>
             </w:r>
+            <w:proofErr w:type="spellStart"/>
             <w:r>
               <w:rPr>
                 <w:rFonts w:cstheme="minorHAnsi"/>
@@ -475,6 +486,7 @@
               </w:rPr>
               <w:t>copropiedad_beneficio</w:t>
             </w:r>
+            <w:proofErr w:type="spellEnd"/>
             <w:r>
               <w:rPr>
                 <w:rFonts w:cstheme="minorHAnsi"/>
@@ -552,6 +564,7 @@
               </w:rPr>
               <w:t>[[</w:t>
             </w:r>
+            <w:proofErr w:type="spellStart"/>
             <w:r>
               <w:rPr>
                 <w:rFonts w:cstheme="minorHAnsi"/>
@@ -562,6 +575,7 @@
               </w:rPr>
               <w:t>obras_realizadas</w:t>
             </w:r>
+            <w:proofErr w:type="spellEnd"/>
             <w:r>
               <w:rPr>
                 <w:rFonts w:cstheme="minorHAnsi"/>
@@ -630,6 +644,7 @@
               </w:rPr>
               <w:t>[[</w:t>
             </w:r>
+            <w:proofErr w:type="spellStart"/>
             <w:r>
               <w:rPr>
                 <w:rFonts w:cstheme="minorHAnsi"/>
@@ -640,6 +655,7 @@
               </w:rPr>
               <w:t>nombre_direccion</w:t>
             </w:r>
+            <w:proofErr w:type="spellEnd"/>
             <w:r>
               <w:rPr>
                 <w:rFonts w:cstheme="minorHAnsi"/>
@@ -660,6 +676,7 @@
               </w:rPr>
               <w:t xml:space="preserve"> [[</w:t>
             </w:r>
+            <w:proofErr w:type="spellStart"/>
             <w:r>
               <w:rPr>
                 <w:rFonts w:cstheme="minorHAnsi"/>
@@ -670,6 +687,7 @@
               </w:rPr>
               <w:t>numero_direccion</w:t>
             </w:r>
+            <w:proofErr w:type="spellEnd"/>
             <w:r>
               <w:rPr>
                 <w:rFonts w:cstheme="minorHAnsi"/>
@@ -924,6 +942,7 @@
               </w:rPr>
               <w:t>[[</w:t>
             </w:r>
+            <w:proofErr w:type="spellStart"/>
             <w:r>
               <w:rPr>
                 <w:rFonts w:cstheme="minorHAnsi"/>
@@ -933,6 +952,7 @@
               </w:rPr>
               <w:t>n_departamentos</w:t>
             </w:r>
+            <w:proofErr w:type="spellEnd"/>
             <w:r>
               <w:rPr>
                 <w:rFonts w:cstheme="minorHAnsi"/>
@@ -997,6 +1017,7 @@
               </w:rPr>
               <w:t>[[</w:t>
             </w:r>
+            <w:proofErr w:type="spellStart"/>
             <w:r>
               <w:rPr>
                 <w:rFonts w:cstheme="minorHAnsi"/>
@@ -1006,6 +1027,7 @@
               </w:rPr>
               <w:t>superficie_promedio</w:t>
             </w:r>
+            <w:proofErr w:type="spellEnd"/>
             <w:r>
               <w:rPr>
                 <w:rFonts w:cstheme="minorHAnsi"/>
@@ -1070,6 +1092,7 @@
               </w:rPr>
               <w:t>[[</w:t>
             </w:r>
+            <w:proofErr w:type="spellStart"/>
             <w:r>
               <w:rPr>
                 <w:rFonts w:cstheme="minorHAnsi"/>
@@ -1079,6 +1102,7 @@
               </w:rPr>
               <w:t>anio_recepcion</w:t>
             </w:r>
+            <w:proofErr w:type="spellEnd"/>
             <w:r>
               <w:rPr>
                 <w:rFonts w:cstheme="minorHAnsi"/>
@@ -1193,6 +1217,7 @@
               </w:rPr>
               <w:t>[[</w:t>
             </w:r>
+            <w:proofErr w:type="spellStart"/>
             <w:r>
               <w:rPr>
                 <w:rFonts w:cstheme="minorHAnsi"/>
@@ -1202,6 +1227,7 @@
               </w:rPr>
               <w:t>nombre_revisor_ep</w:t>
             </w:r>
+            <w:proofErr w:type="spellEnd"/>
             <w:r>
               <w:rPr>
                 <w:rFonts w:cstheme="minorHAnsi"/>
@@ -1261,6 +1287,7 @@
               </w:rPr>
               <w:t>[[</w:t>
             </w:r>
+            <w:proofErr w:type="spellStart"/>
             <w:r>
               <w:rPr>
                 <w:rFonts w:cstheme="minorHAnsi"/>
@@ -1270,6 +1297,7 @@
               </w:rPr>
               <w:t>representante_legal</w:t>
             </w:r>
+            <w:proofErr w:type="spellEnd"/>
             <w:r>
               <w:rPr>
                 <w:rFonts w:cstheme="minorHAnsi"/>
@@ -1328,6 +1356,7 @@
               </w:rPr>
               <w:t>[[</w:t>
             </w:r>
+            <w:proofErr w:type="spellStart"/>
             <w:r>
               <w:rPr>
                 <w:rFonts w:cstheme="minorHAnsi"/>
@@ -1337,6 +1366,7 @@
               </w:rPr>
               <w:t>rut_entidad</w:t>
             </w:r>
+            <w:proofErr w:type="spellEnd"/>
             <w:r>
               <w:rPr>
                 <w:rFonts w:cstheme="minorHAnsi"/>
@@ -1395,6 +1425,7 @@
               </w:rPr>
               <w:t>[[</w:t>
             </w:r>
+            <w:proofErr w:type="spellStart"/>
             <w:r>
               <w:rPr>
                 <w:rFonts w:cstheme="minorHAnsi"/>
@@ -1404,6 +1435,7 @@
               </w:rPr>
               <w:t>nombre_revisor_ep</w:t>
             </w:r>
+            <w:proofErr w:type="spellEnd"/>
             <w:r>
               <w:rPr>
                 <w:rFonts w:cstheme="minorHAnsi"/>
@@ -1461,6 +1493,7 @@
               </w:rPr>
               <w:t>[[</w:t>
             </w:r>
+            <w:proofErr w:type="spellStart"/>
             <w:r>
               <w:rPr>
                 <w:rFonts w:cstheme="minorHAnsi"/>
@@ -1470,6 +1503,7 @@
               </w:rPr>
               <w:t>rut_revisor_ep</w:t>
             </w:r>
+            <w:proofErr w:type="spellEnd"/>
             <w:r>
               <w:rPr>
                 <w:rFonts w:cstheme="minorHAnsi"/>
@@ -1527,6 +1561,7 @@
               </w:rPr>
               <w:t>[[</w:t>
             </w:r>
+            <w:proofErr w:type="spellStart"/>
             <w:r>
               <w:rPr>
                 <w:rFonts w:cstheme="minorHAnsi"/>
@@ -1536,6 +1571,7 @@
               </w:rPr>
               <w:t>email_revidor_ep</w:t>
             </w:r>
+            <w:proofErr w:type="spellEnd"/>
             <w:r>
               <w:rPr>
                 <w:rFonts w:cstheme="minorHAnsi"/>
@@ -1660,6 +1696,7 @@
               </w:rPr>
               <w:t>[[</w:t>
             </w:r>
+            <w:proofErr w:type="spellStart"/>
             <w:r>
               <w:rPr>
                 <w:rFonts w:cstheme="minorHAnsi"/>
@@ -1669,6 +1706,7 @@
               </w:rPr>
               <w:t>nombre_dirigente</w:t>
             </w:r>
+            <w:proofErr w:type="spellEnd"/>
             <w:r>
               <w:rPr>
                 <w:rFonts w:cstheme="minorHAnsi"/>
@@ -1726,6 +1764,7 @@
               </w:rPr>
               <w:t>[[</w:t>
             </w:r>
+            <w:proofErr w:type="spellStart"/>
             <w:r>
               <w:rPr>
                 <w:rFonts w:cstheme="minorHAnsi"/>
@@ -1735,6 +1774,7 @@
               </w:rPr>
               <w:t>rut_dirigente</w:t>
             </w:r>
+            <w:proofErr w:type="spellEnd"/>
             <w:r>
               <w:rPr>
                 <w:rFonts w:cstheme="minorHAnsi"/>
@@ -1792,6 +1832,7 @@
               </w:rPr>
               <w:t>[[</w:t>
             </w:r>
+            <w:proofErr w:type="spellStart"/>
             <w:r>
               <w:rPr>
                 <w:rFonts w:cstheme="minorHAnsi"/>
@@ -1801,6 +1842,7 @@
               </w:rPr>
               <w:t>email_dirigente</w:t>
             </w:r>
+            <w:proofErr w:type="spellEnd"/>
             <w:r>
               <w:rPr>
                 <w:rFonts w:cstheme="minorHAnsi"/>
@@ -2041,8 +2083,9 @@
                 <w:sz w:val="20"/>
                 <w:szCs w:val="20"/>
               </w:rPr>
-              <w:t>[[int</w:t>
-            </w:r>
+              <w:t>[[</w:t>
+            </w:r>
+            <w:proofErr w:type="spellStart"/>
             <w:r>
               <w:rPr>
                 <w:rFonts w:cstheme="minorHAnsi"/>
@@ -2051,8 +2094,19 @@
                 <w:sz w:val="20"/>
                 <w:szCs w:val="20"/>
               </w:rPr>
+              <w:t>int</w:t>
+            </w:r>
+            <w:r>
+              <w:rPr>
+                <w:rFonts w:cstheme="minorHAnsi"/>
+                <w:b/>
+                <w:bCs/>
+                <w:sz w:val="20"/>
+                <w:szCs w:val="20"/>
+              </w:rPr>
               <w:t>ervencion</w:t>
             </w:r>
+            <w:proofErr w:type="spellEnd"/>
             <w:r>
               <w:rPr>
                 <w:rFonts w:cstheme="minorHAnsi"/>
@@ -2061,7 +2115,29 @@
                 <w:sz w:val="20"/>
                 <w:szCs w:val="20"/>
               </w:rPr>
-              <w:t>]] [[/tabla_priorizada]]</w:t>
+              <w:t>]] [[/</w:t>
+            </w:r>
+            <w:proofErr w:type="spellStart"/>
+            <w:r>
+              <w:rPr>
+                <w:rFonts w:cstheme="minorHAnsi"/>
+                <w:b/>
+                <w:bCs/>
+                <w:sz w:val="20"/>
+                <w:szCs w:val="20"/>
+              </w:rPr>
+              <w:t>tabla_priorizada</w:t>
+            </w:r>
+            <w:proofErr w:type="spellEnd"/>
+            <w:r>
+              <w:rPr>
+                <w:rFonts w:cstheme="minorHAnsi"/>
+                <w:b/>
+                <w:bCs/>
+                <w:sz w:val="20"/>
+                <w:szCs w:val="20"/>
+              </w:rPr>
+              <w:t>]]</w:t>
             </w:r>
           </w:p>
         </w:tc>
@@ -2196,37 +2272,7 @@
                 <w:szCs w:val="24"/>
                 <w:lang w:eastAsia="es-CL"/>
               </w:rPr>
-              <w:t>[[</w:t>
-            </w:r>
-            <w:r>
-              <w:rPr>
-                <w:rFonts w:ascii="Calibri" w:eastAsia="Times New Roman" w:hAnsi="Calibri" w:cs="Calibri"/>
-                <w:color w:val="000000"/>
-                <w:sz w:val="24"/>
-                <w:szCs w:val="24"/>
-                <w:lang w:eastAsia="es-CL"/>
-              </w:rPr>
-              <w:t>PLAGAS</w:t>
-            </w:r>
-            <w:r>
-              <w:rPr>
-                <w:rFonts w:ascii="Calibri" w:eastAsia="Times New Roman" w:hAnsi="Calibri" w:cs="Calibri"/>
-                <w:color w:val="000000"/>
-                <w:sz w:val="24"/>
-                <w:szCs w:val="24"/>
-                <w:lang w:eastAsia="es-CL"/>
-              </w:rPr>
-              <w:t>]</w:t>
-            </w:r>
-            <w:r>
-              <w:rPr>
-                <w:rFonts w:ascii="Calibri" w:eastAsia="Times New Roman" w:hAnsi="Calibri" w:cs="Calibri"/>
-                <w:color w:val="000000"/>
-                <w:sz w:val="24"/>
-                <w:szCs w:val="24"/>
-                <w:lang w:eastAsia="es-CL"/>
-              </w:rPr>
-              <w:t>]</w:t>
+              <w:t>[[PLAGAS]]</w:t>
             </w:r>
           </w:p>
         </w:tc>
@@ -2287,6 +2333,7 @@
               </w:rPr>
               <w:t>[[</w:t>
             </w:r>
+            <w:proofErr w:type="spellStart"/>
             <w:r>
               <w:rPr>
                 <w:rFonts w:ascii="Calibri" w:eastAsia="Times New Roman" w:hAnsi="Calibri" w:cs="Calibri"/>
@@ -2297,6 +2344,7 @@
               </w:rPr>
               <w:t>requiere_asbesto_cubierta</w:t>
             </w:r>
+            <w:proofErr w:type="spellEnd"/>
             <w:r>
               <w:rPr>
                 <w:rFonts w:ascii="Calibri" w:eastAsia="Times New Roman" w:hAnsi="Calibri" w:cs="Calibri"/>
@@ -2366,6 +2414,7 @@
               </w:rPr>
               <w:t>[[</w:t>
             </w:r>
+            <w:proofErr w:type="spellStart"/>
             <w:r>
               <w:rPr>
                 <w:rFonts w:cstheme="minorHAnsi"/>
@@ -2374,6 +2423,7 @@
               </w:rPr>
               <w:t>requiere_asbesto_fachada</w:t>
             </w:r>
+            <w:proofErr w:type="spellEnd"/>
             <w:r>
               <w:rPr>
                 <w:rFonts w:ascii="Calibri" w:eastAsia="Times New Roman" w:hAnsi="Calibri" w:cs="Calibri"/>
@@ -2443,6 +2493,7 @@
               </w:rPr>
               <w:t>[[</w:t>
             </w:r>
+            <w:proofErr w:type="spellStart"/>
             <w:r>
               <w:rPr>
                 <w:rFonts w:cstheme="minorHAnsi"/>
@@ -2451,6 +2502,7 @@
               </w:rPr>
               <w:t>requiere_asbesto_logia</w:t>
             </w:r>
+            <w:proofErr w:type="spellEnd"/>
             <w:r>
               <w:rPr>
                 <w:rFonts w:ascii="Calibri" w:eastAsia="Times New Roman" w:hAnsi="Calibri" w:cs="Calibri"/>
@@ -2520,6 +2572,7 @@
               </w:rPr>
               <w:t>[[</w:t>
             </w:r>
+            <w:proofErr w:type="spellStart"/>
             <w:r>
               <w:rPr>
                 <w:rFonts w:cstheme="minorHAnsi"/>
@@ -2528,6 +2581,7 @@
               </w:rPr>
               <w:t>requiere_asbesto_redes</w:t>
             </w:r>
+            <w:proofErr w:type="spellEnd"/>
             <w:r>
               <w:rPr>
                 <w:rFonts w:ascii="Calibri" w:eastAsia="Times New Roman" w:hAnsi="Calibri" w:cs="Calibri"/>
@@ -2561,15 +2615,27 @@
                 <w:lang w:eastAsia="es-CL"/>
               </w:rPr>
             </w:pPr>
-            <w:r>
-              <w:rPr>
-                <w:rFonts w:ascii="Calibri" w:eastAsia="Times New Roman" w:hAnsi="Calibri" w:cs="Calibri"/>
-                <w:color w:val="000000"/>
-                <w:sz w:val="20"/>
-                <w:szCs w:val="20"/>
-                <w:lang w:eastAsia="es-CL"/>
-              </w:rPr>
-              <w:t>iesgo con Grave Deterioro Redes</w:t>
+            <w:proofErr w:type="spellStart"/>
+            <w:r>
+              <w:rPr>
+                <w:rFonts w:ascii="Calibri" w:eastAsia="Times New Roman" w:hAnsi="Calibri" w:cs="Calibri"/>
+                <w:color w:val="000000"/>
+                <w:sz w:val="20"/>
+                <w:szCs w:val="20"/>
+                <w:lang w:eastAsia="es-CL"/>
+              </w:rPr>
+              <w:t>iesgo</w:t>
+            </w:r>
+            <w:proofErr w:type="spellEnd"/>
+            <w:r>
+              <w:rPr>
+                <w:rFonts w:ascii="Calibri" w:eastAsia="Times New Roman" w:hAnsi="Calibri" w:cs="Calibri"/>
+                <w:color w:val="000000"/>
+                <w:sz w:val="20"/>
+                <w:szCs w:val="20"/>
+                <w:lang w:eastAsia="es-CL"/>
+              </w:rPr>
+              <w:t xml:space="preserve"> con Grave Deterioro Redes</w:t>
             </w:r>
           </w:p>
         </w:tc>
@@ -2676,6 +2742,7 @@
               </w:rPr>
               <w:t>[[</w:t>
             </w:r>
+            <w:proofErr w:type="spellStart"/>
             <w:r>
               <w:rPr>
                 <w:rFonts w:cstheme="minorHAnsi"/>
@@ -2684,6 +2751,7 @@
               </w:rPr>
               <w:t>riesgo_estructura_grave_deterioro</w:t>
             </w:r>
+            <w:proofErr w:type="spellEnd"/>
             <w:r>
               <w:rPr>
                 <w:rFonts w:ascii="Calibri" w:eastAsia="Times New Roman" w:hAnsi="Calibri" w:cs="Calibri"/>
@@ -2753,6 +2821,7 @@
               </w:rPr>
               <w:t>[[</w:t>
             </w:r>
+            <w:proofErr w:type="spellStart"/>
             <w:r>
               <w:rPr>
                 <w:rFonts w:cstheme="minorHAnsi"/>
@@ -2761,6 +2830,7 @@
               </w:rPr>
               <w:t>riesgo_escaleras_grave_deterioro</w:t>
             </w:r>
+            <w:proofErr w:type="spellEnd"/>
             <w:r>
               <w:rPr>
                 <w:rFonts w:ascii="Calibri" w:eastAsia="Times New Roman" w:hAnsi="Calibri" w:cs="Calibri"/>
@@ -2830,6 +2900,7 @@
               </w:rPr>
               <w:t>[[</w:t>
             </w:r>
+            <w:proofErr w:type="spellStart"/>
             <w:r>
               <w:rPr>
                 <w:rFonts w:cstheme="minorHAnsi"/>
@@ -2838,6 +2909,7 @@
               </w:rPr>
               <w:t>riesgo_techumbre_grave_deterioro</w:t>
             </w:r>
+            <w:proofErr w:type="spellEnd"/>
             <w:r>
               <w:rPr>
                 <w:rFonts w:ascii="Calibri" w:eastAsia="Times New Roman" w:hAnsi="Calibri" w:cs="Calibri"/>
@@ -2907,6 +2979,7 @@
               </w:rPr>
               <w:t>[[</w:t>
             </w:r>
+            <w:proofErr w:type="spellStart"/>
             <w:r>
               <w:rPr>
                 <w:rFonts w:cstheme="minorHAnsi"/>
@@ -2915,6 +2988,7 @@
               </w:rPr>
               <w:t>requiere_regularizacion</w:t>
             </w:r>
+            <w:proofErr w:type="spellEnd"/>
             <w:r>
               <w:rPr>
                 <w:rFonts w:cstheme="minorHAnsi"/>
@@ -3064,6 +3138,7 @@
               </w:rPr>
               <w:t>[[</w:t>
             </w:r>
+            <w:proofErr w:type="spellStart"/>
             <w:r>
               <w:rPr>
                 <w:rFonts w:cstheme="minorHAnsi"/>
@@ -3072,6 +3147,7 @@
               </w:rPr>
               <w:t>requiere_regularizacion</w:t>
             </w:r>
+            <w:proofErr w:type="spellEnd"/>
             <w:r>
               <w:rPr>
                 <w:rFonts w:ascii="Calibri" w:eastAsia="Times New Roman" w:hAnsi="Calibri" w:cs="Calibri"/>
@@ -3147,6 +3223,7 @@
               </w:rPr>
               <w:t>[[</w:t>
             </w:r>
+            <w:proofErr w:type="spellStart"/>
             <w:r>
               <w:rPr>
                 <w:rFonts w:cstheme="minorHAnsi"/>
@@ -3155,6 +3232,7 @@
               </w:rPr>
               <w:t>acondicionamiento_termico</w:t>
             </w:r>
+            <w:proofErr w:type="spellEnd"/>
             <w:r>
               <w:rPr>
                 <w:rFonts w:ascii="Calibri" w:eastAsia="Times New Roman" w:hAnsi="Calibri" w:cs="Calibri"/>
@@ -3231,7 +3309,27 @@
                 <w:sz w:val="20"/>
                 <w:szCs w:val="20"/>
               </w:rPr>
-              <w:t>. LINK FOTOGRAFÍAS</w:t>
+              <w:t xml:space="preserve">. </w:t>
+            </w:r>
+            <w:proofErr w:type="gramStart"/>
+            <w:r>
+              <w:rPr>
+                <w:rFonts w:cstheme="minorHAnsi"/>
+                <w:b/>
+                <w:sz w:val="20"/>
+                <w:szCs w:val="20"/>
+              </w:rPr>
+              <w:t>LINK</w:t>
+            </w:r>
+            <w:proofErr w:type="gramEnd"/>
+            <w:r>
+              <w:rPr>
+                <w:rFonts w:cstheme="minorHAnsi"/>
+                <w:b/>
+                <w:sz w:val="20"/>
+                <w:szCs w:val="20"/>
+              </w:rPr>
+              <w:t xml:space="preserve"> FOTOGRAFÍAS</w:t>
             </w:r>
           </w:p>
         </w:tc>
@@ -3265,6 +3363,7 @@
               </w:rPr>
               <w:t>[[</w:t>
             </w:r>
+            <w:proofErr w:type="spellStart"/>
             <w:r>
               <w:rPr>
                 <w:rFonts w:ascii="Calibri" w:eastAsia="Times New Roman" w:hAnsi="Calibri" w:cs="Calibri"/>
@@ -3275,6 +3374,7 @@
               </w:rPr>
               <w:t>enlace_fotos</w:t>
             </w:r>
+            <w:proofErr w:type="spellEnd"/>
             <w:r>
               <w:rPr>
                 <w:rFonts w:ascii="Calibri" w:eastAsia="Times New Roman" w:hAnsi="Calibri" w:cs="Calibri"/>

--- a/PDF_CAPITULO3/PLANTILLA VISUALIZACIÓN DTC.docx
+++ b/PDF_CAPITULO3/PLANTILLA VISUALIZACIÓN DTC.docx
@@ -2333,18 +2333,14 @@
               </w:rPr>
               <w:t>[[</w:t>
             </w:r>
-            <w:proofErr w:type="spellStart"/>
-            <w:r>
-              <w:rPr>
-                <w:rFonts w:ascii="Calibri" w:eastAsia="Times New Roman" w:hAnsi="Calibri" w:cs="Calibri"/>
-                <w:color w:val="000000"/>
-                <w:sz w:val="24"/>
-                <w:szCs w:val="24"/>
-                <w:lang w:eastAsia="es-CL"/>
-              </w:rPr>
-              <w:t>requiere_asbesto_cubierta</w:t>
-            </w:r>
-            <w:proofErr w:type="spellEnd"/>
+            <w:r>
+              <w:rPr>
+                <w:rFonts w:cstheme="minorHAnsi"/>
+                <w:sz w:val="20"/>
+                <w:szCs w:val="20"/>
+              </w:rPr>
+              <w:t>ASBELTO_CUBIERTA</w:t>
+            </w:r>
             <w:r>
               <w:rPr>
                 <w:rFonts w:ascii="Calibri" w:eastAsia="Times New Roman" w:hAnsi="Calibri" w:cs="Calibri"/>
@@ -2414,16 +2410,14 @@
               </w:rPr>
               <w:t>[[</w:t>
             </w:r>
-            <w:proofErr w:type="spellStart"/>
-            <w:r>
-              <w:rPr>
-                <w:rFonts w:cstheme="minorHAnsi"/>
-                <w:sz w:val="20"/>
-                <w:szCs w:val="20"/>
-              </w:rPr>
-              <w:t>requiere_asbesto_fachada</w:t>
-            </w:r>
-            <w:proofErr w:type="spellEnd"/>
+            <w:r>
+              <w:rPr>
+                <w:rFonts w:cstheme="minorHAnsi"/>
+                <w:sz w:val="20"/>
+                <w:szCs w:val="20"/>
+              </w:rPr>
+              <w:t>SBELTO_FACHADA</w:t>
+            </w:r>
             <w:r>
               <w:rPr>
                 <w:rFonts w:ascii="Calibri" w:eastAsia="Times New Roman" w:hAnsi="Calibri" w:cs="Calibri"/>
@@ -2493,16 +2487,14 @@
               </w:rPr>
               <w:t>[[</w:t>
             </w:r>
-            <w:proofErr w:type="spellStart"/>
-            <w:r>
-              <w:rPr>
-                <w:rFonts w:cstheme="minorHAnsi"/>
-                <w:sz w:val="20"/>
-                <w:szCs w:val="20"/>
-              </w:rPr>
-              <w:t>requiere_asbesto_logia</w:t>
-            </w:r>
-            <w:proofErr w:type="spellEnd"/>
+            <w:r>
+              <w:rPr>
+                <w:rFonts w:cstheme="minorHAnsi"/>
+                <w:sz w:val="20"/>
+                <w:szCs w:val="20"/>
+              </w:rPr>
+              <w:t>ASBELTO_LOGGIA</w:t>
+            </w:r>
             <w:r>
               <w:rPr>
                 <w:rFonts w:ascii="Calibri" w:eastAsia="Times New Roman" w:hAnsi="Calibri" w:cs="Calibri"/>
@@ -2572,16 +2564,14 @@
               </w:rPr>
               <w:t>[[</w:t>
             </w:r>
-            <w:proofErr w:type="spellStart"/>
-            <w:r>
-              <w:rPr>
-                <w:rFonts w:cstheme="minorHAnsi"/>
-                <w:sz w:val="20"/>
-                <w:szCs w:val="20"/>
-              </w:rPr>
-              <w:t>requiere_asbesto_redes</w:t>
-            </w:r>
-            <w:proofErr w:type="spellEnd"/>
+            <w:r>
+              <w:rPr>
+                <w:rFonts w:cstheme="minorHAnsi"/>
+                <w:sz w:val="20"/>
+                <w:szCs w:val="20"/>
+              </w:rPr>
+              <w:t>ASBELTO_REDES</w:t>
+            </w:r>
             <w:r>
               <w:rPr>
                 <w:rFonts w:ascii="Calibri" w:eastAsia="Times New Roman" w:hAnsi="Calibri" w:cs="Calibri"/>
@@ -2665,11 +2655,9 @@
             </w:r>
             <w:r>
               <w:rPr>
-                <w:rFonts w:ascii="Calibri" w:eastAsia="Times New Roman" w:hAnsi="Calibri" w:cs="Calibri"/>
-                <w:color w:val="000000"/>
-                <w:sz w:val="24"/>
-                <w:szCs w:val="24"/>
-                <w:lang w:eastAsia="es-CL"/>
+                <w:rFonts w:cstheme="minorHAnsi"/>
+                <w:sz w:val="20"/>
+                <w:szCs w:val="20"/>
               </w:rPr>
               <w:t>RIESGO_REDES</w:t>
             </w:r>
@@ -2742,16 +2730,14 @@
               </w:rPr>
               <w:t>[[</w:t>
             </w:r>
-            <w:proofErr w:type="spellStart"/>
-            <w:r>
-              <w:rPr>
-                <w:rFonts w:cstheme="minorHAnsi"/>
-                <w:sz w:val="20"/>
-                <w:szCs w:val="20"/>
-              </w:rPr>
-              <w:t>riesgo_estructura_grave_deterioro</w:t>
-            </w:r>
-            <w:proofErr w:type="spellEnd"/>
+            <w:r>
+              <w:rPr>
+                <w:rFonts w:cstheme="minorHAnsi"/>
+                <w:sz w:val="20"/>
+                <w:szCs w:val="20"/>
+              </w:rPr>
+              <w:t>RIESGO_ESTRUCTURA</w:t>
+            </w:r>
             <w:r>
               <w:rPr>
                 <w:rFonts w:ascii="Calibri" w:eastAsia="Times New Roman" w:hAnsi="Calibri" w:cs="Calibri"/>
@@ -2821,16 +2807,14 @@
               </w:rPr>
               <w:t>[[</w:t>
             </w:r>
-            <w:proofErr w:type="spellStart"/>
-            <w:r>
-              <w:rPr>
-                <w:rFonts w:cstheme="minorHAnsi"/>
-                <w:sz w:val="20"/>
-                <w:szCs w:val="20"/>
-              </w:rPr>
-              <w:t>riesgo_escaleras_grave_deterioro</w:t>
-            </w:r>
-            <w:proofErr w:type="spellEnd"/>
+            <w:r>
+              <w:rPr>
+                <w:rFonts w:cstheme="minorHAnsi"/>
+                <w:sz w:val="20"/>
+                <w:szCs w:val="20"/>
+              </w:rPr>
+              <w:t>RIESGO_ESCALERAS</w:t>
+            </w:r>
             <w:r>
               <w:rPr>
                 <w:rFonts w:ascii="Calibri" w:eastAsia="Times New Roman" w:hAnsi="Calibri" w:cs="Calibri"/>
@@ -2900,16 +2884,14 @@
               </w:rPr>
               <w:t>[[</w:t>
             </w:r>
-            <w:proofErr w:type="spellStart"/>
-            <w:r>
-              <w:rPr>
-                <w:rFonts w:cstheme="minorHAnsi"/>
-                <w:sz w:val="20"/>
-                <w:szCs w:val="20"/>
-              </w:rPr>
-              <w:t>riesgo_techumbre_grave_deterioro</w:t>
-            </w:r>
-            <w:proofErr w:type="spellEnd"/>
+            <w:r>
+              <w:rPr>
+                <w:rFonts w:cstheme="minorHAnsi"/>
+                <w:sz w:val="20"/>
+                <w:szCs w:val="20"/>
+              </w:rPr>
+              <w:t>RIESGO_TECHUMBRE</w:t>
+            </w:r>
             <w:r>
               <w:rPr>
                 <w:rFonts w:ascii="Calibri" w:eastAsia="Times New Roman" w:hAnsi="Calibri" w:cs="Calibri"/>
@@ -2979,16 +2961,14 @@
               </w:rPr>
               <w:t>[[</w:t>
             </w:r>
-            <w:proofErr w:type="spellStart"/>
-            <w:r>
-              <w:rPr>
-                <w:rFonts w:cstheme="minorHAnsi"/>
-                <w:sz w:val="20"/>
-                <w:szCs w:val="20"/>
-              </w:rPr>
-              <w:t>requiere_regularizacion</w:t>
-            </w:r>
-            <w:proofErr w:type="spellEnd"/>
+            <w:r>
+              <w:rPr>
+                <w:rFonts w:cstheme="minorHAnsi"/>
+                <w:sz w:val="20"/>
+                <w:szCs w:val="20"/>
+              </w:rPr>
+              <w:t>REGULACION</w:t>
+            </w:r>
             <w:r>
               <w:rPr>
                 <w:rFonts w:cstheme="minorHAnsi"/>
@@ -3145,7 +3125,7 @@
                 <w:sz w:val="20"/>
                 <w:szCs w:val="20"/>
               </w:rPr>
-              <w:t>requiere_regularizacion</w:t>
+              <w:t>eficiencia_energetica</w:t>
             </w:r>
             <w:proofErr w:type="spellEnd"/>
             <w:r>

--- a/PDF_CAPITULO3/PLANTILLA VISUALIZACIÓN DTC.docx
+++ b/PDF_CAPITULO3/PLANTILLA VISUALIZACIÓN DTC.docx
@@ -2335,21 +2335,13 @@
             </w:r>
             <w:r>
               <w:rPr>
-                <w:rFonts w:cstheme="minorHAnsi"/>
-                <w:sz w:val="20"/>
-                <w:szCs w:val="20"/>
-              </w:rPr>
-              <w:t>ASBELTO_CUBIERTA</w:t>
-            </w:r>
-            <w:r>
-              <w:rPr>
                 <w:rFonts w:ascii="Calibri" w:eastAsia="Times New Roman" w:hAnsi="Calibri" w:cs="Calibri"/>
                 <w:color w:val="000000"/>
                 <w:sz w:val="24"/>
                 <w:szCs w:val="24"/>
                 <w:lang w:eastAsia="es-CL"/>
               </w:rPr>
-              <w:t>]]</w:t>
+              <w:t>ASBELTO_CUBIERTA]]</w:t>
             </w:r>
           </w:p>
         </w:tc>
@@ -2408,15 +2400,17 @@
                 <w:szCs w:val="24"/>
                 <w:lang w:eastAsia="es-CL"/>
               </w:rPr>
-              <w:t>[[</w:t>
-            </w:r>
-            <w:r>
-              <w:rPr>
-                <w:rFonts w:cstheme="minorHAnsi"/>
-                <w:sz w:val="20"/>
-                <w:szCs w:val="20"/>
-              </w:rPr>
-              <w:t>SBELTO_FACHADA</w:t>
+              <w:t>[</w:t>
+            </w:r>
+            <w:r>
+              <w:rPr>
+                <w:rFonts w:ascii="Calibri" w:eastAsia="Times New Roman" w:hAnsi="Calibri" w:cs="Calibri"/>
+                <w:color w:val="000000"/>
+                <w:sz w:val="24"/>
+                <w:szCs w:val="24"/>
+                <w:lang w:eastAsia="es-CL"/>
+              </w:rPr>
+              <w:t>[ASBELTO_FACHADA</w:t>
             </w:r>
             <w:r>
               <w:rPr>
@@ -2605,27 +2599,25 @@
                 <w:lang w:eastAsia="es-CL"/>
               </w:rPr>
             </w:pPr>
-            <w:proofErr w:type="spellStart"/>
-            <w:r>
-              <w:rPr>
-                <w:rFonts w:ascii="Calibri" w:eastAsia="Times New Roman" w:hAnsi="Calibri" w:cs="Calibri"/>
-                <w:color w:val="000000"/>
-                <w:sz w:val="20"/>
-                <w:szCs w:val="20"/>
-                <w:lang w:eastAsia="es-CL"/>
-              </w:rPr>
-              <w:t>iesgo</w:t>
-            </w:r>
-            <w:proofErr w:type="spellEnd"/>
-            <w:r>
-              <w:rPr>
-                <w:rFonts w:ascii="Calibri" w:eastAsia="Times New Roman" w:hAnsi="Calibri" w:cs="Calibri"/>
-                <w:color w:val="000000"/>
-                <w:sz w:val="20"/>
-                <w:szCs w:val="20"/>
-                <w:lang w:eastAsia="es-CL"/>
-              </w:rPr>
-              <w:t xml:space="preserve"> con Grave Deterioro Redes</w:t>
+            <w:r>
+              <w:rPr>
+                <w:rFonts w:ascii="Calibri" w:eastAsia="Times New Roman" w:hAnsi="Calibri" w:cs="Calibri"/>
+                <w:color w:val="000000"/>
+                <w:sz w:val="20"/>
+                <w:szCs w:val="20"/>
+                <w:lang w:eastAsia="es-CL"/>
+              </w:rPr>
+              <w:t>R</w:t>
+            </w:r>
+            <w:r>
+              <w:rPr>
+                <w:rFonts w:ascii="Calibri" w:eastAsia="Times New Roman" w:hAnsi="Calibri" w:cs="Calibri"/>
+                <w:color w:val="000000"/>
+                <w:sz w:val="20"/>
+                <w:szCs w:val="20"/>
+                <w:lang w:eastAsia="es-CL"/>
+              </w:rPr>
+              <w:t>iesgo con Grave Deterioro Redes</w:t>
             </w:r>
           </w:p>
         </w:tc>
@@ -2999,8 +2991,8 @@
         <w:tblDescription w:val="Lista de atributos y valores"/>
       </w:tblPr>
       <w:tblGrid>
-        <w:gridCol w:w="3576"/>
-        <w:gridCol w:w="2804"/>
+        <w:gridCol w:w="3589"/>
+        <w:gridCol w:w="2791"/>
       </w:tblGrid>
       <w:tr>
         <w:trPr>
@@ -3102,10 +3094,11 @@
           <w:p>
             <w:pPr>
               <w:rPr>
-                <w:rFonts w:cstheme="minorHAnsi"/>
-                <w:b/>
+                <w:rFonts w:ascii="Calibri" w:eastAsia="Times New Roman" w:hAnsi="Calibri" w:cs="Calibri"/>
+                <w:color w:val="000000"/>
                 <w:sz w:val="24"/>
                 <w:szCs w:val="24"/>
+                <w:lang w:eastAsia="es-CL"/>
               </w:rPr>
             </w:pPr>
             <w:r>
@@ -3118,16 +3111,26 @@
               </w:rPr>
               <w:t>[[</w:t>
             </w:r>
-            <w:proofErr w:type="spellStart"/>
-            <w:r>
-              <w:rPr>
-                <w:rFonts w:cstheme="minorHAnsi"/>
-                <w:sz w:val="20"/>
-                <w:szCs w:val="20"/>
-              </w:rPr>
-              <w:t>eficiencia_energetica</w:t>
-            </w:r>
-            <w:proofErr w:type="spellEnd"/>
+            <w:r>
+              <w:rPr>
+                <w:rFonts w:ascii="Calibri" w:eastAsia="Times New Roman" w:hAnsi="Calibri" w:cs="Calibri"/>
+                <w:color w:val="000000"/>
+                <w:sz w:val="24"/>
+                <w:szCs w:val="24"/>
+                <w:lang w:eastAsia="es-CL"/>
+              </w:rPr>
+              <w:t>EFICIENCIA_ENERGETICA</w:t>
+            </w:r>
+          </w:p>
+          <w:p>
+            <w:pPr>
+              <w:rPr>
+                <w:rFonts w:cstheme="minorHAnsi"/>
+                <w:b/>
+                <w:sz w:val="24"/>
+                <w:szCs w:val="24"/>
+              </w:rPr>
+            </w:pPr>
             <w:r>
               <w:rPr>
                 <w:rFonts w:ascii="Calibri" w:eastAsia="Times New Roman" w:hAnsi="Calibri" w:cs="Calibri"/>
@@ -3187,10 +3190,11 @@
           <w:p>
             <w:pPr>
               <w:rPr>
-                <w:rFonts w:cstheme="minorHAnsi"/>
-                <w:b/>
+                <w:rFonts w:ascii="Calibri" w:eastAsia="Times New Roman" w:hAnsi="Calibri" w:cs="Calibri"/>
+                <w:color w:val="000000"/>
                 <w:sz w:val="24"/>
                 <w:szCs w:val="24"/>
+                <w:lang w:eastAsia="es-CL"/>
               </w:rPr>
             </w:pPr>
             <w:r>
@@ -3203,16 +3207,26 @@
               </w:rPr>
               <w:t>[[</w:t>
             </w:r>
-            <w:proofErr w:type="spellStart"/>
-            <w:r>
-              <w:rPr>
-                <w:rFonts w:cstheme="minorHAnsi"/>
-                <w:sz w:val="20"/>
-                <w:szCs w:val="20"/>
-              </w:rPr>
-              <w:t>acondicionamiento_termico</w:t>
-            </w:r>
-            <w:proofErr w:type="spellEnd"/>
+            <w:r>
+              <w:rPr>
+                <w:rFonts w:ascii="Calibri" w:eastAsia="Times New Roman" w:hAnsi="Calibri" w:cs="Calibri"/>
+                <w:color w:val="000000"/>
+                <w:sz w:val="24"/>
+                <w:szCs w:val="24"/>
+                <w:lang w:eastAsia="es-CL"/>
+              </w:rPr>
+              <w:t>ACONDICIONAMIENTO</w:t>
+            </w:r>
+          </w:p>
+          <w:p>
+            <w:pPr>
+              <w:rPr>
+                <w:rFonts w:cstheme="minorHAnsi"/>
+                <w:b/>
+                <w:sz w:val="24"/>
+                <w:szCs w:val="24"/>
+              </w:rPr>
+            </w:pPr>
             <w:r>
               <w:rPr>
                 <w:rFonts w:ascii="Calibri" w:eastAsia="Times New Roman" w:hAnsi="Calibri" w:cs="Calibri"/>

--- a/PDF_CAPITULO3/PLANTILLA VISUALIZACIÓN DTC.docx
+++ b/PDF_CAPITULO3/PLANTILLA VISUALIZACIÓN DTC.docx
@@ -797,6 +797,52 @@
                 <w:szCs w:val="20"/>
               </w:rPr>
               <w:t>Polígono de la copropiedad</w:t>
+            </w:r>
+          </w:p>
+          <w:p>
+            <w:pPr>
+              <w:rPr>
+                <w:rFonts w:cstheme="minorHAnsi"/>
+                <w:sz w:val="20"/>
+                <w:szCs w:val="20"/>
+              </w:rPr>
+            </w:pPr>
+          </w:p>
+          <w:p>
+            <w:pPr>
+              <w:rPr>
+                <w:rFonts w:cstheme="minorHAnsi"/>
+                <w:sz w:val="20"/>
+                <w:szCs w:val="20"/>
+              </w:rPr>
+            </w:pPr>
+          </w:p>
+          <w:p>
+            <w:pPr>
+              <w:rPr>
+                <w:rFonts w:cstheme="minorHAnsi"/>
+                <w:sz w:val="20"/>
+                <w:szCs w:val="20"/>
+              </w:rPr>
+            </w:pPr>
+          </w:p>
+          <w:p>
+            <w:pPr>
+              <w:rPr>
+                <w:rFonts w:cstheme="minorHAnsi"/>
+                <w:sz w:val="20"/>
+                <w:szCs w:val="20"/>
+              </w:rPr>
+            </w:pPr>
+            <w:r>
+              <w:rPr>
+                <w:rFonts w:cstheme="minorHAnsi"/>
+                <w:b/>
+                <w:bCs/>
+                <w:sz w:val="20"/>
+                <w:szCs w:val="20"/>
+              </w:rPr>
+              <w:t>[[%mapa_poligono]]</w:t>
             </w:r>
           </w:p>
         </w:tc>

--- a/PDF_CAPITULO3/PLANTILLA VISUALIZACIÓN DTC.docx
+++ b/PDF_CAPITULO3/PLANTILLA VISUALIZACIÓN DTC.docx
@@ -102,7 +102,6 @@
               </w:rPr>
               <w:t>[[</w:t>
             </w:r>
-            <w:proofErr w:type="spellStart"/>
             <w:r>
               <w:rPr>
                 <w:rFonts w:cstheme="minorHAnsi"/>
@@ -112,7 +111,6 @@
               </w:rPr>
               <w:t>copropiedad_formalizada</w:t>
             </w:r>
-            <w:proofErr w:type="spellEnd"/>
             <w:r>
               <w:rPr>
                 <w:rFonts w:cstheme="minorHAnsi"/>
@@ -177,7 +175,6 @@
               </w:rPr>
               <w:t>[[</w:t>
             </w:r>
-            <w:proofErr w:type="spellStart"/>
             <w:r>
               <w:rPr>
                 <w:rFonts w:cstheme="minorHAnsi"/>
@@ -187,7 +184,6 @@
               </w:rPr>
               <w:t>rut_copropiedad</w:t>
             </w:r>
-            <w:proofErr w:type="spellEnd"/>
             <w:r>
               <w:rPr>
                 <w:rFonts w:cstheme="minorHAnsi"/>
@@ -255,7 +251,6 @@
               </w:rPr>
               <w:t>[[</w:t>
             </w:r>
-            <w:proofErr w:type="spellStart"/>
             <w:r>
               <w:rPr>
                 <w:rFonts w:cstheme="minorHAnsi"/>
@@ -265,7 +260,6 @@
               </w:rPr>
               <w:t>nombre_conjunto</w:t>
             </w:r>
-            <w:proofErr w:type="spellEnd"/>
             <w:r>
               <w:rPr>
                 <w:rFonts w:cstheme="minorHAnsi"/>
@@ -323,7 +317,6 @@
               </w:rPr>
               <w:t>[[</w:t>
             </w:r>
-            <w:proofErr w:type="spellStart"/>
             <w:r>
               <w:rPr>
                 <w:rFonts w:cstheme="minorHAnsi"/>
@@ -333,7 +326,6 @@
               </w:rPr>
               <w:t>codigo_conjunto</w:t>
             </w:r>
-            <w:proofErr w:type="spellEnd"/>
             <w:r>
               <w:rPr>
                 <w:rFonts w:cstheme="minorHAnsi"/>
@@ -398,7 +390,6 @@
               </w:rPr>
               <w:t>[[</w:t>
             </w:r>
-            <w:proofErr w:type="spellStart"/>
             <w:r>
               <w:rPr>
                 <w:rFonts w:cstheme="minorHAnsi"/>
@@ -408,7 +399,6 @@
               </w:rPr>
               <w:t>nombre_copropiedad</w:t>
             </w:r>
-            <w:proofErr w:type="spellEnd"/>
             <w:r>
               <w:rPr>
                 <w:rFonts w:cstheme="minorHAnsi"/>
@@ -475,7 +465,6 @@
               </w:rPr>
               <w:t>[[</w:t>
             </w:r>
-            <w:proofErr w:type="spellStart"/>
             <w:r>
               <w:rPr>
                 <w:rFonts w:cstheme="minorHAnsi"/>
@@ -486,7 +475,6 @@
               </w:rPr>
               <w:t>copropiedad_beneficio</w:t>
             </w:r>
-            <w:proofErr w:type="spellEnd"/>
             <w:r>
               <w:rPr>
                 <w:rFonts w:cstheme="minorHAnsi"/>
@@ -564,7 +552,6 @@
               </w:rPr>
               <w:t>[[</w:t>
             </w:r>
-            <w:proofErr w:type="spellStart"/>
             <w:r>
               <w:rPr>
                 <w:rFonts w:cstheme="minorHAnsi"/>
@@ -575,7 +562,6 @@
               </w:rPr>
               <w:t>obras_realizadas</w:t>
             </w:r>
-            <w:proofErr w:type="spellEnd"/>
             <w:r>
               <w:rPr>
                 <w:rFonts w:cstheme="minorHAnsi"/>
@@ -644,7 +630,6 @@
               </w:rPr>
               <w:t>[[</w:t>
             </w:r>
-            <w:proofErr w:type="spellStart"/>
             <w:r>
               <w:rPr>
                 <w:rFonts w:cstheme="minorHAnsi"/>
@@ -655,7 +640,6 @@
               </w:rPr>
               <w:t>nombre_direccion</w:t>
             </w:r>
-            <w:proofErr w:type="spellEnd"/>
             <w:r>
               <w:rPr>
                 <w:rFonts w:cstheme="minorHAnsi"/>
@@ -676,7 +660,6 @@
               </w:rPr>
               <w:t xml:space="preserve"> [[</w:t>
             </w:r>
-            <w:proofErr w:type="spellStart"/>
             <w:r>
               <w:rPr>
                 <w:rFonts w:cstheme="minorHAnsi"/>
@@ -687,7 +670,6 @@
               </w:rPr>
               <w:t>numero_direccion</w:t>
             </w:r>
-            <w:proofErr w:type="spellEnd"/>
             <w:r>
               <w:rPr>
                 <w:rFonts w:cstheme="minorHAnsi"/>
@@ -842,7 +824,7 @@
                 <w:sz w:val="20"/>
                 <w:szCs w:val="20"/>
               </w:rPr>
-              <w:t>[[%mapa_poligono]]</w:t>
+              <w:t> [[%MAPA_POLIGONO]]</w:t>
             </w:r>
           </w:p>
         </w:tc>
@@ -988,7 +970,6 @@
               </w:rPr>
               <w:t>[[</w:t>
             </w:r>
-            <w:proofErr w:type="spellStart"/>
             <w:r>
               <w:rPr>
                 <w:rFonts w:cstheme="minorHAnsi"/>
@@ -998,7 +979,6 @@
               </w:rPr>
               <w:t>n_departamentos</w:t>
             </w:r>
-            <w:proofErr w:type="spellEnd"/>
             <w:r>
               <w:rPr>
                 <w:rFonts w:cstheme="minorHAnsi"/>
@@ -1063,7 +1043,6 @@
               </w:rPr>
               <w:t>[[</w:t>
             </w:r>
-            <w:proofErr w:type="spellStart"/>
             <w:r>
               <w:rPr>
                 <w:rFonts w:cstheme="minorHAnsi"/>
@@ -1073,7 +1052,6 @@
               </w:rPr>
               <w:t>superficie_promedio</w:t>
             </w:r>
-            <w:proofErr w:type="spellEnd"/>
             <w:r>
               <w:rPr>
                 <w:rFonts w:cstheme="minorHAnsi"/>
@@ -1138,7 +1116,6 @@
               </w:rPr>
               <w:t>[[</w:t>
             </w:r>
-            <w:proofErr w:type="spellStart"/>
             <w:r>
               <w:rPr>
                 <w:rFonts w:cstheme="minorHAnsi"/>
@@ -1148,7 +1125,6 @@
               </w:rPr>
               <w:t>anio_recepcion</w:t>
             </w:r>
-            <w:proofErr w:type="spellEnd"/>
             <w:r>
               <w:rPr>
                 <w:rFonts w:cstheme="minorHAnsi"/>
@@ -1263,7 +1239,6 @@
               </w:rPr>
               <w:t>[[</w:t>
             </w:r>
-            <w:proofErr w:type="spellStart"/>
             <w:r>
               <w:rPr>
                 <w:rFonts w:cstheme="minorHAnsi"/>
@@ -1273,7 +1248,6 @@
               </w:rPr>
               <w:t>nombre_revisor_ep</w:t>
             </w:r>
-            <w:proofErr w:type="spellEnd"/>
             <w:r>
               <w:rPr>
                 <w:rFonts w:cstheme="minorHAnsi"/>
@@ -1333,7 +1307,6 @@
               </w:rPr>
               <w:t>[[</w:t>
             </w:r>
-            <w:proofErr w:type="spellStart"/>
             <w:r>
               <w:rPr>
                 <w:rFonts w:cstheme="minorHAnsi"/>
@@ -1343,7 +1316,6 @@
               </w:rPr>
               <w:t>representante_legal</w:t>
             </w:r>
-            <w:proofErr w:type="spellEnd"/>
             <w:r>
               <w:rPr>
                 <w:rFonts w:cstheme="minorHAnsi"/>
@@ -1402,7 +1374,6 @@
               </w:rPr>
               <w:t>[[</w:t>
             </w:r>
-            <w:proofErr w:type="spellStart"/>
             <w:r>
               <w:rPr>
                 <w:rFonts w:cstheme="minorHAnsi"/>
@@ -1412,7 +1383,6 @@
               </w:rPr>
               <w:t>rut_entidad</w:t>
             </w:r>
-            <w:proofErr w:type="spellEnd"/>
             <w:r>
               <w:rPr>
                 <w:rFonts w:cstheme="minorHAnsi"/>
@@ -1471,7 +1441,6 @@
               </w:rPr>
               <w:t>[[</w:t>
             </w:r>
-            <w:proofErr w:type="spellStart"/>
             <w:r>
               <w:rPr>
                 <w:rFonts w:cstheme="minorHAnsi"/>
@@ -1481,7 +1450,6 @@
               </w:rPr>
               <w:t>nombre_revisor_ep</w:t>
             </w:r>
-            <w:proofErr w:type="spellEnd"/>
             <w:r>
               <w:rPr>
                 <w:rFonts w:cstheme="minorHAnsi"/>
@@ -1539,7 +1507,6 @@
               </w:rPr>
               <w:t>[[</w:t>
             </w:r>
-            <w:proofErr w:type="spellStart"/>
             <w:r>
               <w:rPr>
                 <w:rFonts w:cstheme="minorHAnsi"/>
@@ -1549,7 +1516,6 @@
               </w:rPr>
               <w:t>rut_revisor_ep</w:t>
             </w:r>
-            <w:proofErr w:type="spellEnd"/>
             <w:r>
               <w:rPr>
                 <w:rFonts w:cstheme="minorHAnsi"/>
@@ -1607,7 +1573,6 @@
               </w:rPr>
               <w:t>[[</w:t>
             </w:r>
-            <w:proofErr w:type="spellStart"/>
             <w:r>
               <w:rPr>
                 <w:rFonts w:cstheme="minorHAnsi"/>
@@ -1617,7 +1582,6 @@
               </w:rPr>
               <w:t>email_revidor_ep</w:t>
             </w:r>
-            <w:proofErr w:type="spellEnd"/>
             <w:r>
               <w:rPr>
                 <w:rFonts w:cstheme="minorHAnsi"/>
@@ -1742,7 +1706,6 @@
               </w:rPr>
               <w:t>[[</w:t>
             </w:r>
-            <w:proofErr w:type="spellStart"/>
             <w:r>
               <w:rPr>
                 <w:rFonts w:cstheme="minorHAnsi"/>
@@ -1752,7 +1715,6 @@
               </w:rPr>
               <w:t>nombre_dirigente</w:t>
             </w:r>
-            <w:proofErr w:type="spellEnd"/>
             <w:r>
               <w:rPr>
                 <w:rFonts w:cstheme="minorHAnsi"/>
@@ -1810,7 +1772,6 @@
               </w:rPr>
               <w:t>[[</w:t>
             </w:r>
-            <w:proofErr w:type="spellStart"/>
             <w:r>
               <w:rPr>
                 <w:rFonts w:cstheme="minorHAnsi"/>
@@ -1820,7 +1781,6 @@
               </w:rPr>
               <w:t>rut_dirigente</w:t>
             </w:r>
-            <w:proofErr w:type="spellEnd"/>
             <w:r>
               <w:rPr>
                 <w:rFonts w:cstheme="minorHAnsi"/>
@@ -1878,7 +1838,6 @@
               </w:rPr>
               <w:t>[[</w:t>
             </w:r>
-            <w:proofErr w:type="spellStart"/>
             <w:r>
               <w:rPr>
                 <w:rFonts w:cstheme="minorHAnsi"/>
@@ -1888,7 +1847,6 @@
               </w:rPr>
               <w:t>email_dirigente</w:t>
             </w:r>
-            <w:proofErr w:type="spellEnd"/>
             <w:r>
               <w:rPr>
                 <w:rFonts w:cstheme="minorHAnsi"/>
@@ -2129,9 +2087,8 @@
                 <w:sz w:val="20"/>
                 <w:szCs w:val="20"/>
               </w:rPr>
-              <w:t>[[</w:t>
-            </w:r>
-            <w:proofErr w:type="spellStart"/>
+              <w:t>[[int</w:t>
+            </w:r>
             <w:r>
               <w:rPr>
                 <w:rFonts w:cstheme="minorHAnsi"/>
@@ -2140,7 +2097,7 @@
                 <w:sz w:val="20"/>
                 <w:szCs w:val="20"/>
               </w:rPr>
-              <w:t>int</w:t>
+              <w:t>ervencion</w:t>
             </w:r>
             <w:r>
               <w:rPr>
@@ -2150,40 +2107,7 @@
                 <w:sz w:val="20"/>
                 <w:szCs w:val="20"/>
               </w:rPr>
-              <w:t>ervencion</w:t>
-            </w:r>
-            <w:proofErr w:type="spellEnd"/>
-            <w:r>
-              <w:rPr>
-                <w:rFonts w:cstheme="minorHAnsi"/>
-                <w:b/>
-                <w:bCs/>
-                <w:sz w:val="20"/>
-                <w:szCs w:val="20"/>
-              </w:rPr>
-              <w:t>]] [[/</w:t>
-            </w:r>
-            <w:proofErr w:type="spellStart"/>
-            <w:r>
-              <w:rPr>
-                <w:rFonts w:cstheme="minorHAnsi"/>
-                <w:b/>
-                <w:bCs/>
-                <w:sz w:val="20"/>
-                <w:szCs w:val="20"/>
-              </w:rPr>
-              <w:t>tabla_priorizada</w:t>
-            </w:r>
-            <w:proofErr w:type="spellEnd"/>
-            <w:r>
-              <w:rPr>
-                <w:rFonts w:cstheme="minorHAnsi"/>
-                <w:b/>
-                <w:bCs/>
-                <w:sz w:val="20"/>
-                <w:szCs w:val="20"/>
-              </w:rPr>
-              <w:t>]]</w:t>
+              <w:t>]] [[/tabla_priorizada]]</w:t>
             </w:r>
           </w:p>
         </w:tc>
@@ -3349,27 +3273,7 @@
                 <w:sz w:val="20"/>
                 <w:szCs w:val="20"/>
               </w:rPr>
-              <w:t xml:space="preserve">. </w:t>
-            </w:r>
-            <w:proofErr w:type="gramStart"/>
-            <w:r>
-              <w:rPr>
-                <w:rFonts w:cstheme="minorHAnsi"/>
-                <w:b/>
-                <w:sz w:val="20"/>
-                <w:szCs w:val="20"/>
-              </w:rPr>
-              <w:t>LINK</w:t>
-            </w:r>
-            <w:proofErr w:type="gramEnd"/>
-            <w:r>
-              <w:rPr>
-                <w:rFonts w:cstheme="minorHAnsi"/>
-                <w:b/>
-                <w:sz w:val="20"/>
-                <w:szCs w:val="20"/>
-              </w:rPr>
-              <w:t xml:space="preserve"> FOTOGRAFÍAS</w:t>
+              <w:t>. LINK FOTOGRAFÍAS</w:t>
             </w:r>
           </w:p>
         </w:tc>
@@ -3403,7 +3307,6 @@
               </w:rPr>
               <w:t>[[</w:t>
             </w:r>
-            <w:proofErr w:type="spellStart"/>
             <w:r>
               <w:rPr>
                 <w:rFonts w:ascii="Calibri" w:eastAsia="Times New Roman" w:hAnsi="Calibri" w:cs="Calibri"/>
@@ -3414,7 +3317,6 @@
               </w:rPr>
               <w:t>enlace_fotos</w:t>
             </w:r>
-            <w:proofErr w:type="spellEnd"/>
             <w:r>
               <w:rPr>
                 <w:rFonts w:ascii="Calibri" w:eastAsia="Times New Roman" w:hAnsi="Calibri" w:cs="Calibri"/>
